--- a/operations-requirements/downloads/04_销售机会 PRD.docx
+++ b/operations-requirements/downloads/04_销售机会 PRD.docx
@@ -436,6 +436,68 @@
     </w:p>
     <w:p>
       <w:pPr>
+        <w:pStyle w:val="Heading2"/>
+      </w:pPr>
+      <w:r>
+        <w:t>1.1 原型界面依据</w:t>
+      </w:r>
+    </w:p>
+    <w:p>
+      <w:r>
+        <w:t>以下截图直接取自 AiwaBot产品原型-v3.2.html，用于核对页面布局、入口、字段和操作位置。</w:t>
+      </w:r>
+    </w:p>
+    <w:p>
+      <w:pPr>
+        <w:keepNext/>
+        <w:jc w:val="center"/>
+      </w:pPr>
+      <w:r>
+        <w:drawing>
+          <wp:inline xmlns:a="http://schemas.openxmlformats.org/drawingml/2006/main" xmlns:pic="http://schemas.openxmlformats.org/drawingml/2006/picture">
+            <wp:extent cx="6355080" cy="3574732"/>
+            <wp:docPr id="1" name="Picture 1"/>
+            <wp:cNvGraphicFramePr>
+              <a:graphicFrameLocks noChangeAspect="1"/>
+            </wp:cNvGraphicFramePr>
+            <a:graphic>
+              <a:graphicData uri="http://schemas.openxmlformats.org/drawingml/2006/picture">
+                <pic:pic>
+                  <pic:nvPicPr>
+                    <pic:cNvPr id="0" name="ops-04-opportunities.png"/>
+                    <pic:cNvPicPr/>
+                  </pic:nvPicPr>
+                  <pic:blipFill>
+                    <a:blip r:embed="rId11"/>
+                    <a:stretch>
+                      <a:fillRect/>
+                    </a:stretch>
+                  </pic:blipFill>
+                  <pic:spPr>
+                    <a:xfrm>
+                      <a:off x="0" y="0"/>
+                      <a:ext cx="6355080" cy="3574732"/>
+                    </a:xfrm>
+                    <a:prstGeom prst="rect"/>
+                  </pic:spPr>
+                </pic:pic>
+              </a:graphicData>
+            </a:graphic>
+          </wp:inline>
+        </w:drawing>
+      </w:r>
+    </w:p>
+    <w:p>
+      <w:pPr>
+        <w:pStyle w:val="Caption"/>
+        <w:jc w:val="center"/>
+      </w:pPr>
+      <w:r>
+        <w:t>图 4-1  销售机会列表与阶段管理</w:t>
+      </w:r>
+    </w:p>
+    <w:p>
+      <w:pPr>
         <w:pStyle w:val="Heading1"/>
       </w:pPr>
       <w:r>
@@ -9857,7 +9919,7 @@
         <w:drawing>
           <wp:inline xmlns:a="http://schemas.openxmlformats.org/drawingml/2006/main" xmlns:pic="http://schemas.openxmlformats.org/drawingml/2006/picture">
             <wp:extent cx="6080760" cy="2322850"/>
-            <wp:docPr id="1" name="Picture 1"/>
+            <wp:docPr id="2" name="Picture 2"/>
             <wp:cNvGraphicFramePr>
               <a:graphicFrameLocks noChangeAspect="1"/>
             </wp:cNvGraphicFramePr>
@@ -9869,7 +9931,7 @@
                     <pic:cNvPicPr/>
                   </pic:nvPicPr>
                   <pic:blipFill>
-                    <a:blip r:embed="rId11"/>
+                    <a:blip r:embed="rId12"/>
                     <a:stretch>
                       <a:fillRect/>
                     </a:stretch>

--- a/operations-requirements/downloads/04_销售机会 PRD.docx
+++ b/operations-requirements/downloads/04_销售机会 PRD.docx
@@ -38,7 +38,7 @@
           <w:color w:val="2E74B5"/>
           <w:sz w:val="20"/>
         </w:rPr>
-        <w:t>OS-OPS-PRD-04  |  V2.0  |  2026-09-08</w:t>
+        <w:t>OS-OPS-PRD-04  |  V2.2  |  2026-09-09</w:t>
       </w:r>
     </w:p>
     <w:p>
@@ -366,7 +366,7 @@
                 <w:color w:val="1F2937"/>
                 <w:sz w:val="18"/>
               </w:rPr>
-              <w:t>V2.0  2026-09-08</w:t>
+              <w:t>V2.2  2026-09-09</w:t>
             </w:r>
           </w:p>
         </w:tc>
@@ -444,56 +444,7 @@
     </w:p>
     <w:p>
       <w:r>
-        <w:t>以下截图直接取自 AiwaBot产品原型-v3.2.html，用于核对页面布局、入口、字段和操作位置。</w:t>
-      </w:r>
-    </w:p>
-    <w:p>
-      <w:pPr>
-        <w:keepNext/>
-        <w:jc w:val="center"/>
-      </w:pPr>
-      <w:r>
-        <w:drawing>
-          <wp:inline xmlns:a="http://schemas.openxmlformats.org/drawingml/2006/main" xmlns:pic="http://schemas.openxmlformats.org/drawingml/2006/picture">
-            <wp:extent cx="6355080" cy="3574732"/>
-            <wp:docPr id="1" name="Picture 1"/>
-            <wp:cNvGraphicFramePr>
-              <a:graphicFrameLocks noChangeAspect="1"/>
-            </wp:cNvGraphicFramePr>
-            <a:graphic>
-              <a:graphicData uri="http://schemas.openxmlformats.org/drawingml/2006/picture">
-                <pic:pic>
-                  <pic:nvPicPr>
-                    <pic:cNvPr id="0" name="ops-04-opportunities.png"/>
-                    <pic:cNvPicPr/>
-                  </pic:nvPicPr>
-                  <pic:blipFill>
-                    <a:blip r:embed="rId11"/>
-                    <a:stretch>
-                      <a:fillRect/>
-                    </a:stretch>
-                  </pic:blipFill>
-                  <pic:spPr>
-                    <a:xfrm>
-                      <a:off x="0" y="0"/>
-                      <a:ext cx="6355080" cy="3574732"/>
-                    </a:xfrm>
-                    <a:prstGeom prst="rect"/>
-                  </pic:spPr>
-                </pic:pic>
-              </a:graphicData>
-            </a:graphic>
-          </wp:inline>
-        </w:drawing>
-      </w:r>
-    </w:p>
-    <w:p>
-      <w:pPr>
-        <w:pStyle w:val="Caption"/>
-        <w:jc w:val="center"/>
-      </w:pPr>
-      <w:r>
-        <w:t>图 4-1  销售机会列表与阶段管理</w:t>
+        <w:t>本模块界面直接取自 AiwaBot产品原型-v3.2.html。真实截图及其与功能点的对应关系见第2.1节。</w:t>
       </w:r>
     </w:p>
     <w:p>
@@ -1011,6 +962,370 @@
                 <w:sz w:val="17"/>
               </w:rPr>
               <w:t>按白名单调用；不可获得交互式管理员权限</w:t>
+            </w:r>
+          </w:p>
+        </w:tc>
+      </w:tr>
+    </w:tbl>
+    <w:p>
+      <w:pPr>
+        <w:spacing w:after="0"/>
+      </w:pPr>
+    </w:p>
+    <w:p>
+      <w:pPr>
+        <w:pStyle w:val="Heading2"/>
+      </w:pPr>
+      <w:r>
+        <w:t>2.1 界面与功能对应说明</w:t>
+      </w:r>
+    </w:p>
+    <w:p>
+      <w:r>
+        <w:t>本节把原型中的真实界面与功能点逐一对应。截图用于确定页面区域、入口和交互位置；字段校验、状态变化和服务端处理以本PRD后续功能规格为准。</w:t>
+      </w:r>
+    </w:p>
+    <w:p>
+      <w:pPr>
+        <w:jc w:val="center"/>
+      </w:pPr>
+      <w:r>
+        <w:drawing>
+          <wp:inline xmlns:a="http://schemas.openxmlformats.org/drawingml/2006/main" xmlns:pic="http://schemas.openxmlformats.org/drawingml/2006/picture">
+            <wp:extent cx="6172200" cy="3471862"/>
+            <wp:docPr id="1" name="Picture 1"/>
+            <wp:cNvGraphicFramePr>
+              <a:graphicFrameLocks noChangeAspect="1"/>
+            </wp:cNvGraphicFramePr>
+            <a:graphic>
+              <a:graphicData uri="http://schemas.openxmlformats.org/drawingml/2006/picture">
+                <pic:pic>
+                  <pic:nvPicPr>
+                    <pic:cNvPr id="0" name="ops-04-opportunities.png"/>
+                    <pic:cNvPicPr/>
+                  </pic:nvPicPr>
+                  <pic:blipFill>
+                    <a:blip r:embed="rId11"/>
+                    <a:stretch>
+                      <a:fillRect/>
+                    </a:stretch>
+                  </pic:blipFill>
+                  <pic:spPr>
+                    <a:xfrm>
+                      <a:off x="0" y="0"/>
+                      <a:ext cx="6172200" cy="3471862"/>
+                    </a:xfrm>
+                    <a:prstGeom prst="rect"/>
+                  </pic:spPr>
+                </pic:pic>
+              </a:graphicData>
+            </a:graphic>
+          </wp:inline>
+        </w:drawing>
+      </w:r>
+    </w:p>
+    <w:p>
+      <w:pPr>
+        <w:pStyle w:val="Caption"/>
+        <w:jc w:val="center"/>
+      </w:pPr>
+      <w:r>
+        <w:t>图 2-1  销售机会列表与阶段管理</w:t>
+      </w:r>
+    </w:p>
+    <w:tbl>
+      <w:tblPr>
+        <w:tblStyle w:val="TableGrid"/>
+        <w:tblW w:type="dxa" w:w="10224"/>
+        <w:jc w:val="center"/>
+        <w:tblLayout w:type="fixed"/>
+        <w:tblLook w:firstColumn="1" w:firstRow="1" w:lastColumn="0" w:lastRow="0" w:noHBand="0" w:noVBand="1" w:val="04A0"/>
+      </w:tblPr>
+      <w:tblGrid>
+        <w:gridCol w:w="1944"/>
+        <w:gridCol w:w="8280"/>
+      </w:tblGrid>
+      <w:tr>
+        <w:trPr>
+          <w:tblHeader/>
+        </w:trPr>
+        <w:tc>
+          <w:tcPr>
+            <w:tcW w:type="dxa" w:w="1944"/>
+            <w:shd w:fill="17365D"/>
+            <w:tcMar>
+              <w:top w:w="75" w:type="dxa"/>
+              <w:start w:w="100" w:type="dxa"/>
+              <w:bottom w:w="75" w:type="dxa"/>
+              <w:end w:w="100" w:type="dxa"/>
+            </w:tcMar>
+            <w:vAlign w:val="center"/>
+          </w:tcPr>
+          <w:p>
+            <w:r>
+              <w:rPr>
+                <w:rFonts w:ascii="Calibri" w:hAnsi="Calibri" w:eastAsia="Microsoft YaHei"/>
+                <w:b/>
+                <w:color w:val="FFFFFF"/>
+                <w:sz w:val="16"/>
+              </w:rPr>
+              <w:t>说明项</w:t>
+            </w:r>
+          </w:p>
+        </w:tc>
+        <w:tc>
+          <w:tcPr>
+            <w:tcW w:type="dxa" w:w="8280"/>
+            <w:shd w:fill="17365D"/>
+            <w:tcMar>
+              <w:top w:w="75" w:type="dxa"/>
+              <w:start w:w="100" w:type="dxa"/>
+              <w:bottom w:w="75" w:type="dxa"/>
+              <w:end w:w="100" w:type="dxa"/>
+            </w:tcMar>
+            <w:vAlign w:val="center"/>
+          </w:tcPr>
+          <w:p>
+            <w:r>
+              <w:rPr>
+                <w:rFonts w:ascii="Calibri" w:hAnsi="Calibri" w:eastAsia="Microsoft YaHei"/>
+                <w:b/>
+                <w:color w:val="FFFFFF"/>
+                <w:sz w:val="16"/>
+              </w:rPr>
+              <w:t>界面辅助说明</w:t>
+            </w:r>
+          </w:p>
+        </w:tc>
+      </w:tr>
+      <w:tr>
+        <w:trPr>
+          <w:cantSplit/>
+        </w:trPr>
+        <w:tc>
+          <w:tcPr>
+            <w:tcW w:type="dxa" w:w="1944"/>
+            <w:tcMar>
+              <w:top w:w="75" w:type="dxa"/>
+              <w:start w:w="100" w:type="dxa"/>
+              <w:bottom w:w="75" w:type="dxa"/>
+              <w:end w:w="100" w:type="dxa"/>
+            </w:tcMar>
+            <w:vAlign w:val="center"/>
+          </w:tcPr>
+          <w:p>
+            <w:pPr>
+              <w:spacing w:after="0" w:line="259" w:lineRule="auto"/>
+            </w:pPr>
+            <w:r>
+              <w:rPr>
+                <w:rFonts w:ascii="Calibri" w:hAnsi="Calibri" w:eastAsia="Microsoft YaHei"/>
+                <w:b w:val="0"/>
+                <w:color w:val="1F2937"/>
+                <w:sz w:val="16"/>
+              </w:rPr>
+              <w:t>对应功能点</w:t>
+            </w:r>
+          </w:p>
+        </w:tc>
+        <w:tc>
+          <w:tcPr>
+            <w:tcW w:type="dxa" w:w="8280"/>
+            <w:tcMar>
+              <w:top w:w="75" w:type="dxa"/>
+              <w:start w:w="100" w:type="dxa"/>
+              <w:bottom w:w="75" w:type="dxa"/>
+              <w:end w:w="100" w:type="dxa"/>
+            </w:tcMar>
+            <w:vAlign w:val="center"/>
+          </w:tcPr>
+          <w:p>
+            <w:pPr>
+              <w:spacing w:after="0" w:line="259" w:lineRule="auto"/>
+            </w:pPr>
+            <w:r>
+              <w:rPr>
+                <w:rFonts w:ascii="Calibri" w:hAnsi="Calibri" w:eastAsia="Microsoft YaHei"/>
+                <w:b w:val="0"/>
+                <w:color w:val="1F2937"/>
+                <w:sz w:val="16"/>
+              </w:rPr>
+              <w:t>OS-OPS-PRD-04-FP01 新增销售机会；OS-OPS-PRD-04-FP02 更新阶段；OS-OPS-PRD-04-FP03 维护报价；OS-OPS-PRD-04-FP04 转销售订单；OS-OPS-PRD-04-FP05 关闭机会</w:t>
+            </w:r>
+          </w:p>
+        </w:tc>
+      </w:tr>
+      <w:tr>
+        <w:trPr>
+          <w:cantSplit/>
+        </w:trPr>
+        <w:tc>
+          <w:tcPr>
+            <w:tcW w:type="dxa" w:w="1944"/>
+            <w:tcMar>
+              <w:top w:w="75" w:type="dxa"/>
+              <w:start w:w="100" w:type="dxa"/>
+              <w:bottom w:w="75" w:type="dxa"/>
+              <w:end w:w="100" w:type="dxa"/>
+            </w:tcMar>
+            <w:vAlign w:val="center"/>
+            <w:shd w:fill="F4F7FB"/>
+          </w:tcPr>
+          <w:p>
+            <w:pPr>
+              <w:spacing w:after="0" w:line="259" w:lineRule="auto"/>
+            </w:pPr>
+            <w:r>
+              <w:rPr>
+                <w:rFonts w:ascii="Calibri" w:hAnsi="Calibri" w:eastAsia="Microsoft YaHei"/>
+                <w:b w:val="0"/>
+                <w:color w:val="1F2937"/>
+                <w:sz w:val="16"/>
+              </w:rPr>
+              <w:t>页面区域</w:t>
+            </w:r>
+          </w:p>
+        </w:tc>
+        <w:tc>
+          <w:tcPr>
+            <w:tcW w:type="dxa" w:w="8280"/>
+            <w:tcMar>
+              <w:top w:w="75" w:type="dxa"/>
+              <w:start w:w="100" w:type="dxa"/>
+              <w:bottom w:w="75" w:type="dxa"/>
+              <w:end w:w="100" w:type="dxa"/>
+            </w:tcMar>
+            <w:vAlign w:val="center"/>
+            <w:shd w:fill="F4F7FB"/>
+          </w:tcPr>
+          <w:p>
+            <w:pPr>
+              <w:spacing w:after="0" w:line="259" w:lineRule="auto"/>
+            </w:pPr>
+            <w:r>
+              <w:rPr>
+                <w:rFonts w:ascii="Calibri" w:hAnsi="Calibri" w:eastAsia="Microsoft YaHei"/>
+                <w:b w:val="0"/>
+                <w:color w:val="1F2937"/>
+                <w:sz w:val="16"/>
+              </w:rPr>
+              <w:t>销售机会列表与阶段管理由查询条件、结果列表、状态标识、行级操作和分页区组成。</w:t>
+            </w:r>
+          </w:p>
+        </w:tc>
+      </w:tr>
+      <w:tr>
+        <w:trPr>
+          <w:cantSplit/>
+        </w:trPr>
+        <w:tc>
+          <w:tcPr>
+            <w:tcW w:type="dxa" w:w="1944"/>
+            <w:tcMar>
+              <w:top w:w="75" w:type="dxa"/>
+              <w:start w:w="100" w:type="dxa"/>
+              <w:bottom w:w="75" w:type="dxa"/>
+              <w:end w:w="100" w:type="dxa"/>
+            </w:tcMar>
+            <w:vAlign w:val="center"/>
+          </w:tcPr>
+          <w:p>
+            <w:pPr>
+              <w:spacing w:after="0" w:line="259" w:lineRule="auto"/>
+            </w:pPr>
+            <w:r>
+              <w:rPr>
+                <w:rFonts w:ascii="Calibri" w:hAnsi="Calibri" w:eastAsia="Microsoft YaHei"/>
+                <w:b w:val="0"/>
+                <w:color w:val="1F2937"/>
+                <w:sz w:val="16"/>
+              </w:rPr>
+              <w:t>交互要求</w:t>
+            </w:r>
+          </w:p>
+        </w:tc>
+        <w:tc>
+          <w:tcPr>
+            <w:tcW w:type="dxa" w:w="8280"/>
+            <w:tcMar>
+              <w:top w:w="75" w:type="dxa"/>
+              <w:start w:w="100" w:type="dxa"/>
+              <w:bottom w:w="75" w:type="dxa"/>
+              <w:end w:w="100" w:type="dxa"/>
+            </w:tcMar>
+            <w:vAlign w:val="center"/>
+          </w:tcPr>
+          <w:p>
+            <w:pPr>
+              <w:spacing w:after="0" w:line="259" w:lineRule="auto"/>
+            </w:pPr>
+            <w:r>
+              <w:rPr>
+                <w:rFonts w:ascii="Calibri" w:hAnsi="Calibri" w:eastAsia="Microsoft YaHei"/>
+                <w:b w:val="0"/>
+                <w:color w:val="1F2937"/>
+                <w:sz w:val="16"/>
+              </w:rPr>
+              <w:t>查询条件可组合、重置并在返回时保留；列表与导出共用同一数据范围；按钮依据权限、状态和allowedActions显示。</w:t>
+            </w:r>
+          </w:p>
+        </w:tc>
+      </w:tr>
+      <w:tr>
+        <w:trPr>
+          <w:cantSplit/>
+        </w:trPr>
+        <w:tc>
+          <w:tcPr>
+            <w:tcW w:type="dxa" w:w="1944"/>
+            <w:tcMar>
+              <w:top w:w="75" w:type="dxa"/>
+              <w:start w:w="100" w:type="dxa"/>
+              <w:bottom w:w="75" w:type="dxa"/>
+              <w:end w:w="100" w:type="dxa"/>
+            </w:tcMar>
+            <w:vAlign w:val="center"/>
+            <w:shd w:fill="F4F7FB"/>
+          </w:tcPr>
+          <w:p>
+            <w:pPr>
+              <w:spacing w:after="0" w:line="259" w:lineRule="auto"/>
+            </w:pPr>
+            <w:r>
+              <w:rPr>
+                <w:rFonts w:ascii="Calibri" w:hAnsi="Calibri" w:eastAsia="Microsoft YaHei"/>
+                <w:b w:val="0"/>
+                <w:color w:val="1F2937"/>
+                <w:sz w:val="16"/>
+              </w:rPr>
+              <w:t>状态与权限</w:t>
+            </w:r>
+          </w:p>
+        </w:tc>
+        <w:tc>
+          <w:tcPr>
+            <w:tcW w:type="dxa" w:w="8280"/>
+            <w:tcMar>
+              <w:top w:w="75" w:type="dxa"/>
+              <w:start w:w="100" w:type="dxa"/>
+              <w:bottom w:w="75" w:type="dxa"/>
+              <w:end w:w="100" w:type="dxa"/>
+            </w:tcMar>
+            <w:vAlign w:val="center"/>
+            <w:shd w:fill="F4F7FB"/>
+          </w:tcPr>
+          <w:p>
+            <w:pPr>
+              <w:spacing w:after="0" w:line="259" w:lineRule="auto"/>
+            </w:pPr>
+            <w:r>
+              <w:rPr>
+                <w:rFonts w:ascii="Calibri" w:hAnsi="Calibri" w:eastAsia="Microsoft YaHei"/>
+                <w:b w:val="0"/>
+                <w:color w:val="1F2937"/>
+                <w:sz w:val="16"/>
+              </w:rPr>
+              <w:t>所有行级和详情动作由allowedActions控制；无权限时隐藏入口，直接调用接口仍返回403并记录审计。</w:t>
             </w:r>
           </w:p>
         </w:tc>
@@ -7812,7 +8127,7 @@
         <w:pStyle w:val="Heading1"/>
       </w:pPr>
       <w:r>
-        <w:t>6 操作与处理流程</w:t>
+        <w:t>6 功能点详细设计</w:t>
       </w:r>
     </w:p>
     <w:tbl>
@@ -7824,10 +8139,9 @@
         <w:tblLook w:firstColumn="1" w:firstRow="1" w:lastColumn="0" w:lastRow="0" w:noHBand="0" w:noVBand="1" w:val="04A0"/>
       </w:tblPr>
       <w:tblGrid>
-        <w:gridCol w:w="1512"/>
-        <w:gridCol w:w="1656"/>
-        <w:gridCol w:w="4320"/>
-        <w:gridCol w:w="2736"/>
+        <w:gridCol w:w="1800"/>
+        <w:gridCol w:w="2232"/>
+        <w:gridCol w:w="6192"/>
       </w:tblGrid>
       <w:tr>
         <w:trPr>
@@ -7835,7 +8149,7 @@
         </w:trPr>
         <w:tc>
           <w:tcPr>
-            <w:tcW w:type="dxa" w:w="1512"/>
+            <w:tcW w:type="dxa" w:w="1800"/>
             <w:shd w:fill="17365D"/>
             <w:tcMar>
               <w:top w:w="75" w:type="dxa"/>
@@ -7851,15 +8165,15 @@
                 <w:rFonts w:ascii="Calibri" w:hAnsi="Calibri" w:eastAsia="Microsoft YaHei"/>
                 <w:b/>
                 <w:color w:val="FFFFFF"/>
-                <w:sz w:val="15"/>
-              </w:rPr>
-              <w:t>操作ID</w:t>
-            </w:r>
-          </w:p>
-        </w:tc>
-        <w:tc>
-          <w:tcPr>
-            <w:tcW w:type="dxa" w:w="1656"/>
+                <w:sz w:val="16"/>
+              </w:rPr>
+              <w:t>功能编号</w:t>
+            </w:r>
+          </w:p>
+        </w:tc>
+        <w:tc>
+          <w:tcPr>
+            <w:tcW w:type="dxa" w:w="2232"/>
             <w:shd w:fill="17365D"/>
             <w:tcMar>
               <w:top w:w="75" w:type="dxa"/>
@@ -7875,15 +8189,15 @@
                 <w:rFonts w:ascii="Calibri" w:hAnsi="Calibri" w:eastAsia="Microsoft YaHei"/>
                 <w:b/>
                 <w:color w:val="FFFFFF"/>
-                <w:sz w:val="15"/>
-              </w:rPr>
-              <w:t>操作</w:t>
-            </w:r>
-          </w:p>
-        </w:tc>
-        <w:tc>
-          <w:tcPr>
-            <w:tcW w:type="dxa" w:w="4320"/>
+                <w:sz w:val="16"/>
+              </w:rPr>
+              <w:t>功能点</w:t>
+            </w:r>
+          </w:p>
+        </w:tc>
+        <w:tc>
+          <w:tcPr>
+            <w:tcW w:type="dxa" w:w="6192"/>
             <w:shd w:fill="17365D"/>
             <w:tcMar>
               <w:top w:w="75" w:type="dxa"/>
@@ -7899,33 +8213,9 @@
                 <w:rFonts w:ascii="Calibri" w:hAnsi="Calibri" w:eastAsia="Microsoft YaHei"/>
                 <w:b/>
                 <w:color w:val="FFFFFF"/>
-                <w:sz w:val="15"/>
-              </w:rPr>
-              <w:t>前置条件与系统处理</w:t>
-            </w:r>
-          </w:p>
-        </w:tc>
-        <w:tc>
-          <w:tcPr>
-            <w:tcW w:type="dxa" w:w="2736"/>
-            <w:shd w:fill="17365D"/>
-            <w:tcMar>
-              <w:top w:w="75" w:type="dxa"/>
-              <w:start w:w="100" w:type="dxa"/>
-              <w:bottom w:w="75" w:type="dxa"/>
-              <w:end w:w="100" w:type="dxa"/>
-            </w:tcMar>
-            <w:vAlign w:val="center"/>
-          </w:tcPr>
-          <w:p>
-            <w:r>
-              <w:rPr>
-                <w:rFonts w:ascii="Calibri" w:hAnsi="Calibri" w:eastAsia="Microsoft YaHei"/>
-                <w:b/>
-                <w:color w:val="FFFFFF"/>
-                <w:sz w:val="15"/>
-              </w:rPr>
-              <w:t>结果与失败处理</w:t>
+                <w:sz w:val="16"/>
+              </w:rPr>
+              <w:t>目标</w:t>
             </w:r>
           </w:p>
         </w:tc>
@@ -7936,51 +8226,51 @@
         </w:trPr>
         <w:tc>
           <w:tcPr>
-            <w:tcW w:type="dxa" w:w="1512"/>
-            <w:tcMar>
-              <w:top w:w="75" w:type="dxa"/>
-              <w:start w:w="100" w:type="dxa"/>
-              <w:bottom w:w="75" w:type="dxa"/>
-              <w:end w:w="100" w:type="dxa"/>
-            </w:tcMar>
-            <w:vAlign w:val="center"/>
-          </w:tcPr>
-          <w:p>
-            <w:pPr>
-              <w:spacing w:after="0" w:line="259" w:lineRule="auto"/>
-            </w:pPr>
-            <w:r>
-              <w:rPr>
-                <w:rFonts w:ascii="Calibri" w:hAnsi="Calibri" w:eastAsia="Microsoft YaHei"/>
-                <w:b w:val="0"/>
-                <w:color w:val="1F2937"/>
-                <w:sz w:val="15"/>
-              </w:rPr>
-              <w:t>OS-OPS-PRD-04-A01</w:t>
-            </w:r>
-          </w:p>
-        </w:tc>
-        <w:tc>
-          <w:tcPr>
-            <w:tcW w:type="dxa" w:w="1656"/>
-            <w:tcMar>
-              <w:top w:w="75" w:type="dxa"/>
-              <w:start w:w="100" w:type="dxa"/>
-              <w:bottom w:w="75" w:type="dxa"/>
-              <w:end w:w="100" w:type="dxa"/>
-            </w:tcMar>
-            <w:vAlign w:val="center"/>
-          </w:tcPr>
-          <w:p>
-            <w:pPr>
-              <w:spacing w:after="0" w:line="259" w:lineRule="auto"/>
-            </w:pPr>
-            <w:r>
-              <w:rPr>
-                <w:rFonts w:ascii="Calibri" w:hAnsi="Calibri" w:eastAsia="Microsoft YaHei"/>
-                <w:b w:val="0"/>
-                <w:color w:val="1F2937"/>
-                <w:sz w:val="15"/>
+            <w:tcW w:type="dxa" w:w="1800"/>
+            <w:tcMar>
+              <w:top w:w="75" w:type="dxa"/>
+              <w:start w:w="100" w:type="dxa"/>
+              <w:bottom w:w="75" w:type="dxa"/>
+              <w:end w:w="100" w:type="dxa"/>
+            </w:tcMar>
+            <w:vAlign w:val="center"/>
+          </w:tcPr>
+          <w:p>
+            <w:pPr>
+              <w:spacing w:after="0" w:line="259" w:lineRule="auto"/>
+            </w:pPr>
+            <w:r>
+              <w:rPr>
+                <w:rFonts w:ascii="Calibri" w:hAnsi="Calibri" w:eastAsia="Microsoft YaHei"/>
+                <w:b w:val="0"/>
+                <w:color w:val="1F2937"/>
+                <w:sz w:val="16"/>
+              </w:rPr>
+              <w:t>OS-OPS-PRD-04-FP01</w:t>
+            </w:r>
+          </w:p>
+        </w:tc>
+        <w:tc>
+          <w:tcPr>
+            <w:tcW w:type="dxa" w:w="2232"/>
+            <w:tcMar>
+              <w:top w:w="75" w:type="dxa"/>
+              <w:start w:w="100" w:type="dxa"/>
+              <w:bottom w:w="75" w:type="dxa"/>
+              <w:end w:w="100" w:type="dxa"/>
+            </w:tcMar>
+            <w:vAlign w:val="center"/>
+          </w:tcPr>
+          <w:p>
+            <w:pPr>
+              <w:spacing w:after="0" w:line="259" w:lineRule="auto"/>
+            </w:pPr>
+            <w:r>
+              <w:rPr>
+                <w:rFonts w:ascii="Calibri" w:hAnsi="Calibri" w:eastAsia="Microsoft YaHei"/>
+                <w:b w:val="0"/>
+                <w:color w:val="1F2937"/>
+                <w:sz w:val="16"/>
               </w:rPr>
               <w:t>新增销售机会</w:t>
             </w:r>
@@ -7988,53 +8278,27 @@
         </w:tc>
         <w:tc>
           <w:tcPr>
-            <w:tcW w:type="dxa" w:w="4320"/>
-            <w:tcMar>
-              <w:top w:w="75" w:type="dxa"/>
-              <w:start w:w="100" w:type="dxa"/>
-              <w:bottom w:w="75" w:type="dxa"/>
-              <w:end w:w="100" w:type="dxa"/>
-            </w:tcMar>
-            <w:vAlign w:val="center"/>
-          </w:tcPr>
-          <w:p>
-            <w:pPr>
-              <w:spacing w:after="0" w:line="259" w:lineRule="auto"/>
-            </w:pPr>
-            <w:r>
-              <w:rPr>
-                <w:rFonts w:ascii="Calibri" w:hAnsi="Calibri" w:eastAsia="Microsoft YaHei"/>
-                <w:b w:val="0"/>
-                <w:color w:val="1F2937"/>
-                <w:sz w:val="15"/>
+            <w:tcW w:type="dxa" w:w="6192"/>
+            <w:tcMar>
+              <w:top w:w="75" w:type="dxa"/>
+              <w:start w:w="100" w:type="dxa"/>
+              <w:bottom w:w="75" w:type="dxa"/>
+              <w:end w:w="100" w:type="dxa"/>
+            </w:tcMar>
+            <w:vAlign w:val="center"/>
+          </w:tcPr>
+          <w:p>
+            <w:pPr>
+              <w:spacing w:after="0" w:line="259" w:lineRule="auto"/>
+            </w:pPr>
+            <w:r>
+              <w:rPr>
+                <w:rFonts w:ascii="Calibri" w:hAnsi="Calibri" w:eastAsia="Microsoft YaHei"/>
+                <w:b w:val="0"/>
+                <w:color w:val="1F2937"/>
+                <w:sz w:val="16"/>
               </w:rPr>
               <w:t>必须选择来源线索或说明人工创建来源；继承可追溯字段并生成OP编号。</w:t>
-            </w:r>
-          </w:p>
-        </w:tc>
-        <w:tc>
-          <w:tcPr>
-            <w:tcW w:type="dxa" w:w="2736"/>
-            <w:tcMar>
-              <w:top w:w="75" w:type="dxa"/>
-              <w:start w:w="100" w:type="dxa"/>
-              <w:bottom w:w="75" w:type="dxa"/>
-              <w:end w:w="100" w:type="dxa"/>
-            </w:tcMar>
-            <w:vAlign w:val="center"/>
-          </w:tcPr>
-          <w:p>
-            <w:pPr>
-              <w:spacing w:after="0" w:line="259" w:lineRule="auto"/>
-            </w:pPr>
-            <w:r>
-              <w:rPr>
-                <w:rFonts w:ascii="Calibri" w:hAnsi="Calibri" w:eastAsia="Microsoft YaHei"/>
-                <w:b w:val="0"/>
-                <w:color w:val="1F2937"/>
-                <w:sz w:val="15"/>
-              </w:rPr>
-              <w:t>成功后刷新详情、allowedActions和时间线；失败保留输入并显示错误码。</w:t>
             </w:r>
           </w:p>
         </w:tc>
@@ -8045,7 +8309,7 @@
         </w:trPr>
         <w:tc>
           <w:tcPr>
-            <w:tcW w:type="dxa" w:w="1512"/>
+            <w:tcW w:type="dxa" w:w="1800"/>
             <w:tcMar>
               <w:top w:w="75" w:type="dxa"/>
               <w:start w:w="100" w:type="dxa"/>
@@ -8064,15 +8328,15 @@
                 <w:rFonts w:ascii="Calibri" w:hAnsi="Calibri" w:eastAsia="Microsoft YaHei"/>
                 <w:b w:val="0"/>
                 <w:color w:val="1F2937"/>
-                <w:sz w:val="15"/>
-              </w:rPr>
-              <w:t>OS-OPS-PRD-04-A02</w:t>
-            </w:r>
-          </w:p>
-        </w:tc>
-        <w:tc>
-          <w:tcPr>
-            <w:tcW w:type="dxa" w:w="1656"/>
+                <w:sz w:val="16"/>
+              </w:rPr>
+              <w:t>OS-OPS-PRD-04-FP02</w:t>
+            </w:r>
+          </w:p>
+        </w:tc>
+        <w:tc>
+          <w:tcPr>
+            <w:tcW w:type="dxa" w:w="2232"/>
             <w:tcMar>
               <w:top w:w="75" w:type="dxa"/>
               <w:start w:w="100" w:type="dxa"/>
@@ -8091,7 +8355,7 @@
                 <w:rFonts w:ascii="Calibri" w:hAnsi="Calibri" w:eastAsia="Microsoft YaHei"/>
                 <w:b w:val="0"/>
                 <w:color w:val="1F2937"/>
-                <w:sz w:val="15"/>
+                <w:sz w:val="16"/>
               </w:rPr>
               <w:t>更新阶段</w:t>
             </w:r>
@@ -8099,7 +8363,7 @@
         </w:tc>
         <w:tc>
           <w:tcPr>
-            <w:tcW w:type="dxa" w:w="4320"/>
+            <w:tcW w:type="dxa" w:w="6192"/>
             <w:tcMar>
               <w:top w:w="75" w:type="dxa"/>
               <w:start w:w="100" w:type="dxa"/>
@@ -8118,36 +8382,9 @@
                 <w:rFonts w:ascii="Calibri" w:hAnsi="Calibri" w:eastAsia="Microsoft YaHei"/>
                 <w:b w:val="0"/>
                 <w:color w:val="1F2937"/>
-                <w:sz w:val="15"/>
+                <w:sz w:val="16"/>
               </w:rPr>
               <w:t>阶段前进需满足必填条件；回退必须填写原因。</w:t>
-            </w:r>
-          </w:p>
-        </w:tc>
-        <w:tc>
-          <w:tcPr>
-            <w:tcW w:type="dxa" w:w="2736"/>
-            <w:tcMar>
-              <w:top w:w="75" w:type="dxa"/>
-              <w:start w:w="100" w:type="dxa"/>
-              <w:bottom w:w="75" w:type="dxa"/>
-              <w:end w:w="100" w:type="dxa"/>
-            </w:tcMar>
-            <w:vAlign w:val="center"/>
-            <w:shd w:fill="F4F7FB"/>
-          </w:tcPr>
-          <w:p>
-            <w:pPr>
-              <w:spacing w:after="0" w:line="259" w:lineRule="auto"/>
-            </w:pPr>
-            <w:r>
-              <w:rPr>
-                <w:rFonts w:ascii="Calibri" w:hAnsi="Calibri" w:eastAsia="Microsoft YaHei"/>
-                <w:b w:val="0"/>
-                <w:color w:val="1F2937"/>
-                <w:sz w:val="15"/>
-              </w:rPr>
-              <w:t>成功后刷新详情、allowedActions和时间线；失败保留输入并显示错误码。</w:t>
             </w:r>
           </w:p>
         </w:tc>
@@ -8158,51 +8395,51 @@
         </w:trPr>
         <w:tc>
           <w:tcPr>
-            <w:tcW w:type="dxa" w:w="1512"/>
-            <w:tcMar>
-              <w:top w:w="75" w:type="dxa"/>
-              <w:start w:w="100" w:type="dxa"/>
-              <w:bottom w:w="75" w:type="dxa"/>
-              <w:end w:w="100" w:type="dxa"/>
-            </w:tcMar>
-            <w:vAlign w:val="center"/>
-          </w:tcPr>
-          <w:p>
-            <w:pPr>
-              <w:spacing w:after="0" w:line="259" w:lineRule="auto"/>
-            </w:pPr>
-            <w:r>
-              <w:rPr>
-                <w:rFonts w:ascii="Calibri" w:hAnsi="Calibri" w:eastAsia="Microsoft YaHei"/>
-                <w:b w:val="0"/>
-                <w:color w:val="1F2937"/>
-                <w:sz w:val="15"/>
-              </w:rPr>
-              <w:t>OS-OPS-PRD-04-A03</w:t>
-            </w:r>
-          </w:p>
-        </w:tc>
-        <w:tc>
-          <w:tcPr>
-            <w:tcW w:type="dxa" w:w="1656"/>
-            <w:tcMar>
-              <w:top w:w="75" w:type="dxa"/>
-              <w:start w:w="100" w:type="dxa"/>
-              <w:bottom w:w="75" w:type="dxa"/>
-              <w:end w:w="100" w:type="dxa"/>
-            </w:tcMar>
-            <w:vAlign w:val="center"/>
-          </w:tcPr>
-          <w:p>
-            <w:pPr>
-              <w:spacing w:after="0" w:line="259" w:lineRule="auto"/>
-            </w:pPr>
-            <w:r>
-              <w:rPr>
-                <w:rFonts w:ascii="Calibri" w:hAnsi="Calibri" w:eastAsia="Microsoft YaHei"/>
-                <w:b w:val="0"/>
-                <w:color w:val="1F2937"/>
-                <w:sz w:val="15"/>
+            <w:tcW w:type="dxa" w:w="1800"/>
+            <w:tcMar>
+              <w:top w:w="75" w:type="dxa"/>
+              <w:start w:w="100" w:type="dxa"/>
+              <w:bottom w:w="75" w:type="dxa"/>
+              <w:end w:w="100" w:type="dxa"/>
+            </w:tcMar>
+            <w:vAlign w:val="center"/>
+          </w:tcPr>
+          <w:p>
+            <w:pPr>
+              <w:spacing w:after="0" w:line="259" w:lineRule="auto"/>
+            </w:pPr>
+            <w:r>
+              <w:rPr>
+                <w:rFonts w:ascii="Calibri" w:hAnsi="Calibri" w:eastAsia="Microsoft YaHei"/>
+                <w:b w:val="0"/>
+                <w:color w:val="1F2937"/>
+                <w:sz w:val="16"/>
+              </w:rPr>
+              <w:t>OS-OPS-PRD-04-FP03</w:t>
+            </w:r>
+          </w:p>
+        </w:tc>
+        <w:tc>
+          <w:tcPr>
+            <w:tcW w:type="dxa" w:w="2232"/>
+            <w:tcMar>
+              <w:top w:w="75" w:type="dxa"/>
+              <w:start w:w="100" w:type="dxa"/>
+              <w:bottom w:w="75" w:type="dxa"/>
+              <w:end w:w="100" w:type="dxa"/>
+            </w:tcMar>
+            <w:vAlign w:val="center"/>
+          </w:tcPr>
+          <w:p>
+            <w:pPr>
+              <w:spacing w:after="0" w:line="259" w:lineRule="auto"/>
+            </w:pPr>
+            <w:r>
+              <w:rPr>
+                <w:rFonts w:ascii="Calibri" w:hAnsi="Calibri" w:eastAsia="Microsoft YaHei"/>
+                <w:b w:val="0"/>
+                <w:color w:val="1F2937"/>
+                <w:sz w:val="16"/>
               </w:rPr>
               <w:t>维护报价</w:t>
             </w:r>
@@ -8210,53 +8447,27 @@
         </w:tc>
         <w:tc>
           <w:tcPr>
-            <w:tcW w:type="dxa" w:w="4320"/>
-            <w:tcMar>
-              <w:top w:w="75" w:type="dxa"/>
-              <w:start w:w="100" w:type="dxa"/>
-              <w:bottom w:w="75" w:type="dxa"/>
-              <w:end w:w="100" w:type="dxa"/>
-            </w:tcMar>
-            <w:vAlign w:val="center"/>
-          </w:tcPr>
-          <w:p>
-            <w:pPr>
-              <w:spacing w:after="0" w:line="259" w:lineRule="auto"/>
-            </w:pPr>
-            <w:r>
-              <w:rPr>
-                <w:rFonts w:ascii="Calibri" w:hAnsi="Calibri" w:eastAsia="Microsoft YaHei"/>
-                <w:b w:val="0"/>
-                <w:color w:val="1F2937"/>
-                <w:sz w:val="15"/>
+            <w:tcW w:type="dxa" w:w="6192"/>
+            <w:tcMar>
+              <w:top w:w="75" w:type="dxa"/>
+              <w:start w:w="100" w:type="dxa"/>
+              <w:bottom w:w="75" w:type="dxa"/>
+              <w:end w:w="100" w:type="dxa"/>
+            </w:tcMar>
+            <w:vAlign w:val="center"/>
+          </w:tcPr>
+          <w:p>
+            <w:pPr>
+              <w:spacing w:after="0" w:line="259" w:lineRule="auto"/>
+            </w:pPr>
+            <w:r>
+              <w:rPr>
+                <w:rFonts w:ascii="Calibri" w:hAnsi="Calibri" w:eastAsia="Microsoft YaHei"/>
+                <w:b w:val="0"/>
+                <w:color w:val="1F2937"/>
+                <w:sz w:val="16"/>
               </w:rPr>
               <w:t>保存价格、折扣、有效期和报价版本，旧版本只读。</w:t>
-            </w:r>
-          </w:p>
-        </w:tc>
-        <w:tc>
-          <w:tcPr>
-            <w:tcW w:type="dxa" w:w="2736"/>
-            <w:tcMar>
-              <w:top w:w="75" w:type="dxa"/>
-              <w:start w:w="100" w:type="dxa"/>
-              <w:bottom w:w="75" w:type="dxa"/>
-              <w:end w:w="100" w:type="dxa"/>
-            </w:tcMar>
-            <w:vAlign w:val="center"/>
-          </w:tcPr>
-          <w:p>
-            <w:pPr>
-              <w:spacing w:after="0" w:line="259" w:lineRule="auto"/>
-            </w:pPr>
-            <w:r>
-              <w:rPr>
-                <w:rFonts w:ascii="Calibri" w:hAnsi="Calibri" w:eastAsia="Microsoft YaHei"/>
-                <w:b w:val="0"/>
-                <w:color w:val="1F2937"/>
-                <w:sz w:val="15"/>
-              </w:rPr>
-              <w:t>成功后刷新详情、allowedActions和时间线；失败保留输入并显示错误码。</w:t>
             </w:r>
           </w:p>
         </w:tc>
@@ -8267,7 +8478,7 @@
         </w:trPr>
         <w:tc>
           <w:tcPr>
-            <w:tcW w:type="dxa" w:w="1512"/>
+            <w:tcW w:type="dxa" w:w="1800"/>
             <w:tcMar>
               <w:top w:w="75" w:type="dxa"/>
               <w:start w:w="100" w:type="dxa"/>
@@ -8286,15 +8497,15 @@
                 <w:rFonts w:ascii="Calibri" w:hAnsi="Calibri" w:eastAsia="Microsoft YaHei"/>
                 <w:b w:val="0"/>
                 <w:color w:val="1F2937"/>
-                <w:sz w:val="15"/>
-              </w:rPr>
-              <w:t>OS-OPS-PRD-04-A04</w:t>
-            </w:r>
-          </w:p>
-        </w:tc>
-        <w:tc>
-          <w:tcPr>
-            <w:tcW w:type="dxa" w:w="1656"/>
+                <w:sz w:val="16"/>
+              </w:rPr>
+              <w:t>OS-OPS-PRD-04-FP04</w:t>
+            </w:r>
+          </w:p>
+        </w:tc>
+        <w:tc>
+          <w:tcPr>
+            <w:tcW w:type="dxa" w:w="2232"/>
             <w:tcMar>
               <w:top w:w="75" w:type="dxa"/>
               <w:start w:w="100" w:type="dxa"/>
@@ -8313,7 +8524,7 @@
                 <w:rFonts w:ascii="Calibri" w:hAnsi="Calibri" w:eastAsia="Microsoft YaHei"/>
                 <w:b w:val="0"/>
                 <w:color w:val="1F2937"/>
-                <w:sz w:val="15"/>
+                <w:sz w:val="16"/>
               </w:rPr>
               <w:t>转销售订单</w:t>
             </w:r>
@@ -8321,7 +8532,7 @@
         </w:tc>
         <w:tc>
           <w:tcPr>
-            <w:tcW w:type="dxa" w:w="4320"/>
+            <w:tcW w:type="dxa" w:w="6192"/>
             <w:tcMar>
               <w:top w:w="75" w:type="dxa"/>
               <w:start w:w="100" w:type="dxa"/>
@@ -8340,36 +8551,9 @@
                 <w:rFonts w:ascii="Calibri" w:hAnsi="Calibri" w:eastAsia="Microsoft YaHei"/>
                 <w:b w:val="0"/>
                 <w:color w:val="1F2937"/>
-                <w:sz w:val="15"/>
+                <w:sz w:val="16"/>
               </w:rPr>
               <w:t>仅方案报价或商务确认阶段可执行，校验客户、产品、库存、金额和审批。</w:t>
-            </w:r>
-          </w:p>
-        </w:tc>
-        <w:tc>
-          <w:tcPr>
-            <w:tcW w:type="dxa" w:w="2736"/>
-            <w:tcMar>
-              <w:top w:w="75" w:type="dxa"/>
-              <w:start w:w="100" w:type="dxa"/>
-              <w:bottom w:w="75" w:type="dxa"/>
-              <w:end w:w="100" w:type="dxa"/>
-            </w:tcMar>
-            <w:vAlign w:val="center"/>
-            <w:shd w:fill="F4F7FB"/>
-          </w:tcPr>
-          <w:p>
-            <w:pPr>
-              <w:spacing w:after="0" w:line="259" w:lineRule="auto"/>
-            </w:pPr>
-            <w:r>
-              <w:rPr>
-                <w:rFonts w:ascii="Calibri" w:hAnsi="Calibri" w:eastAsia="Microsoft YaHei"/>
-                <w:b w:val="0"/>
-                <w:color w:val="1F2937"/>
-                <w:sz w:val="15"/>
-              </w:rPr>
-              <w:t>成功后刷新详情、allowedActions和时间线；失败保留输入并显示错误码。</w:t>
             </w:r>
           </w:p>
         </w:tc>
@@ -8380,51 +8564,51 @@
         </w:trPr>
         <w:tc>
           <w:tcPr>
-            <w:tcW w:type="dxa" w:w="1512"/>
-            <w:tcMar>
-              <w:top w:w="75" w:type="dxa"/>
-              <w:start w:w="100" w:type="dxa"/>
-              <w:bottom w:w="75" w:type="dxa"/>
-              <w:end w:w="100" w:type="dxa"/>
-            </w:tcMar>
-            <w:vAlign w:val="center"/>
-          </w:tcPr>
-          <w:p>
-            <w:pPr>
-              <w:spacing w:after="0" w:line="259" w:lineRule="auto"/>
-            </w:pPr>
-            <w:r>
-              <w:rPr>
-                <w:rFonts w:ascii="Calibri" w:hAnsi="Calibri" w:eastAsia="Microsoft YaHei"/>
-                <w:b w:val="0"/>
-                <w:color w:val="1F2937"/>
-                <w:sz w:val="15"/>
-              </w:rPr>
-              <w:t>OS-OPS-PRD-04-A05</w:t>
-            </w:r>
-          </w:p>
-        </w:tc>
-        <w:tc>
-          <w:tcPr>
-            <w:tcW w:type="dxa" w:w="1656"/>
-            <w:tcMar>
-              <w:top w:w="75" w:type="dxa"/>
-              <w:start w:w="100" w:type="dxa"/>
-              <w:bottom w:w="75" w:type="dxa"/>
-              <w:end w:w="100" w:type="dxa"/>
-            </w:tcMar>
-            <w:vAlign w:val="center"/>
-          </w:tcPr>
-          <w:p>
-            <w:pPr>
-              <w:spacing w:after="0" w:line="259" w:lineRule="auto"/>
-            </w:pPr>
-            <w:r>
-              <w:rPr>
-                <w:rFonts w:ascii="Calibri" w:hAnsi="Calibri" w:eastAsia="Microsoft YaHei"/>
-                <w:b w:val="0"/>
-                <w:color w:val="1F2937"/>
-                <w:sz w:val="15"/>
+            <w:tcW w:type="dxa" w:w="1800"/>
+            <w:tcMar>
+              <w:top w:w="75" w:type="dxa"/>
+              <w:start w:w="100" w:type="dxa"/>
+              <w:bottom w:w="75" w:type="dxa"/>
+              <w:end w:w="100" w:type="dxa"/>
+            </w:tcMar>
+            <w:vAlign w:val="center"/>
+          </w:tcPr>
+          <w:p>
+            <w:pPr>
+              <w:spacing w:after="0" w:line="259" w:lineRule="auto"/>
+            </w:pPr>
+            <w:r>
+              <w:rPr>
+                <w:rFonts w:ascii="Calibri" w:hAnsi="Calibri" w:eastAsia="Microsoft YaHei"/>
+                <w:b w:val="0"/>
+                <w:color w:val="1F2937"/>
+                <w:sz w:val="16"/>
+              </w:rPr>
+              <w:t>OS-OPS-PRD-04-FP05</w:t>
+            </w:r>
+          </w:p>
+        </w:tc>
+        <w:tc>
+          <w:tcPr>
+            <w:tcW w:type="dxa" w:w="2232"/>
+            <w:tcMar>
+              <w:top w:w="75" w:type="dxa"/>
+              <w:start w:w="100" w:type="dxa"/>
+              <w:bottom w:w="75" w:type="dxa"/>
+              <w:end w:w="100" w:type="dxa"/>
+            </w:tcMar>
+            <w:vAlign w:val="center"/>
+          </w:tcPr>
+          <w:p>
+            <w:pPr>
+              <w:spacing w:after="0" w:line="259" w:lineRule="auto"/>
+            </w:pPr>
+            <w:r>
+              <w:rPr>
+                <w:rFonts w:ascii="Calibri" w:hAnsi="Calibri" w:eastAsia="Microsoft YaHei"/>
+                <w:b w:val="0"/>
+                <w:color w:val="1F2937"/>
+                <w:sz w:val="16"/>
               </w:rPr>
               <w:t>关闭机会</w:t>
             </w:r>
@@ -8432,53 +8616,27 @@
         </w:tc>
         <w:tc>
           <w:tcPr>
-            <w:tcW w:type="dxa" w:w="4320"/>
-            <w:tcMar>
-              <w:top w:w="75" w:type="dxa"/>
-              <w:start w:w="100" w:type="dxa"/>
-              <w:bottom w:w="75" w:type="dxa"/>
-              <w:end w:w="100" w:type="dxa"/>
-            </w:tcMar>
-            <w:vAlign w:val="center"/>
-          </w:tcPr>
-          <w:p>
-            <w:pPr>
-              <w:spacing w:after="0" w:line="259" w:lineRule="auto"/>
-            </w:pPr>
-            <w:r>
-              <w:rPr>
-                <w:rFonts w:ascii="Calibri" w:hAnsi="Calibri" w:eastAsia="Microsoft YaHei"/>
-                <w:b w:val="0"/>
-                <w:color w:val="1F2937"/>
-                <w:sz w:val="15"/>
+            <w:tcW w:type="dxa" w:w="6192"/>
+            <w:tcMar>
+              <w:top w:w="75" w:type="dxa"/>
+              <w:start w:w="100" w:type="dxa"/>
+              <w:bottom w:w="75" w:type="dxa"/>
+              <w:end w:w="100" w:type="dxa"/>
+            </w:tcMar>
+            <w:vAlign w:val="center"/>
+          </w:tcPr>
+          <w:p>
+            <w:pPr>
+              <w:spacing w:after="0" w:line="259" w:lineRule="auto"/>
+            </w:pPr>
+            <w:r>
+              <w:rPr>
+                <w:rFonts w:ascii="Calibri" w:hAnsi="Calibri" w:eastAsia="Microsoft YaHei"/>
+                <w:b w:val="0"/>
+                <w:color w:val="1F2937"/>
+                <w:sz w:val="16"/>
               </w:rPr>
               <w:t>选择赢单、输单或取消原因；关闭后仅允许查看和重新开启审批。</w:t>
-            </w:r>
-          </w:p>
-        </w:tc>
-        <w:tc>
-          <w:tcPr>
-            <w:tcW w:type="dxa" w:w="2736"/>
-            <w:tcMar>
-              <w:top w:w="75" w:type="dxa"/>
-              <w:start w:w="100" w:type="dxa"/>
-              <w:bottom w:w="75" w:type="dxa"/>
-              <w:end w:w="100" w:type="dxa"/>
-            </w:tcMar>
-            <w:vAlign w:val="center"/>
-          </w:tcPr>
-          <w:p>
-            <w:pPr>
-              <w:spacing w:after="0" w:line="259" w:lineRule="auto"/>
-            </w:pPr>
-            <w:r>
-              <w:rPr>
-                <w:rFonts w:ascii="Calibri" w:hAnsi="Calibri" w:eastAsia="Microsoft YaHei"/>
-                <w:b w:val="0"/>
-                <w:color w:val="1F2937"/>
-                <w:sz w:val="15"/>
-              </w:rPr>
-              <w:t>成功后刷新详情、allowedActions和时间线；失败保留输入并显示错误码。</w:t>
             </w:r>
           </w:p>
         </w:tc>
@@ -8494,7 +8652,1197 @@
         <w:pStyle w:val="Heading2"/>
       </w:pPr>
       <w:r>
-        <w:t>6.1 标准写操作时序</w:t>
+        <w:t>6.1 新增销售机会</w:t>
+      </w:r>
+    </w:p>
+    <w:p>
+      <w:pPr>
+        <w:spacing w:after="80"/>
+      </w:pPr>
+      <w:r>
+        <w:rPr>
+          <w:rFonts w:ascii="Calibri" w:hAnsi="Calibri" w:eastAsia="Microsoft YaHei"/>
+          <w:b/>
+          <w:color w:val="1F2937"/>
+          <w:sz w:val="19"/>
+        </w:rPr>
+        <w:t>功能编号：</w:t>
+      </w:r>
+      <w:r>
+        <w:rPr>
+          <w:rFonts w:ascii="Calibri" w:hAnsi="Calibri" w:eastAsia="Microsoft YaHei"/>
+          <w:b w:val="0"/>
+          <w:color w:val="1F2937"/>
+          <w:sz w:val="19"/>
+        </w:rPr>
+        <w:t>OS-OPS-PRD-04-FP01。功能目的为必须选择来源线索或说明人工创建来源；继承可追溯字段并生成OP编号。</w:t>
+      </w:r>
+    </w:p>
+    <w:p>
+      <w:pPr>
+        <w:spacing w:after="80"/>
+      </w:pPr>
+      <w:r>
+        <w:rPr>
+          <w:rFonts w:ascii="Calibri" w:hAnsi="Calibri" w:eastAsia="Microsoft YaHei"/>
+          <w:b/>
+          <w:color w:val="1F2937"/>
+          <w:sz w:val="19"/>
+        </w:rPr>
+        <w:t>使用角色与入口：</w:t>
+      </w:r>
+      <w:r>
+        <w:rPr>
+          <w:rFonts w:ascii="Calibri" w:hAnsi="Calibri" w:eastAsia="Microsoft YaHei"/>
+          <w:b w:val="0"/>
+          <w:color w:val="1F2937"/>
+          <w:sz w:val="19"/>
+        </w:rPr>
+        <w:t>具备本模块创建权限的运营人员；从模块列表右上角新增入口或关联对象快捷入口进入。入口显示前先校验菜单权限、动作权限和数据范围。</w:t>
+      </w:r>
+    </w:p>
+    <w:p>
+      <w:pPr>
+        <w:spacing w:after="80"/>
+      </w:pPr>
+      <w:r>
+        <w:rPr>
+          <w:rFonts w:ascii="Calibri" w:hAnsi="Calibri" w:eastAsia="Microsoft YaHei"/>
+          <w:b/>
+          <w:color w:val="1F2937"/>
+          <w:sz w:val="19"/>
+        </w:rPr>
+        <w:t>前置条件：</w:t>
+      </w:r>
+      <w:r>
+        <w:rPr>
+          <w:rFonts w:ascii="Calibri" w:hAnsi="Calibri" w:eastAsia="Microsoft YaHei"/>
+          <w:b w:val="0"/>
+          <w:color w:val="1F2937"/>
+          <w:sz w:val="19"/>
+        </w:rPr>
+        <w:t>用户登录有效并具备创建或批量权限；关联主数据有效且属于dataScope；页面已加载最新字典、业务配置和allowedActions。</w:t>
+      </w:r>
+    </w:p>
+    <w:p>
+      <w:pPr>
+        <w:spacing w:after="80"/>
+      </w:pPr>
+      <w:r>
+        <w:rPr>
+          <w:rFonts w:ascii="Calibri" w:hAnsi="Calibri" w:eastAsia="Microsoft YaHei"/>
+          <w:b/>
+          <w:color w:val="1F2937"/>
+          <w:sz w:val="19"/>
+        </w:rPr>
+        <w:t>界面操作：</w:t>
+      </w:r>
+      <w:r>
+        <w:rPr>
+          <w:rFonts w:ascii="Calibri" w:hAnsi="Calibri" w:eastAsia="Microsoft YaHei"/>
+          <w:b w:val="0"/>
+          <w:color w:val="1F2937"/>
+          <w:sz w:val="19"/>
+        </w:rPr>
+        <w:t>打开新增界面，按页面分组录入机会编号、来源线索、负责人、负责人邮箱、标题、阶段、租用租期、金额、成功率、意向地区、其他地区、呎吋；关联对象使用检索选择。点击保存前完成字段级和跨字段校验。</w:t>
+      </w:r>
+    </w:p>
+    <w:p>
+      <w:pPr>
+        <w:spacing w:after="80"/>
+      </w:pPr>
+      <w:r>
+        <w:rPr>
+          <w:rFonts w:ascii="Calibri" w:hAnsi="Calibri" w:eastAsia="Microsoft YaHei"/>
+          <w:b/>
+          <w:color w:val="1F2937"/>
+          <w:sz w:val="19"/>
+        </w:rPr>
+        <w:t>系统处理：</w:t>
+      </w:r>
+      <w:r>
+        <w:rPr>
+          <w:rFonts w:ascii="Calibri" w:hAnsi="Calibri" w:eastAsia="Microsoft YaHei"/>
+          <w:b w:val="0"/>
+          <w:color w:val="1F2937"/>
+          <w:sz w:val="19"/>
+        </w:rPr>
+        <w:t>服务端使用clientRequestId幂等校验，在事务内生成业务编号、主对象、初始状态和审计记录；事务提交后发布领域事件。必须选择来源线索或说明人工创建来源；继承可追溯字段并生成OP编号。</w:t>
+      </w:r>
+    </w:p>
+    <w:p>
+      <w:pPr>
+        <w:spacing w:after="80"/>
+      </w:pPr>
+      <w:r>
+        <w:rPr>
+          <w:rFonts w:ascii="Calibri" w:hAnsi="Calibri" w:eastAsia="Microsoft YaHei"/>
+          <w:b/>
+          <w:color w:val="1F2937"/>
+          <w:sz w:val="19"/>
+        </w:rPr>
+        <w:t>业务规则：</w:t>
+      </w:r>
+      <w:r>
+        <w:rPr>
+          <w:rFonts w:ascii="Calibri" w:hAnsi="Calibri" w:eastAsia="Microsoft YaHei"/>
+          <w:b w:val="0"/>
+          <w:color w:val="1F2937"/>
+          <w:sz w:val="19"/>
+        </w:rPr>
+        <w:t>一个线索可以产生多个不同业务机会，但同一业务和有效周期只允许一个开放机会；赢单必须关联销售订单。所有校验必须由服务端再次执行，前端校验只用于即时反馈。</w:t>
+      </w:r>
+    </w:p>
+    <w:p>
+      <w:pPr>
+        <w:spacing w:after="80"/>
+      </w:pPr>
+      <w:r>
+        <w:rPr>
+          <w:rFonts w:ascii="Calibri" w:hAnsi="Calibri" w:eastAsia="Microsoft YaHei"/>
+          <w:b/>
+          <w:color w:val="1F2937"/>
+          <w:sz w:val="19"/>
+        </w:rPr>
+        <w:t>成功结果：</w:t>
+      </w:r>
+      <w:r>
+        <w:rPr>
+          <w:rFonts w:ascii="Calibri" w:hAnsi="Calibri" w:eastAsia="Microsoft YaHei"/>
+          <w:b w:val="0"/>
+          <w:color w:val="1F2937"/>
+          <w:sz w:val="19"/>
+        </w:rPr>
+        <w:t>页面提示“新增销售机会成功”，刷新对象状态、version、allowedActions、关联对象和时间线；如产生异步任务，同时显示任务编号和进度入口。</w:t>
+      </w:r>
+    </w:p>
+    <w:p>
+      <w:pPr>
+        <w:spacing w:after="80"/>
+      </w:pPr>
+      <w:r>
+        <w:rPr>
+          <w:rFonts w:ascii="Calibri" w:hAnsi="Calibri" w:eastAsia="Microsoft YaHei"/>
+          <w:b/>
+          <w:color w:val="1F2937"/>
+          <w:sz w:val="19"/>
+        </w:rPr>
+        <w:t>异常与恢复：</w:t>
+      </w:r>
+      <w:r>
+        <w:rPr>
+          <w:rFonts w:ascii="Calibri" w:hAnsi="Calibri" w:eastAsia="Microsoft YaHei"/>
+          <w:b w:val="0"/>
+          <w:color w:val="1F2937"/>
+          <w:sz w:val="19"/>
+        </w:rPr>
+        <w:t>400定位到具体字段并保留输入；403隐藏敏感内容并记录拒绝审计；409展示最新状态并要求刷新；超时先按clientRequestId查询执行结果；部分成功展示逐项明细和补偿入口。</w:t>
+      </w:r>
+    </w:p>
+    <w:p>
+      <w:pPr>
+        <w:spacing w:after="80"/>
+      </w:pPr>
+      <w:r>
+        <w:rPr>
+          <w:rFonts w:ascii="Calibri" w:hAnsi="Calibri" w:eastAsia="Microsoft YaHei"/>
+          <w:b/>
+          <w:color w:val="1F2937"/>
+          <w:sz w:val="19"/>
+        </w:rPr>
+        <w:t>跨端影响：</w:t>
+      </w:r>
+      <w:r>
+        <w:rPr>
+          <w:rFonts w:ascii="Calibri" w:hAnsi="Calibri" w:eastAsia="Microsoft YaHei"/>
+          <w:b w:val="0"/>
+          <w:color w:val="1F2937"/>
+          <w:sz w:val="19"/>
+        </w:rPr>
+        <w:t>线索转机会后回写OP编号和转化状态。跨端消息只携带业务编号，接收端打开后重新鉴权并查询最新状态。</w:t>
+      </w:r>
+    </w:p>
+    <w:p>
+      <w:pPr>
+        <w:spacing w:after="80"/>
+      </w:pPr>
+      <w:r>
+        <w:rPr>
+          <w:rFonts w:ascii="Calibri" w:hAnsi="Calibri" w:eastAsia="Microsoft YaHei"/>
+          <w:b/>
+          <w:color w:val="1F2937"/>
+          <w:sz w:val="19"/>
+        </w:rPr>
+        <w:t>验收条件：</w:t>
+      </w:r>
+      <w:r>
+        <w:rPr>
+          <w:rFonts w:ascii="Calibri" w:hAnsi="Calibri" w:eastAsia="Microsoft YaHei"/>
+          <w:b w:val="0"/>
+          <w:color w:val="1F2937"/>
+          <w:sz w:val="19"/>
+        </w:rPr>
+        <w:t>在允许状态下完成新增销售机会时仅产生一次预期数据变化和一次审计记录；越权、错误状态、重复提交及版本冲突均不得产生重复对象或越级状态。</w:t>
+      </w:r>
+    </w:p>
+    <w:p>
+      <w:pPr>
+        <w:pStyle w:val="Heading2"/>
+      </w:pPr>
+      <w:r>
+        <w:t>6.2 更新阶段</w:t>
+      </w:r>
+    </w:p>
+    <w:p>
+      <w:pPr>
+        <w:spacing w:after="80"/>
+      </w:pPr>
+      <w:r>
+        <w:rPr>
+          <w:rFonts w:ascii="Calibri" w:hAnsi="Calibri" w:eastAsia="Microsoft YaHei"/>
+          <w:b/>
+          <w:color w:val="1F2937"/>
+          <w:sz w:val="19"/>
+        </w:rPr>
+        <w:t>功能编号：</w:t>
+      </w:r>
+      <w:r>
+        <w:rPr>
+          <w:rFonts w:ascii="Calibri" w:hAnsi="Calibri" w:eastAsia="Microsoft YaHei"/>
+          <w:b w:val="0"/>
+          <w:color w:val="1F2937"/>
+          <w:sz w:val="19"/>
+        </w:rPr>
+        <w:t>OS-OPS-PRD-04-FP02。功能目的为阶段前进需满足必填条件；回退必须填写原因。</w:t>
+      </w:r>
+    </w:p>
+    <w:p>
+      <w:pPr>
+        <w:spacing w:after="80"/>
+      </w:pPr>
+      <w:r>
+        <w:rPr>
+          <w:rFonts w:ascii="Calibri" w:hAnsi="Calibri" w:eastAsia="Microsoft YaHei"/>
+          <w:b/>
+          <w:color w:val="1F2937"/>
+          <w:sz w:val="19"/>
+        </w:rPr>
+        <w:t>使用角色与入口：</w:t>
+      </w:r>
+      <w:r>
+        <w:rPr>
+          <w:rFonts w:ascii="Calibri" w:hAnsi="Calibri" w:eastAsia="Microsoft YaHei"/>
+          <w:b w:val="0"/>
+          <w:color w:val="1F2937"/>
+          <w:sz w:val="19"/>
+        </w:rPr>
+        <w:t>当前对象负责人、被分派执行人或获授权管理员；从列表行操作、详情页主操作区或待办入口进入。入口显示前先校验菜单权限、动作权限和数据范围。</w:t>
+      </w:r>
+    </w:p>
+    <w:p>
+      <w:pPr>
+        <w:spacing w:after="80"/>
+      </w:pPr>
+      <w:r>
+        <w:rPr>
+          <w:rFonts w:ascii="Calibri" w:hAnsi="Calibri" w:eastAsia="Microsoft YaHei"/>
+          <w:b/>
+          <w:color w:val="1F2937"/>
+          <w:sz w:val="19"/>
+        </w:rPr>
+        <w:t>前置条件：</w:t>
+      </w:r>
+      <w:r>
+        <w:rPr>
+          <w:rFonts w:ascii="Calibri" w:hAnsi="Calibri" w:eastAsia="Microsoft YaHei"/>
+          <w:b w:val="0"/>
+          <w:color w:val="1F2937"/>
+          <w:sz w:val="19"/>
+        </w:rPr>
+        <w:t>用户登录有效；目标对象存在且属于用户dataScope；当前状态包含该动作；页面持有最新version和allowedActions。涉及金额、库存、附件或第三方结果时必须回源确认。</w:t>
+      </w:r>
+    </w:p>
+    <w:p>
+      <w:pPr>
+        <w:spacing w:after="80"/>
+      </w:pPr>
+      <w:r>
+        <w:rPr>
+          <w:rFonts w:ascii="Calibri" w:hAnsi="Calibri" w:eastAsia="Microsoft YaHei"/>
+          <w:b/>
+          <w:color w:val="1F2937"/>
+          <w:sz w:val="19"/>
+        </w:rPr>
+        <w:t>界面操作：</w:t>
+      </w:r>
+      <w:r>
+        <w:rPr>
+          <w:rFonts w:ascii="Calibri" w:hAnsi="Calibri" w:eastAsia="Microsoft YaHei"/>
+          <w:b w:val="0"/>
+          <w:color w:val="1F2937"/>
+          <w:sz w:val="19"/>
+        </w:rPr>
+        <w:t>在详情页执行更新阶段，填写或核对机会编号、负责人、负责人邮箱、金额、店铺、结束日期、客户总档、客户号码、线索退回原因、客户需求；界面随步骤显示当前节点、下一步和可撤回条件。</w:t>
+      </w:r>
+    </w:p>
+    <w:p>
+      <w:pPr>
+        <w:spacing w:after="80"/>
+      </w:pPr>
+      <w:r>
+        <w:rPr>
+          <w:rFonts w:ascii="Calibri" w:hAnsi="Calibri" w:eastAsia="Microsoft YaHei"/>
+          <w:b/>
+          <w:color w:val="1F2937"/>
+          <w:sz w:val="19"/>
+        </w:rPr>
+        <w:t>系统处理：</w:t>
+      </w:r>
+      <w:r>
+        <w:rPr>
+          <w:rFonts w:ascii="Calibri" w:hAnsi="Calibri" w:eastAsia="Microsoft YaHei"/>
+          <w:b w:val="0"/>
+          <w:color w:val="1F2937"/>
+          <w:sz w:val="19"/>
+        </w:rPr>
+        <w:t>服务端调用POST /ops/v1/opportunities/{id}/actions/{action}，校验权限、当前状态、expectedVersion和业务不变量，在事务中写入状态及时间线。阶段前进需满足必填条件；回退必须填写原因。</w:t>
+      </w:r>
+    </w:p>
+    <w:p>
+      <w:pPr>
+        <w:spacing w:after="80"/>
+      </w:pPr>
+      <w:r>
+        <w:rPr>
+          <w:rFonts w:ascii="Calibri" w:hAnsi="Calibri" w:eastAsia="Microsoft YaHei"/>
+          <w:b/>
+          <w:color w:val="1F2937"/>
+          <w:sz w:val="19"/>
+        </w:rPr>
+        <w:t>业务规则：</w:t>
+      </w:r>
+      <w:r>
+        <w:rPr>
+          <w:rFonts w:ascii="Calibri" w:hAnsi="Calibri" w:eastAsia="Microsoft YaHei"/>
+          <w:b w:val="0"/>
+          <w:color w:val="1F2937"/>
+          <w:sz w:val="19"/>
+        </w:rPr>
+        <w:t>一个线索可以产生多个不同业务机会，但同一业务和有效周期只允许一个开放机会；金额使用HKD最小货币单位，成功率为0至100整数。所有校验必须由服务端再次执行，前端校验只用于即时反馈。</w:t>
+      </w:r>
+    </w:p>
+    <w:p>
+      <w:pPr>
+        <w:spacing w:after="80"/>
+      </w:pPr>
+      <w:r>
+        <w:rPr>
+          <w:rFonts w:ascii="Calibri" w:hAnsi="Calibri" w:eastAsia="Microsoft YaHei"/>
+          <w:b/>
+          <w:color w:val="1F2937"/>
+          <w:sz w:val="19"/>
+        </w:rPr>
+        <w:t>成功结果：</w:t>
+      </w:r>
+      <w:r>
+        <w:rPr>
+          <w:rFonts w:ascii="Calibri" w:hAnsi="Calibri" w:eastAsia="Microsoft YaHei"/>
+          <w:b w:val="0"/>
+          <w:color w:val="1F2937"/>
+          <w:sz w:val="19"/>
+        </w:rPr>
+        <w:t>页面提示“更新阶段成功”，刷新对象状态、version、allowedActions、关联对象和时间线；如产生异步任务，同时显示任务编号和进度入口。</w:t>
+      </w:r>
+    </w:p>
+    <w:p>
+      <w:pPr>
+        <w:spacing w:after="80"/>
+      </w:pPr>
+      <w:r>
+        <w:rPr>
+          <w:rFonts w:ascii="Calibri" w:hAnsi="Calibri" w:eastAsia="Microsoft YaHei"/>
+          <w:b/>
+          <w:color w:val="1F2937"/>
+          <w:sz w:val="19"/>
+        </w:rPr>
+        <w:t>异常与恢复：</w:t>
+      </w:r>
+      <w:r>
+        <w:rPr>
+          <w:rFonts w:ascii="Calibri" w:hAnsi="Calibri" w:eastAsia="Microsoft YaHei"/>
+          <w:b w:val="0"/>
+          <w:color w:val="1F2937"/>
+          <w:sz w:val="19"/>
+        </w:rPr>
+        <w:t>400定位到具体字段并保留输入；403隐藏敏感内容并记录拒绝审计；409展示最新状态并要求刷新；超时先按clientRequestId查询执行结果；部分成功展示逐项明细和补偿入口。</w:t>
+      </w:r>
+    </w:p>
+    <w:p>
+      <w:pPr>
+        <w:spacing w:after="80"/>
+      </w:pPr>
+      <w:r>
+        <w:rPr>
+          <w:rFonts w:ascii="Calibri" w:hAnsi="Calibri" w:eastAsia="Microsoft YaHei"/>
+          <w:b/>
+          <w:color w:val="1F2937"/>
+          <w:sz w:val="19"/>
+        </w:rPr>
+        <w:t>跨端影响：</w:t>
+      </w:r>
+      <w:r>
+        <w:rPr>
+          <w:rFonts w:ascii="Calibri" w:hAnsi="Calibri" w:eastAsia="Microsoft YaHei"/>
+          <w:b w:val="0"/>
+          <w:color w:val="1F2937"/>
+          <w:sz w:val="19"/>
+        </w:rPr>
+        <w:t>订单创建后客户小程序显示待签约或待支付状态。跨端消息只携带业务编号，接收端打开后重新鉴权并查询最新状态。</w:t>
+      </w:r>
+    </w:p>
+    <w:p>
+      <w:pPr>
+        <w:spacing w:after="80"/>
+      </w:pPr>
+      <w:r>
+        <w:rPr>
+          <w:rFonts w:ascii="Calibri" w:hAnsi="Calibri" w:eastAsia="Microsoft YaHei"/>
+          <w:b/>
+          <w:color w:val="1F2937"/>
+          <w:sz w:val="19"/>
+        </w:rPr>
+        <w:t>验收条件：</w:t>
+      </w:r>
+      <w:r>
+        <w:rPr>
+          <w:rFonts w:ascii="Calibri" w:hAnsi="Calibri" w:eastAsia="Microsoft YaHei"/>
+          <w:b w:val="0"/>
+          <w:color w:val="1F2937"/>
+          <w:sz w:val="19"/>
+        </w:rPr>
+        <w:t>在允许状态下完成更新阶段时仅产生一次预期数据变化和一次审计记录；越权、错误状态、重复提交及版本冲突均不得产生重复对象或越级状态。</w:t>
+      </w:r>
+    </w:p>
+    <w:p>
+      <w:pPr>
+        <w:pStyle w:val="Heading2"/>
+      </w:pPr>
+      <w:r>
+        <w:t>6.3 维护报价</w:t>
+      </w:r>
+    </w:p>
+    <w:p>
+      <w:pPr>
+        <w:spacing w:after="80"/>
+      </w:pPr>
+      <w:r>
+        <w:rPr>
+          <w:rFonts w:ascii="Calibri" w:hAnsi="Calibri" w:eastAsia="Microsoft YaHei"/>
+          <w:b/>
+          <w:color w:val="1F2937"/>
+          <w:sz w:val="19"/>
+        </w:rPr>
+        <w:t>功能编号：</w:t>
+      </w:r>
+      <w:r>
+        <w:rPr>
+          <w:rFonts w:ascii="Calibri" w:hAnsi="Calibri" w:eastAsia="Microsoft YaHei"/>
+          <w:b w:val="0"/>
+          <w:color w:val="1F2937"/>
+          <w:sz w:val="19"/>
+        </w:rPr>
+        <w:t>OS-OPS-PRD-04-FP03。功能目的为保存价格、折扣、有效期和报价版本，旧版本只读。</w:t>
+      </w:r>
+    </w:p>
+    <w:p>
+      <w:pPr>
+        <w:spacing w:after="80"/>
+      </w:pPr>
+      <w:r>
+        <w:rPr>
+          <w:rFonts w:ascii="Calibri" w:hAnsi="Calibri" w:eastAsia="Microsoft YaHei"/>
+          <w:b/>
+          <w:color w:val="1F2937"/>
+          <w:sz w:val="19"/>
+        </w:rPr>
+        <w:t>使用角色与入口：</w:t>
+      </w:r>
+      <w:r>
+        <w:rPr>
+          <w:rFonts w:ascii="Calibri" w:hAnsi="Calibri" w:eastAsia="Microsoft YaHei"/>
+          <w:b w:val="0"/>
+          <w:color w:val="1F2937"/>
+          <w:sz w:val="19"/>
+        </w:rPr>
+        <w:t>运营管理员或该配置项负责人；从列表右上角管理入口或详情页编辑入口进入。入口显示前先校验菜单权限、动作权限和数据范围。</w:t>
+      </w:r>
+    </w:p>
+    <w:p>
+      <w:pPr>
+        <w:spacing w:after="80"/>
+      </w:pPr>
+      <w:r>
+        <w:rPr>
+          <w:rFonts w:ascii="Calibri" w:hAnsi="Calibri" w:eastAsia="Microsoft YaHei"/>
+          <w:b/>
+          <w:color w:val="1F2937"/>
+          <w:sz w:val="19"/>
+        </w:rPr>
+        <w:t>前置条件：</w:t>
+      </w:r>
+      <w:r>
+        <w:rPr>
+          <w:rFonts w:ascii="Calibri" w:hAnsi="Calibri" w:eastAsia="Microsoft YaHei"/>
+          <w:b w:val="0"/>
+          <w:color w:val="1F2937"/>
+          <w:sz w:val="19"/>
+        </w:rPr>
+        <w:t>用户登录有效；目标对象存在且属于用户dataScope；当前状态包含该动作；页面持有最新version和allowedActions。涉及金额、库存、附件或第三方结果时必须回源确认。</w:t>
+      </w:r>
+    </w:p>
+    <w:p>
+      <w:pPr>
+        <w:spacing w:after="80"/>
+      </w:pPr>
+      <w:r>
+        <w:rPr>
+          <w:rFonts w:ascii="Calibri" w:hAnsi="Calibri" w:eastAsia="Microsoft YaHei"/>
+          <w:b/>
+          <w:color w:val="1F2937"/>
+          <w:sz w:val="19"/>
+        </w:rPr>
+        <w:t>界面操作：</w:t>
+      </w:r>
+      <w:r>
+        <w:rPr>
+          <w:rFonts w:ascii="Calibri" w:hAnsi="Calibri" w:eastAsia="Microsoft YaHei"/>
+          <w:b w:val="0"/>
+          <w:color w:val="1F2937"/>
+          <w:sz w:val="19"/>
+        </w:rPr>
+        <w:t>打开编辑界面并显示当前version，维护机会编号、来源线索、负责人、负责人邮箱、标题、阶段、租用租期、金额、成功率、意向地区、其他地区、呎吋；受引用字段变更时展示影响对象，保存前确认生效范围。</w:t>
+      </w:r>
+    </w:p>
+    <w:p>
+      <w:pPr>
+        <w:spacing w:after="80"/>
+      </w:pPr>
+      <w:r>
+        <w:rPr>
+          <w:rFonts w:ascii="Calibri" w:hAnsi="Calibri" w:eastAsia="Microsoft YaHei"/>
+          <w:b/>
+          <w:color w:val="1F2937"/>
+          <w:sz w:val="19"/>
+        </w:rPr>
+        <w:t>系统处理：</w:t>
+      </w:r>
+      <w:r>
+        <w:rPr>
+          <w:rFonts w:ascii="Calibri" w:hAnsi="Calibri" w:eastAsia="Microsoft YaHei"/>
+          <w:b w:val="0"/>
+          <w:color w:val="1F2937"/>
+          <w:sz w:val="19"/>
+        </w:rPr>
+        <w:t>服务端以expectedVersion执行并发控制，校验引用关系和生效时间；保存新版本并记录变更前后值。保存价格、折扣、有效期和报价版本，旧版本只读。</w:t>
+      </w:r>
+    </w:p>
+    <w:p>
+      <w:pPr>
+        <w:spacing w:after="80"/>
+      </w:pPr>
+      <w:r>
+        <w:rPr>
+          <w:rFonts w:ascii="Calibri" w:hAnsi="Calibri" w:eastAsia="Microsoft YaHei"/>
+          <w:b/>
+          <w:color w:val="1F2937"/>
+          <w:sz w:val="19"/>
+        </w:rPr>
+        <w:t>业务规则：</w:t>
+      </w:r>
+      <w:r>
+        <w:rPr>
+          <w:rFonts w:ascii="Calibri" w:hAnsi="Calibri" w:eastAsia="Microsoft YaHei"/>
+          <w:b w:val="0"/>
+          <w:color w:val="1F2937"/>
+          <w:sz w:val="19"/>
+        </w:rPr>
+        <w:t>输单原因进入分析维度且不得覆盖历史报价。所有校验必须由服务端再次执行，前端校验只用于即时反馈。</w:t>
+      </w:r>
+    </w:p>
+    <w:p>
+      <w:pPr>
+        <w:spacing w:after="80"/>
+      </w:pPr>
+      <w:r>
+        <w:rPr>
+          <w:rFonts w:ascii="Calibri" w:hAnsi="Calibri" w:eastAsia="Microsoft YaHei"/>
+          <w:b/>
+          <w:color w:val="1F2937"/>
+          <w:sz w:val="19"/>
+        </w:rPr>
+        <w:t>成功结果：</w:t>
+      </w:r>
+      <w:r>
+        <w:rPr>
+          <w:rFonts w:ascii="Calibri" w:hAnsi="Calibri" w:eastAsia="Microsoft YaHei"/>
+          <w:b w:val="0"/>
+          <w:color w:val="1F2937"/>
+          <w:sz w:val="19"/>
+        </w:rPr>
+        <w:t>页面提示“维护报价成功”，刷新对象状态、version、allowedActions、关联对象和时间线；如产生异步任务，同时显示任务编号和进度入口。</w:t>
+      </w:r>
+    </w:p>
+    <w:p>
+      <w:pPr>
+        <w:spacing w:after="80"/>
+      </w:pPr>
+      <w:r>
+        <w:rPr>
+          <w:rFonts w:ascii="Calibri" w:hAnsi="Calibri" w:eastAsia="Microsoft YaHei"/>
+          <w:b/>
+          <w:color w:val="1F2937"/>
+          <w:sz w:val="19"/>
+        </w:rPr>
+        <w:t>异常与恢复：</w:t>
+      </w:r>
+      <w:r>
+        <w:rPr>
+          <w:rFonts w:ascii="Calibri" w:hAnsi="Calibri" w:eastAsia="Microsoft YaHei"/>
+          <w:b w:val="0"/>
+          <w:color w:val="1F2937"/>
+          <w:sz w:val="19"/>
+        </w:rPr>
+        <w:t>400定位到具体字段并保留输入；403隐藏敏感内容并记录拒绝审计；409展示最新状态并要求刷新；超时先按clientRequestId查询执行结果；部分成功展示逐项明细和补偿入口。</w:t>
+      </w:r>
+    </w:p>
+    <w:p>
+      <w:pPr>
+        <w:spacing w:after="80"/>
+      </w:pPr>
+      <w:r>
+        <w:rPr>
+          <w:rFonts w:ascii="Calibri" w:hAnsi="Calibri" w:eastAsia="Microsoft YaHei"/>
+          <w:b/>
+          <w:color w:val="1F2937"/>
+          <w:sz w:val="19"/>
+        </w:rPr>
+        <w:t>跨端影响：</w:t>
+      </w:r>
+      <w:r>
+        <w:rPr>
+          <w:rFonts w:ascii="Calibri" w:hAnsi="Calibri" w:eastAsia="Microsoft YaHei"/>
+          <w:b w:val="0"/>
+          <w:color w:val="1F2937"/>
+          <w:sz w:val="19"/>
+        </w:rPr>
+        <w:t>AIWA只能补充建议与摘要，不能自动批准折扣或关闭机会。跨端消息只携带业务编号，接收端打开后重新鉴权并查询最新状态。</w:t>
+      </w:r>
+    </w:p>
+    <w:p>
+      <w:pPr>
+        <w:spacing w:after="80"/>
+      </w:pPr>
+      <w:r>
+        <w:rPr>
+          <w:rFonts w:ascii="Calibri" w:hAnsi="Calibri" w:eastAsia="Microsoft YaHei"/>
+          <w:b/>
+          <w:color w:val="1F2937"/>
+          <w:sz w:val="19"/>
+        </w:rPr>
+        <w:t>验收条件：</w:t>
+      </w:r>
+      <w:r>
+        <w:rPr>
+          <w:rFonts w:ascii="Calibri" w:hAnsi="Calibri" w:eastAsia="Microsoft YaHei"/>
+          <w:b w:val="0"/>
+          <w:color w:val="1F2937"/>
+          <w:sz w:val="19"/>
+        </w:rPr>
+        <w:t>在允许状态下完成维护报价时仅产生一次预期数据变化和一次审计记录；越权、错误状态、重复提交及版本冲突均不得产生重复对象或越级状态。</w:t>
+      </w:r>
+    </w:p>
+    <w:p>
+      <w:pPr>
+        <w:pStyle w:val="Heading2"/>
+      </w:pPr>
+      <w:r>
+        <w:t>6.4 转销售订单</w:t>
+      </w:r>
+    </w:p>
+    <w:p>
+      <w:pPr>
+        <w:spacing w:after="80"/>
+      </w:pPr>
+      <w:r>
+        <w:rPr>
+          <w:rFonts w:ascii="Calibri" w:hAnsi="Calibri" w:eastAsia="Microsoft YaHei"/>
+          <w:b/>
+          <w:color w:val="1F2937"/>
+          <w:sz w:val="19"/>
+        </w:rPr>
+        <w:t>功能编号：</w:t>
+      </w:r>
+      <w:r>
+        <w:rPr>
+          <w:rFonts w:ascii="Calibri" w:hAnsi="Calibri" w:eastAsia="Microsoft YaHei"/>
+          <w:b w:val="0"/>
+          <w:color w:val="1F2937"/>
+          <w:sz w:val="19"/>
+        </w:rPr>
+        <w:t>OS-OPS-PRD-04-FP04。功能目的为仅方案报价或商务确认阶段可执行，校验客户、产品、库存、金额和审批。</w:t>
+      </w:r>
+    </w:p>
+    <w:p>
+      <w:pPr>
+        <w:spacing w:after="80"/>
+      </w:pPr>
+      <w:r>
+        <w:rPr>
+          <w:rFonts w:ascii="Calibri" w:hAnsi="Calibri" w:eastAsia="Microsoft YaHei"/>
+          <w:b/>
+          <w:color w:val="1F2937"/>
+          <w:sz w:val="19"/>
+        </w:rPr>
+        <w:t>使用角色与入口：</w:t>
+      </w:r>
+      <w:r>
+        <w:rPr>
+          <w:rFonts w:ascii="Calibri" w:hAnsi="Calibri" w:eastAsia="Microsoft YaHei"/>
+          <w:b w:val="0"/>
+          <w:color w:val="1F2937"/>
+          <w:sz w:val="19"/>
+        </w:rPr>
+        <w:t>当前对象负责人、被分派执行人或获授权管理员；从列表行操作、详情页主操作区或待办入口进入。入口显示前先校验菜单权限、动作权限和数据范围。</w:t>
+      </w:r>
+    </w:p>
+    <w:p>
+      <w:pPr>
+        <w:spacing w:after="80"/>
+      </w:pPr>
+      <w:r>
+        <w:rPr>
+          <w:rFonts w:ascii="Calibri" w:hAnsi="Calibri" w:eastAsia="Microsoft YaHei"/>
+          <w:b/>
+          <w:color w:val="1F2937"/>
+          <w:sz w:val="19"/>
+        </w:rPr>
+        <w:t>前置条件：</w:t>
+      </w:r>
+      <w:r>
+        <w:rPr>
+          <w:rFonts w:ascii="Calibri" w:hAnsi="Calibri" w:eastAsia="Microsoft YaHei"/>
+          <w:b w:val="0"/>
+          <w:color w:val="1F2937"/>
+          <w:sz w:val="19"/>
+        </w:rPr>
+        <w:t>用户登录有效；目标对象存在且属于用户dataScope；当前状态包含该动作；页面持有最新version和allowedActions。涉及金额、库存、附件或第三方结果时必须回源确认。</w:t>
+      </w:r>
+    </w:p>
+    <w:p>
+      <w:pPr>
+        <w:spacing w:after="80"/>
+      </w:pPr>
+      <w:r>
+        <w:rPr>
+          <w:rFonts w:ascii="Calibri" w:hAnsi="Calibri" w:eastAsia="Microsoft YaHei"/>
+          <w:b/>
+          <w:color w:val="1F2937"/>
+          <w:sz w:val="19"/>
+        </w:rPr>
+        <w:t>界面操作：</w:t>
+      </w:r>
+      <w:r>
+        <w:rPr>
+          <w:rFonts w:ascii="Calibri" w:hAnsi="Calibri" w:eastAsia="Microsoft YaHei"/>
+          <w:b w:val="0"/>
+          <w:color w:val="1F2937"/>
+          <w:sz w:val="19"/>
+        </w:rPr>
+        <w:t>在详情页执行转销售订单，填写或核对机会编号、负责人、负责人邮箱、金额、店铺、结束日期、客户总档、客户号码、线索退回原因、客户需求；界面随步骤显示当前节点、下一步和可撤回条件。</w:t>
+      </w:r>
+    </w:p>
+    <w:p>
+      <w:pPr>
+        <w:spacing w:after="80"/>
+      </w:pPr>
+      <w:r>
+        <w:rPr>
+          <w:rFonts w:ascii="Calibri" w:hAnsi="Calibri" w:eastAsia="Microsoft YaHei"/>
+          <w:b/>
+          <w:color w:val="1F2937"/>
+          <w:sz w:val="19"/>
+        </w:rPr>
+        <w:t>系统处理：</w:t>
+      </w:r>
+      <w:r>
+        <w:rPr>
+          <w:rFonts w:ascii="Calibri" w:hAnsi="Calibri" w:eastAsia="Microsoft YaHei"/>
+          <w:b w:val="0"/>
+          <w:color w:val="1F2937"/>
+          <w:sz w:val="19"/>
+        </w:rPr>
+        <w:t>服务端调用POST /ops/v1/opportunities/{id}/actions/{action}，校验权限、当前状态、expectedVersion和业务不变量，在事务中写入状态及时间线。仅方案报价或商务确认阶段可执行，校验客户、产品、库存、金额和审批。</w:t>
+      </w:r>
+    </w:p>
+    <w:p>
+      <w:pPr>
+        <w:spacing w:after="80"/>
+      </w:pPr>
+      <w:r>
+        <w:rPr>
+          <w:rFonts w:ascii="Calibri" w:hAnsi="Calibri" w:eastAsia="Microsoft YaHei"/>
+          <w:b/>
+          <w:color w:val="1F2937"/>
+          <w:sz w:val="19"/>
+        </w:rPr>
+        <w:t>业务规则：</w:t>
+      </w:r>
+      <w:r>
+        <w:rPr>
+          <w:rFonts w:ascii="Calibri" w:hAnsi="Calibri" w:eastAsia="Microsoft YaHei"/>
+          <w:b w:val="0"/>
+          <w:color w:val="1F2937"/>
+          <w:sz w:val="19"/>
+        </w:rPr>
+        <w:t>赢单必须关联销售订单。所有校验必须由服务端再次执行，前端校验只用于即时反馈。</w:t>
+      </w:r>
+    </w:p>
+    <w:p>
+      <w:pPr>
+        <w:spacing w:after="80"/>
+      </w:pPr>
+      <w:r>
+        <w:rPr>
+          <w:rFonts w:ascii="Calibri" w:hAnsi="Calibri" w:eastAsia="Microsoft YaHei"/>
+          <w:b/>
+          <w:color w:val="1F2937"/>
+          <w:sz w:val="19"/>
+        </w:rPr>
+        <w:t>成功结果：</w:t>
+      </w:r>
+      <w:r>
+        <w:rPr>
+          <w:rFonts w:ascii="Calibri" w:hAnsi="Calibri" w:eastAsia="Microsoft YaHei"/>
+          <w:b w:val="0"/>
+          <w:color w:val="1F2937"/>
+          <w:sz w:val="19"/>
+        </w:rPr>
+        <w:t>页面提示“转销售订单成功”，刷新对象状态、version、allowedActions、关联对象和时间线；如产生异步任务，同时显示任务编号和进度入口。</w:t>
+      </w:r>
+    </w:p>
+    <w:p>
+      <w:pPr>
+        <w:spacing w:after="80"/>
+      </w:pPr>
+      <w:r>
+        <w:rPr>
+          <w:rFonts w:ascii="Calibri" w:hAnsi="Calibri" w:eastAsia="Microsoft YaHei"/>
+          <w:b/>
+          <w:color w:val="1F2937"/>
+          <w:sz w:val="19"/>
+        </w:rPr>
+        <w:t>异常与恢复：</w:t>
+      </w:r>
+      <w:r>
+        <w:rPr>
+          <w:rFonts w:ascii="Calibri" w:hAnsi="Calibri" w:eastAsia="Microsoft YaHei"/>
+          <w:b w:val="0"/>
+          <w:color w:val="1F2937"/>
+          <w:sz w:val="19"/>
+        </w:rPr>
+        <w:t>400定位到具体字段并保留输入；403隐藏敏感内容并记录拒绝审计；409展示最新状态并要求刷新；超时先按clientRequestId查询执行结果；部分成功展示逐项明细和补偿入口。</w:t>
+      </w:r>
+    </w:p>
+    <w:p>
+      <w:pPr>
+        <w:spacing w:after="80"/>
+      </w:pPr>
+      <w:r>
+        <w:rPr>
+          <w:rFonts w:ascii="Calibri" w:hAnsi="Calibri" w:eastAsia="Microsoft YaHei"/>
+          <w:b/>
+          <w:color w:val="1F2937"/>
+          <w:sz w:val="19"/>
+        </w:rPr>
+        <w:t>跨端影响：</w:t>
+      </w:r>
+      <w:r>
+        <w:rPr>
+          <w:rFonts w:ascii="Calibri" w:hAnsi="Calibri" w:eastAsia="Microsoft YaHei"/>
+          <w:b w:val="0"/>
+          <w:color w:val="1F2937"/>
+          <w:sz w:val="19"/>
+        </w:rPr>
+        <w:t>线索转机会后回写OP编号和转化状态。跨端消息只携带业务编号，接收端打开后重新鉴权并查询最新状态。</w:t>
+      </w:r>
+    </w:p>
+    <w:p>
+      <w:pPr>
+        <w:spacing w:after="80"/>
+      </w:pPr>
+      <w:r>
+        <w:rPr>
+          <w:rFonts w:ascii="Calibri" w:hAnsi="Calibri" w:eastAsia="Microsoft YaHei"/>
+          <w:b/>
+          <w:color w:val="1F2937"/>
+          <w:sz w:val="19"/>
+        </w:rPr>
+        <w:t>验收条件：</w:t>
+      </w:r>
+      <w:r>
+        <w:rPr>
+          <w:rFonts w:ascii="Calibri" w:hAnsi="Calibri" w:eastAsia="Microsoft YaHei"/>
+          <w:b w:val="0"/>
+          <w:color w:val="1F2937"/>
+          <w:sz w:val="19"/>
+        </w:rPr>
+        <w:t>在允许状态下完成转销售订单时仅产生一次预期数据变化和一次审计记录；越权、错误状态、重复提交及版本冲突均不得产生重复对象或越级状态。</w:t>
+      </w:r>
+    </w:p>
+    <w:p>
+      <w:pPr>
+        <w:pStyle w:val="Heading2"/>
+      </w:pPr>
+      <w:r>
+        <w:t>6.5 关闭机会</w:t>
+      </w:r>
+    </w:p>
+    <w:p>
+      <w:pPr>
+        <w:spacing w:after="80"/>
+      </w:pPr>
+      <w:r>
+        <w:rPr>
+          <w:rFonts w:ascii="Calibri" w:hAnsi="Calibri" w:eastAsia="Microsoft YaHei"/>
+          <w:b/>
+          <w:color w:val="1F2937"/>
+          <w:sz w:val="19"/>
+        </w:rPr>
+        <w:t>功能编号：</w:t>
+      </w:r>
+      <w:r>
+        <w:rPr>
+          <w:rFonts w:ascii="Calibri" w:hAnsi="Calibri" w:eastAsia="Microsoft YaHei"/>
+          <w:b w:val="0"/>
+          <w:color w:val="1F2937"/>
+          <w:sz w:val="19"/>
+        </w:rPr>
+        <w:t>OS-OPS-PRD-04-FP05。功能目的为选择赢单、输单或取消原因；关闭后仅允许查看和重新开启审批。</w:t>
+      </w:r>
+    </w:p>
+    <w:p>
+      <w:pPr>
+        <w:spacing w:after="80"/>
+      </w:pPr>
+      <w:r>
+        <w:rPr>
+          <w:rFonts w:ascii="Calibri" w:hAnsi="Calibri" w:eastAsia="Microsoft YaHei"/>
+          <w:b/>
+          <w:color w:val="1F2937"/>
+          <w:sz w:val="19"/>
+        </w:rPr>
+        <w:t>使用角色与入口：</w:t>
+      </w:r>
+      <w:r>
+        <w:rPr>
+          <w:rFonts w:ascii="Calibri" w:hAnsi="Calibri" w:eastAsia="Microsoft YaHei"/>
+          <w:b w:val="0"/>
+          <w:color w:val="1F2937"/>
+          <w:sz w:val="19"/>
+        </w:rPr>
+        <w:t>对象负责人或具备状态管理权限的管理员；从列表行操作或详情页状态动作区进入。入口显示前先校验菜单权限、动作权限和数据范围。</w:t>
+      </w:r>
+    </w:p>
+    <w:p>
+      <w:pPr>
+        <w:spacing w:after="80"/>
+      </w:pPr>
+      <w:r>
+        <w:rPr>
+          <w:rFonts w:ascii="Calibri" w:hAnsi="Calibri" w:eastAsia="Microsoft YaHei"/>
+          <w:b/>
+          <w:color w:val="1F2937"/>
+          <w:sz w:val="19"/>
+        </w:rPr>
+        <w:t>前置条件：</w:t>
+      </w:r>
+      <w:r>
+        <w:rPr>
+          <w:rFonts w:ascii="Calibri" w:hAnsi="Calibri" w:eastAsia="Microsoft YaHei"/>
+          <w:b w:val="0"/>
+          <w:color w:val="1F2937"/>
+          <w:sz w:val="19"/>
+        </w:rPr>
+        <w:t>用户登录有效；目标对象存在且属于用户dataScope；当前状态包含该动作；页面持有最新version和allowedActions。涉及金额、库存、附件或第三方结果时必须回源确认。</w:t>
+      </w:r>
+    </w:p>
+    <w:p>
+      <w:pPr>
+        <w:spacing w:after="80"/>
+      </w:pPr>
+      <w:r>
+        <w:rPr>
+          <w:rFonts w:ascii="Calibri" w:hAnsi="Calibri" w:eastAsia="Microsoft YaHei"/>
+          <w:b/>
+          <w:color w:val="1F2937"/>
+          <w:sz w:val="19"/>
+        </w:rPr>
+        <w:t>界面操作：</w:t>
+      </w:r>
+      <w:r>
+        <w:rPr>
+          <w:rFonts w:ascii="Calibri" w:hAnsi="Calibri" w:eastAsia="Microsoft YaHei"/>
+          <w:b w:val="0"/>
+          <w:color w:val="1F2937"/>
+          <w:sz w:val="19"/>
+        </w:rPr>
+        <w:t>在详情或行操作中触发关闭机会，界面展示当前状态、目标状态、影响范围和原因；高风险动作二次确认。</w:t>
+      </w:r>
+    </w:p>
+    <w:p>
+      <w:pPr>
+        <w:spacing w:after="80"/>
+      </w:pPr>
+      <w:r>
+        <w:rPr>
+          <w:rFonts w:ascii="Calibri" w:hAnsi="Calibri" w:eastAsia="Microsoft YaHei"/>
+          <w:b/>
+          <w:color w:val="1F2937"/>
+          <w:sz w:val="19"/>
+        </w:rPr>
+        <w:t>系统处理：</w:t>
+      </w:r>
+      <w:r>
+        <w:rPr>
+          <w:rFonts w:ascii="Calibri" w:hAnsi="Calibri" w:eastAsia="Microsoft YaHei"/>
+          <w:b w:val="0"/>
+          <w:color w:val="1F2937"/>
+          <w:sz w:val="19"/>
+        </w:rPr>
+        <w:t>服务端调用POST /ops/v1/opportunities/{id}/actions/{action}，校验权限、当前状态、expectedVersion和业务不变量，在事务中写入状态及时间线。选择赢单、输单或取消原因；关闭后仅允许查看和重新开启审批。</w:t>
+      </w:r>
+    </w:p>
+    <w:p>
+      <w:pPr>
+        <w:spacing w:after="80"/>
+      </w:pPr>
+      <w:r>
+        <w:rPr>
+          <w:rFonts w:ascii="Calibri" w:hAnsi="Calibri" w:eastAsia="Microsoft YaHei"/>
+          <w:b/>
+          <w:color w:val="1F2937"/>
+          <w:sz w:val="19"/>
+        </w:rPr>
+        <w:t>业务规则：</w:t>
+      </w:r>
+      <w:r>
+        <w:rPr>
+          <w:rFonts w:ascii="Calibri" w:hAnsi="Calibri" w:eastAsia="Microsoft YaHei"/>
+          <w:b w:val="0"/>
+          <w:color w:val="1F2937"/>
+          <w:sz w:val="19"/>
+        </w:rPr>
+        <w:t>一个线索可以产生多个不同业务机会，但同一业务和有效周期只允许一个开放机会。所有校验必须由服务端再次执行，前端校验只用于即时反馈。</w:t>
+      </w:r>
+    </w:p>
+    <w:p>
+      <w:pPr>
+        <w:spacing w:after="80"/>
+      </w:pPr>
+      <w:r>
+        <w:rPr>
+          <w:rFonts w:ascii="Calibri" w:hAnsi="Calibri" w:eastAsia="Microsoft YaHei"/>
+          <w:b/>
+          <w:color w:val="1F2937"/>
+          <w:sz w:val="19"/>
+        </w:rPr>
+        <w:t>成功结果：</w:t>
+      </w:r>
+      <w:r>
+        <w:rPr>
+          <w:rFonts w:ascii="Calibri" w:hAnsi="Calibri" w:eastAsia="Microsoft YaHei"/>
+          <w:b w:val="0"/>
+          <w:color w:val="1F2937"/>
+          <w:sz w:val="19"/>
+        </w:rPr>
+        <w:t>页面提示“关闭机会成功”，刷新对象状态、version、allowedActions、关联对象和时间线；如产生异步任务，同时显示任务编号和进度入口。</w:t>
+      </w:r>
+    </w:p>
+    <w:p>
+      <w:pPr>
+        <w:spacing w:after="80"/>
+      </w:pPr>
+      <w:r>
+        <w:rPr>
+          <w:rFonts w:ascii="Calibri" w:hAnsi="Calibri" w:eastAsia="Microsoft YaHei"/>
+          <w:b/>
+          <w:color w:val="1F2937"/>
+          <w:sz w:val="19"/>
+        </w:rPr>
+        <w:t>异常与恢复：</w:t>
+      </w:r>
+      <w:r>
+        <w:rPr>
+          <w:rFonts w:ascii="Calibri" w:hAnsi="Calibri" w:eastAsia="Microsoft YaHei"/>
+          <w:b w:val="0"/>
+          <w:color w:val="1F2937"/>
+          <w:sz w:val="19"/>
+        </w:rPr>
+        <w:t>400定位到具体字段并保留输入；403隐藏敏感内容并记录拒绝审计；409展示最新状态并要求刷新；超时先按clientRequestId查询执行结果；部分成功展示逐项明细和补偿入口。</w:t>
+      </w:r>
+    </w:p>
+    <w:p>
+      <w:pPr>
+        <w:spacing w:after="80"/>
+      </w:pPr>
+      <w:r>
+        <w:rPr>
+          <w:rFonts w:ascii="Calibri" w:hAnsi="Calibri" w:eastAsia="Microsoft YaHei"/>
+          <w:b/>
+          <w:color w:val="1F2937"/>
+          <w:sz w:val="19"/>
+        </w:rPr>
+        <w:t>跨端影响：</w:t>
+      </w:r>
+      <w:r>
+        <w:rPr>
+          <w:rFonts w:ascii="Calibri" w:hAnsi="Calibri" w:eastAsia="Microsoft YaHei"/>
+          <w:b w:val="0"/>
+          <w:color w:val="1F2937"/>
+          <w:sz w:val="19"/>
+        </w:rPr>
+        <w:t>订单创建后客户小程序显示待签约或待支付状态。跨端消息只携带业务编号，接收端打开后重新鉴权并查询最新状态。</w:t>
+      </w:r>
+    </w:p>
+    <w:p>
+      <w:pPr>
+        <w:spacing w:after="80"/>
+      </w:pPr>
+      <w:r>
+        <w:rPr>
+          <w:rFonts w:ascii="Calibri" w:hAnsi="Calibri" w:eastAsia="Microsoft YaHei"/>
+          <w:b/>
+          <w:color w:val="1F2937"/>
+          <w:sz w:val="19"/>
+        </w:rPr>
+        <w:t>验收条件：</w:t>
+      </w:r>
+      <w:r>
+        <w:rPr>
+          <w:rFonts w:ascii="Calibri" w:hAnsi="Calibri" w:eastAsia="Microsoft YaHei"/>
+          <w:b w:val="0"/>
+          <w:color w:val="1F2937"/>
+          <w:sz w:val="19"/>
+        </w:rPr>
+        <w:t>在允许状态下完成关闭机会时仅产生一次预期数据变化和一次审计记录；越权、错误状态、重复提交及版本冲突均不得产生重复对象或越级状态。</w:t>
+      </w:r>
+    </w:p>
+    <w:p>
+      <w:pPr>
+        <w:pStyle w:val="Heading2"/>
+      </w:pPr>
+      <w:r>
+        <w:t>6.6 标准写操作时序</w:t>
       </w:r>
     </w:p>
     <w:p>
@@ -12495,7 +13843,7 @@
         <w:color w:val="667085"/>
         <w:sz w:val="15"/>
       </w:rPr>
-      <w:t xml:space="preserve">V2.0  |  2026-09-08  |  </w:t>
+      <w:t xml:space="preserve">V2.2  |  2026-09-09  |  </w:t>
     </w:r>
     <w:r>
       <w:fldChar w:fldCharType="begin"/>

--- a/operations-requirements/downloads/04_销售机会 PRD.docx
+++ b/operations-requirements/downloads/04_销售机会 PRD.docx
@@ -38,7 +38,7 @@
           <w:color w:val="2E74B5"/>
           <w:sz w:val="20"/>
         </w:rPr>
-        <w:t>OS-OPS-PRD-04  |  V2.2  |  2026-09-09</w:t>
+        <w:t>OS-OPS-PRD-04  |  V2.3  |  2026-09-09</w:t>
       </w:r>
     </w:p>
     <w:p>
@@ -366,7 +366,7 @@
                 <w:color w:val="1F2937"/>
                 <w:sz w:val="18"/>
               </w:rPr>
-              <w:t>V2.2  2026-09-09</w:t>
+              <w:t>V2.3  2026-09-09</w:t>
             </w:r>
           </w:p>
         </w:tc>
@@ -1150,7 +1150,7 @@
                 <w:color w:val="1F2937"/>
                 <w:sz w:val="16"/>
               </w:rPr>
-              <w:t>OS-OPS-PRD-04-FP01 新增销售机会；OS-OPS-PRD-04-FP02 更新阶段；OS-OPS-PRD-04-FP03 维护报价；OS-OPS-PRD-04-FP04 转销售订单；OS-OPS-PRD-04-FP05 关闭机会</w:t>
+              <w:t>OS-OPS-PRD-04-FP02 更新阶段；OS-OPS-PRD-04-FP03 维护报价；OS-OPS-PRD-04-FP04 转销售订单；OS-OPS-PRD-04-FP05 关闭机会</w:t>
             </w:r>
           </w:p>
         </w:tc>
@@ -1267,6 +1267,357 @@
                 <w:sz w:val="16"/>
               </w:rPr>
               <w:t>查询条件可组合、重置并在返回时保留；列表与导出共用同一数据范围；按钮依据权限、状态和allowedActions显示。</w:t>
+            </w:r>
+          </w:p>
+        </w:tc>
+      </w:tr>
+      <w:tr>
+        <w:trPr>
+          <w:cantSplit/>
+        </w:trPr>
+        <w:tc>
+          <w:tcPr>
+            <w:tcW w:type="dxa" w:w="1944"/>
+            <w:tcMar>
+              <w:top w:w="75" w:type="dxa"/>
+              <w:start w:w="100" w:type="dxa"/>
+              <w:bottom w:w="75" w:type="dxa"/>
+              <w:end w:w="100" w:type="dxa"/>
+            </w:tcMar>
+            <w:vAlign w:val="center"/>
+            <w:shd w:fill="F4F7FB"/>
+          </w:tcPr>
+          <w:p>
+            <w:pPr>
+              <w:spacing w:after="0" w:line="259" w:lineRule="auto"/>
+            </w:pPr>
+            <w:r>
+              <w:rPr>
+                <w:rFonts w:ascii="Calibri" w:hAnsi="Calibri" w:eastAsia="Microsoft YaHei"/>
+                <w:b w:val="0"/>
+                <w:color w:val="1F2937"/>
+                <w:sz w:val="16"/>
+              </w:rPr>
+              <w:t>状态与权限</w:t>
+            </w:r>
+          </w:p>
+        </w:tc>
+        <w:tc>
+          <w:tcPr>
+            <w:tcW w:type="dxa" w:w="8280"/>
+            <w:tcMar>
+              <w:top w:w="75" w:type="dxa"/>
+              <w:start w:w="100" w:type="dxa"/>
+              <w:bottom w:w="75" w:type="dxa"/>
+              <w:end w:w="100" w:type="dxa"/>
+            </w:tcMar>
+            <w:vAlign w:val="center"/>
+            <w:shd w:fill="F4F7FB"/>
+          </w:tcPr>
+          <w:p>
+            <w:pPr>
+              <w:spacing w:after="0" w:line="259" w:lineRule="auto"/>
+            </w:pPr>
+            <w:r>
+              <w:rPr>
+                <w:rFonts w:ascii="Calibri" w:hAnsi="Calibri" w:eastAsia="Microsoft YaHei"/>
+                <w:b w:val="0"/>
+                <w:color w:val="1F2937"/>
+                <w:sz w:val="16"/>
+              </w:rPr>
+              <w:t>所有行级和详情动作由allowedActions控制；无权限时隐藏入口，直接调用接口仍返回403并记录审计。</w:t>
+            </w:r>
+          </w:p>
+        </w:tc>
+      </w:tr>
+    </w:tbl>
+    <w:p>
+      <w:pPr>
+        <w:spacing w:after="0"/>
+      </w:pPr>
+    </w:p>
+    <w:p>
+      <w:pPr>
+        <w:jc w:val="center"/>
+      </w:pPr>
+      <w:r>
+        <w:drawing>
+          <wp:inline xmlns:a="http://schemas.openxmlformats.org/drawingml/2006/main" xmlns:pic="http://schemas.openxmlformats.org/drawingml/2006/picture">
+            <wp:extent cx="6172200" cy="3857625"/>
+            <wp:docPr id="2" name="Picture 2"/>
+            <wp:cNvGraphicFramePr>
+              <a:graphicFrameLocks noChangeAspect="1"/>
+            </wp:cNvGraphicFramePr>
+            <a:graphic>
+              <a:graphicData uri="http://schemas.openxmlformats.org/drawingml/2006/picture">
+                <pic:pic>
+                  <pic:nvPicPr>
+                    <pic:cNvPr id="0" name="ops-04-opportunities-add.png"/>
+                    <pic:cNvPicPr/>
+                  </pic:nvPicPr>
+                  <pic:blipFill>
+                    <a:blip r:embed="rId12"/>
+                    <a:stretch>
+                      <a:fillRect/>
+                    </a:stretch>
+                  </pic:blipFill>
+                  <pic:spPr>
+                    <a:xfrm>
+                      <a:off x="0" y="0"/>
+                      <a:ext cx="6172200" cy="3857625"/>
+                    </a:xfrm>
+                    <a:prstGeom prst="rect"/>
+                  </pic:spPr>
+                </pic:pic>
+              </a:graphicData>
+            </a:graphic>
+          </wp:inline>
+        </w:drawing>
+      </w:r>
+    </w:p>
+    <w:p>
+      <w:pPr>
+        <w:pStyle w:val="Caption"/>
+        <w:jc w:val="center"/>
+      </w:pPr>
+      <w:r>
+        <w:t>图 2-2  新增销售机会表单</w:t>
+      </w:r>
+    </w:p>
+    <w:tbl>
+      <w:tblPr>
+        <w:tblStyle w:val="TableGrid"/>
+        <w:tblW w:type="dxa" w:w="10224"/>
+        <w:jc w:val="center"/>
+        <w:tblLayout w:type="fixed"/>
+        <w:tblLook w:firstColumn="1" w:firstRow="1" w:lastColumn="0" w:lastRow="0" w:noHBand="0" w:noVBand="1" w:val="04A0"/>
+      </w:tblPr>
+      <w:tblGrid>
+        <w:gridCol w:w="1944"/>
+        <w:gridCol w:w="8280"/>
+      </w:tblGrid>
+      <w:tr>
+        <w:trPr>
+          <w:tblHeader/>
+        </w:trPr>
+        <w:tc>
+          <w:tcPr>
+            <w:tcW w:type="dxa" w:w="1944"/>
+            <w:shd w:fill="17365D"/>
+            <w:tcMar>
+              <w:top w:w="75" w:type="dxa"/>
+              <w:start w:w="100" w:type="dxa"/>
+              <w:bottom w:w="75" w:type="dxa"/>
+              <w:end w:w="100" w:type="dxa"/>
+            </w:tcMar>
+            <w:vAlign w:val="center"/>
+          </w:tcPr>
+          <w:p>
+            <w:r>
+              <w:rPr>
+                <w:rFonts w:ascii="Calibri" w:hAnsi="Calibri" w:eastAsia="Microsoft YaHei"/>
+                <w:b/>
+                <w:color w:val="FFFFFF"/>
+                <w:sz w:val="16"/>
+              </w:rPr>
+              <w:t>说明项</w:t>
+            </w:r>
+          </w:p>
+        </w:tc>
+        <w:tc>
+          <w:tcPr>
+            <w:tcW w:type="dxa" w:w="8280"/>
+            <w:shd w:fill="17365D"/>
+            <w:tcMar>
+              <w:top w:w="75" w:type="dxa"/>
+              <w:start w:w="100" w:type="dxa"/>
+              <w:bottom w:w="75" w:type="dxa"/>
+              <w:end w:w="100" w:type="dxa"/>
+            </w:tcMar>
+            <w:vAlign w:val="center"/>
+          </w:tcPr>
+          <w:p>
+            <w:r>
+              <w:rPr>
+                <w:rFonts w:ascii="Calibri" w:hAnsi="Calibri" w:eastAsia="Microsoft YaHei"/>
+                <w:b/>
+                <w:color w:val="FFFFFF"/>
+                <w:sz w:val="16"/>
+              </w:rPr>
+              <w:t>界面辅助说明</w:t>
+            </w:r>
+          </w:p>
+        </w:tc>
+      </w:tr>
+      <w:tr>
+        <w:trPr>
+          <w:cantSplit/>
+        </w:trPr>
+        <w:tc>
+          <w:tcPr>
+            <w:tcW w:type="dxa" w:w="1944"/>
+            <w:tcMar>
+              <w:top w:w="75" w:type="dxa"/>
+              <w:start w:w="100" w:type="dxa"/>
+              <w:bottom w:w="75" w:type="dxa"/>
+              <w:end w:w="100" w:type="dxa"/>
+            </w:tcMar>
+            <w:vAlign w:val="center"/>
+          </w:tcPr>
+          <w:p>
+            <w:pPr>
+              <w:spacing w:after="0" w:line="259" w:lineRule="auto"/>
+            </w:pPr>
+            <w:r>
+              <w:rPr>
+                <w:rFonts w:ascii="Calibri" w:hAnsi="Calibri" w:eastAsia="Microsoft YaHei"/>
+                <w:b w:val="0"/>
+                <w:color w:val="1F2937"/>
+                <w:sz w:val="16"/>
+              </w:rPr>
+              <w:t>对应功能点</w:t>
+            </w:r>
+          </w:p>
+        </w:tc>
+        <w:tc>
+          <w:tcPr>
+            <w:tcW w:type="dxa" w:w="8280"/>
+            <w:tcMar>
+              <w:top w:w="75" w:type="dxa"/>
+              <w:start w:w="100" w:type="dxa"/>
+              <w:bottom w:w="75" w:type="dxa"/>
+              <w:end w:w="100" w:type="dxa"/>
+            </w:tcMar>
+            <w:vAlign w:val="center"/>
+          </w:tcPr>
+          <w:p>
+            <w:pPr>
+              <w:spacing w:after="0" w:line="259" w:lineRule="auto"/>
+            </w:pPr>
+            <w:r>
+              <w:rPr>
+                <w:rFonts w:ascii="Calibri" w:hAnsi="Calibri" w:eastAsia="Microsoft YaHei"/>
+                <w:b w:val="0"/>
+                <w:color w:val="1F2937"/>
+                <w:sz w:val="16"/>
+              </w:rPr>
+              <w:t>OS-OPS-PRD-04-FP01 新增销售机会</w:t>
+            </w:r>
+          </w:p>
+        </w:tc>
+      </w:tr>
+      <w:tr>
+        <w:trPr>
+          <w:cantSplit/>
+        </w:trPr>
+        <w:tc>
+          <w:tcPr>
+            <w:tcW w:type="dxa" w:w="1944"/>
+            <w:tcMar>
+              <w:top w:w="75" w:type="dxa"/>
+              <w:start w:w="100" w:type="dxa"/>
+              <w:bottom w:w="75" w:type="dxa"/>
+              <w:end w:w="100" w:type="dxa"/>
+            </w:tcMar>
+            <w:vAlign w:val="center"/>
+            <w:shd w:fill="F4F7FB"/>
+          </w:tcPr>
+          <w:p>
+            <w:pPr>
+              <w:spacing w:after="0" w:line="259" w:lineRule="auto"/>
+            </w:pPr>
+            <w:r>
+              <w:rPr>
+                <w:rFonts w:ascii="Calibri" w:hAnsi="Calibri" w:eastAsia="Microsoft YaHei"/>
+                <w:b w:val="0"/>
+                <w:color w:val="1F2937"/>
+                <w:sz w:val="16"/>
+              </w:rPr>
+              <w:t>页面区域</w:t>
+            </w:r>
+          </w:p>
+        </w:tc>
+        <w:tc>
+          <w:tcPr>
+            <w:tcW w:type="dxa" w:w="8280"/>
+            <w:tcMar>
+              <w:top w:w="75" w:type="dxa"/>
+              <w:start w:w="100" w:type="dxa"/>
+              <w:bottom w:w="75" w:type="dxa"/>
+              <w:end w:w="100" w:type="dxa"/>
+            </w:tcMar>
+            <w:vAlign w:val="center"/>
+            <w:shd w:fill="F4F7FB"/>
+          </w:tcPr>
+          <w:p>
+            <w:pPr>
+              <w:spacing w:after="0" w:line="259" w:lineRule="auto"/>
+            </w:pPr>
+            <w:r>
+              <w:rPr>
+                <w:rFonts w:ascii="Calibri" w:hAnsi="Calibri" w:eastAsia="Microsoft YaHei"/>
+                <w:b w:val="0"/>
+                <w:color w:val="1F2937"/>
+                <w:sz w:val="16"/>
+              </w:rPr>
+              <w:t>新增界面按业务分组展示表单字段、关联对象选择、保存与取消操作。</w:t>
+            </w:r>
+          </w:p>
+        </w:tc>
+      </w:tr>
+      <w:tr>
+        <w:trPr>
+          <w:cantSplit/>
+        </w:trPr>
+        <w:tc>
+          <w:tcPr>
+            <w:tcW w:type="dxa" w:w="1944"/>
+            <w:tcMar>
+              <w:top w:w="75" w:type="dxa"/>
+              <w:start w:w="100" w:type="dxa"/>
+              <w:bottom w:w="75" w:type="dxa"/>
+              <w:end w:w="100" w:type="dxa"/>
+            </w:tcMar>
+            <w:vAlign w:val="center"/>
+          </w:tcPr>
+          <w:p>
+            <w:pPr>
+              <w:spacing w:after="0" w:line="259" w:lineRule="auto"/>
+            </w:pPr>
+            <w:r>
+              <w:rPr>
+                <w:rFonts w:ascii="Calibri" w:hAnsi="Calibri" w:eastAsia="Microsoft YaHei"/>
+                <w:b w:val="0"/>
+                <w:color w:val="1F2937"/>
+                <w:sz w:val="16"/>
+              </w:rPr>
+              <w:t>交互要求</w:t>
+            </w:r>
+          </w:p>
+        </w:tc>
+        <w:tc>
+          <w:tcPr>
+            <w:tcW w:type="dxa" w:w="8280"/>
+            <w:tcMar>
+              <w:top w:w="75" w:type="dxa"/>
+              <w:start w:w="100" w:type="dxa"/>
+              <w:bottom w:w="75" w:type="dxa"/>
+              <w:end w:w="100" w:type="dxa"/>
+            </w:tcMar>
+            <w:vAlign w:val="center"/>
+          </w:tcPr>
+          <w:p>
+            <w:pPr>
+              <w:spacing w:after="0" w:line="259" w:lineRule="auto"/>
+            </w:pPr>
+            <w:r>
+              <w:rPr>
+                <w:rFonts w:ascii="Calibri" w:hAnsi="Calibri" w:eastAsia="Microsoft YaHei"/>
+                <w:b w:val="0"/>
+                <w:color w:val="1F2937"/>
+                <w:sz w:val="16"/>
+              </w:rPr>
+              <w:t>必填和格式错误在字段下方提示；关联对象实时校验；保存期间按钮防重复，关闭已修改表单需二次确认。</w:t>
             </w:r>
           </w:p>
         </w:tc>
@@ -11267,7 +11618,7 @@
         <w:drawing>
           <wp:inline xmlns:a="http://schemas.openxmlformats.org/drawingml/2006/main" xmlns:pic="http://schemas.openxmlformats.org/drawingml/2006/picture">
             <wp:extent cx="6080760" cy="2322850"/>
-            <wp:docPr id="2" name="Picture 2"/>
+            <wp:docPr id="3" name="Picture 3"/>
             <wp:cNvGraphicFramePr>
               <a:graphicFrameLocks noChangeAspect="1"/>
             </wp:cNvGraphicFramePr>
@@ -11279,7 +11630,7 @@
                     <pic:cNvPicPr/>
                   </pic:nvPicPr>
                   <pic:blipFill>
-                    <a:blip r:embed="rId12"/>
+                    <a:blip r:embed="rId13"/>
                     <a:stretch>
                       <a:fillRect/>
                     </a:stretch>
@@ -13843,7 +14194,7 @@
         <w:color w:val="667085"/>
         <w:sz w:val="15"/>
       </w:rPr>
-      <w:t xml:space="preserve">V2.2  |  2026-09-09  |  </w:t>
+      <w:t xml:space="preserve">V2.3  |  2026-09-09  |  </w:t>
     </w:r>
     <w:r>
       <w:fldChar w:fldCharType="begin"/>

--- a/operations-requirements/downloads/04_销售机会 PRD.docx
+++ b/operations-requirements/downloads/04_销售机会 PRD.docx
@@ -38,7 +38,7 @@
           <w:color w:val="2E74B5"/>
           <w:sz w:val="20"/>
         </w:rPr>
-        <w:t>OS-OPS-PRD-04  |  V2.3  |  2026-09-09</w:t>
+        <w:t>OS-OPS-PRD-04  |  V2.5  |  2026-09-09</w:t>
       </w:r>
     </w:p>
     <w:p>
@@ -366,7 +366,7 @@
                 <w:color w:val="1F2937"/>
                 <w:sz w:val="18"/>
               </w:rPr>
-              <w:t>V2.3  2026-09-09</w:t>
+              <w:t>V2.5  2026-09-09</w:t>
             </w:r>
           </w:p>
         </w:tc>
@@ -8472,6 +8472,4144 @@
       <w:r>
         <w:t>保存按钮在请求进行中禁用；超时后先查询结果再允许重试</w:t>
       </w:r>
+    </w:p>
+    <w:p>
+      <w:pPr>
+        <w:pStyle w:val="Heading2"/>
+      </w:pPr>
+      <w:r>
+        <w:t>5.1 详情入口与页面容器</w:t>
+      </w:r>
+    </w:p>
+    <w:p>
+      <w:r>
+        <w:t>用户从列表行的查看入口、业务编号链接或关联对象深链打开详情。界面设计依据原型中的“销售机会列表与阶段管理”真实截图；原型未提供独立详情画面时，不生成示例截图，研发按本文档定义在现有列表视觉体系中实现右侧抽屉或独立详情页。</w:t>
+      </w:r>
+    </w:p>
+    <w:tbl>
+      <w:tblPr>
+        <w:tblStyle w:val="TableGrid"/>
+        <w:tblW w:type="dxa" w:w="10224"/>
+        <w:jc w:val="center"/>
+        <w:tblLayout w:type="fixed"/>
+        <w:tblLook w:firstColumn="1" w:firstRow="1" w:lastColumn="0" w:lastRow="0" w:noHBand="0" w:noVBand="1" w:val="04A0"/>
+      </w:tblPr>
+      <w:tblGrid>
+        <w:gridCol w:w="1944"/>
+        <w:gridCol w:w="8280"/>
+      </w:tblGrid>
+      <w:tr>
+        <w:trPr>
+          <w:tblHeader/>
+        </w:trPr>
+        <w:tc>
+          <w:tcPr>
+            <w:tcW w:type="dxa" w:w="1944"/>
+            <w:shd w:fill="17365D"/>
+            <w:tcMar>
+              <w:top w:w="75" w:type="dxa"/>
+              <w:start w:w="100" w:type="dxa"/>
+              <w:bottom w:w="75" w:type="dxa"/>
+              <w:end w:w="100" w:type="dxa"/>
+            </w:tcMar>
+            <w:vAlign w:val="center"/>
+          </w:tcPr>
+          <w:p>
+            <w:r>
+              <w:rPr>
+                <w:rFonts w:ascii="Calibri" w:hAnsi="Calibri" w:eastAsia="Microsoft YaHei"/>
+                <w:b/>
+                <w:color w:val="FFFFFF"/>
+                <w:sz w:val="16"/>
+              </w:rPr>
+              <w:t>界面状态</w:t>
+            </w:r>
+          </w:p>
+        </w:tc>
+        <w:tc>
+          <w:tcPr>
+            <w:tcW w:type="dxa" w:w="8280"/>
+            <w:shd w:fill="17365D"/>
+            <w:tcMar>
+              <w:top w:w="75" w:type="dxa"/>
+              <w:start w:w="100" w:type="dxa"/>
+              <w:bottom w:w="75" w:type="dxa"/>
+              <w:end w:w="100" w:type="dxa"/>
+            </w:tcMar>
+            <w:vAlign w:val="center"/>
+          </w:tcPr>
+          <w:p>
+            <w:r>
+              <w:rPr>
+                <w:rFonts w:ascii="Calibri" w:hAnsi="Calibri" w:eastAsia="Microsoft YaHei"/>
+                <w:b/>
+                <w:color w:val="FFFFFF"/>
+                <w:sz w:val="16"/>
+              </w:rPr>
+              <w:t>完整处理规则</w:t>
+            </w:r>
+          </w:p>
+        </w:tc>
+      </w:tr>
+      <w:tr>
+        <w:trPr>
+          <w:cantSplit/>
+        </w:trPr>
+        <w:tc>
+          <w:tcPr>
+            <w:tcW w:type="dxa" w:w="1944"/>
+            <w:tcMar>
+              <w:top w:w="75" w:type="dxa"/>
+              <w:start w:w="100" w:type="dxa"/>
+              <w:bottom w:w="75" w:type="dxa"/>
+              <w:end w:w="100" w:type="dxa"/>
+            </w:tcMar>
+            <w:vAlign w:val="center"/>
+          </w:tcPr>
+          <w:p>
+            <w:pPr>
+              <w:spacing w:after="0" w:line="259" w:lineRule="auto"/>
+            </w:pPr>
+            <w:r>
+              <w:rPr>
+                <w:rFonts w:ascii="Calibri" w:hAnsi="Calibri" w:eastAsia="Microsoft YaHei"/>
+                <w:b w:val="0"/>
+                <w:color w:val="1F2937"/>
+                <w:sz w:val="16"/>
+              </w:rPr>
+              <w:t>打开与返回</w:t>
+            </w:r>
+          </w:p>
+        </w:tc>
+        <w:tc>
+          <w:tcPr>
+            <w:tcW w:type="dxa" w:w="8280"/>
+            <w:tcMar>
+              <w:top w:w="75" w:type="dxa"/>
+              <w:start w:w="100" w:type="dxa"/>
+              <w:bottom w:w="75" w:type="dxa"/>
+              <w:end w:w="100" w:type="dxa"/>
+            </w:tcMar>
+            <w:vAlign w:val="center"/>
+          </w:tcPr>
+          <w:p>
+            <w:pPr>
+              <w:spacing w:after="0" w:line="259" w:lineRule="auto"/>
+            </w:pPr>
+            <w:r>
+              <w:rPr>
+                <w:rFonts w:ascii="Calibri" w:hAnsi="Calibri" w:eastAsia="Microsoft YaHei"/>
+                <w:b w:val="0"/>
+                <w:color w:val="1F2937"/>
+                <w:sz w:val="16"/>
+              </w:rPr>
+              <w:t>打开时保存列表筛选、分页、排序和滚动位置；关闭或返回后恢复原上下文，并只刷新发生变化的行。</w:t>
+            </w:r>
+          </w:p>
+        </w:tc>
+      </w:tr>
+      <w:tr>
+        <w:trPr>
+          <w:cantSplit/>
+        </w:trPr>
+        <w:tc>
+          <w:tcPr>
+            <w:tcW w:type="dxa" w:w="1944"/>
+            <w:tcMar>
+              <w:top w:w="75" w:type="dxa"/>
+              <w:start w:w="100" w:type="dxa"/>
+              <w:bottom w:w="75" w:type="dxa"/>
+              <w:end w:w="100" w:type="dxa"/>
+            </w:tcMar>
+            <w:vAlign w:val="center"/>
+            <w:shd w:fill="F4F7FB"/>
+          </w:tcPr>
+          <w:p>
+            <w:pPr>
+              <w:spacing w:after="0" w:line="259" w:lineRule="auto"/>
+            </w:pPr>
+            <w:r>
+              <w:rPr>
+                <w:rFonts w:ascii="Calibri" w:hAnsi="Calibri" w:eastAsia="Microsoft YaHei"/>
+                <w:b w:val="0"/>
+                <w:color w:val="1F2937"/>
+                <w:sz w:val="16"/>
+              </w:rPr>
+              <w:t>加载中</w:t>
+            </w:r>
+          </w:p>
+        </w:tc>
+        <w:tc>
+          <w:tcPr>
+            <w:tcW w:type="dxa" w:w="8280"/>
+            <w:tcMar>
+              <w:top w:w="75" w:type="dxa"/>
+              <w:start w:w="100" w:type="dxa"/>
+              <w:bottom w:w="75" w:type="dxa"/>
+              <w:end w:w="100" w:type="dxa"/>
+            </w:tcMar>
+            <w:vAlign w:val="center"/>
+            <w:shd w:fill="F4F7FB"/>
+          </w:tcPr>
+          <w:p>
+            <w:pPr>
+              <w:spacing w:after="0" w:line="259" w:lineRule="auto"/>
+            </w:pPr>
+            <w:r>
+              <w:rPr>
+                <w:rFonts w:ascii="Calibri" w:hAnsi="Calibri" w:eastAsia="Microsoft YaHei"/>
+                <w:b w:val="0"/>
+                <w:color w:val="1F2937"/>
+                <w:sz w:val="16"/>
+              </w:rPr>
+              <w:t>先展示对象类型、业务编号和骨架屏；各信息组独立加载，禁止闪现上一条记录。</w:t>
+            </w:r>
+          </w:p>
+        </w:tc>
+      </w:tr>
+      <w:tr>
+        <w:trPr>
+          <w:cantSplit/>
+        </w:trPr>
+        <w:tc>
+          <w:tcPr>
+            <w:tcW w:type="dxa" w:w="1944"/>
+            <w:tcMar>
+              <w:top w:w="75" w:type="dxa"/>
+              <w:start w:w="100" w:type="dxa"/>
+              <w:bottom w:w="75" w:type="dxa"/>
+              <w:end w:w="100" w:type="dxa"/>
+            </w:tcMar>
+            <w:vAlign w:val="center"/>
+          </w:tcPr>
+          <w:p>
+            <w:pPr>
+              <w:spacing w:after="0" w:line="259" w:lineRule="auto"/>
+            </w:pPr>
+            <w:r>
+              <w:rPr>
+                <w:rFonts w:ascii="Calibri" w:hAnsi="Calibri" w:eastAsia="Microsoft YaHei"/>
+                <w:b w:val="0"/>
+                <w:color w:val="1F2937"/>
+                <w:sz w:val="16"/>
+              </w:rPr>
+              <w:t>加载成功</w:t>
+            </w:r>
+          </w:p>
+        </w:tc>
+        <w:tc>
+          <w:tcPr>
+            <w:tcW w:type="dxa" w:w="8280"/>
+            <w:tcMar>
+              <w:top w:w="75" w:type="dxa"/>
+              <w:start w:w="100" w:type="dxa"/>
+              <w:bottom w:w="75" w:type="dxa"/>
+              <w:end w:w="100" w:type="dxa"/>
+            </w:tcMar>
+            <w:vAlign w:val="center"/>
+          </w:tcPr>
+          <w:p>
+            <w:pPr>
+              <w:spacing w:after="0" w:line="259" w:lineRule="auto"/>
+            </w:pPr>
+            <w:r>
+              <w:rPr>
+                <w:rFonts w:ascii="Calibri" w:hAnsi="Calibri" w:eastAsia="Microsoft YaHei"/>
+                <w:b w:val="0"/>
+                <w:color w:val="1F2937"/>
+                <w:sz w:val="16"/>
+              </w:rPr>
+              <w:t>返回id、业务编号、version、当前状态、asOfTime、fieldPermissions和allowedActions；页面以响应为唯一展示依据。</w:t>
+            </w:r>
+          </w:p>
+        </w:tc>
+      </w:tr>
+      <w:tr>
+        <w:trPr>
+          <w:cantSplit/>
+        </w:trPr>
+        <w:tc>
+          <w:tcPr>
+            <w:tcW w:type="dxa" w:w="1944"/>
+            <w:tcMar>
+              <w:top w:w="75" w:type="dxa"/>
+              <w:start w:w="100" w:type="dxa"/>
+              <w:bottom w:w="75" w:type="dxa"/>
+              <w:end w:w="100" w:type="dxa"/>
+            </w:tcMar>
+            <w:vAlign w:val="center"/>
+            <w:shd w:fill="F4F7FB"/>
+          </w:tcPr>
+          <w:p>
+            <w:pPr>
+              <w:spacing w:after="0" w:line="259" w:lineRule="auto"/>
+            </w:pPr>
+            <w:r>
+              <w:rPr>
+                <w:rFonts w:ascii="Calibri" w:hAnsi="Calibri" w:eastAsia="Microsoft YaHei"/>
+                <w:b w:val="0"/>
+                <w:color w:val="1F2937"/>
+                <w:sz w:val="16"/>
+              </w:rPr>
+              <w:t>记录不存在</w:t>
+            </w:r>
+          </w:p>
+        </w:tc>
+        <w:tc>
+          <w:tcPr>
+            <w:tcW w:type="dxa" w:w="8280"/>
+            <w:tcMar>
+              <w:top w:w="75" w:type="dxa"/>
+              <w:start w:w="100" w:type="dxa"/>
+              <w:bottom w:w="75" w:type="dxa"/>
+              <w:end w:w="100" w:type="dxa"/>
+            </w:tcMar>
+            <w:vAlign w:val="center"/>
+            <w:shd w:fill="F4F7FB"/>
+          </w:tcPr>
+          <w:p>
+            <w:pPr>
+              <w:spacing w:after="0" w:line="259" w:lineRule="auto"/>
+            </w:pPr>
+            <w:r>
+              <w:rPr>
+                <w:rFonts w:ascii="Calibri" w:hAnsi="Calibri" w:eastAsia="Microsoft YaHei"/>
+                <w:b w:val="0"/>
+                <w:color w:val="1F2937"/>
+                <w:sz w:val="16"/>
+              </w:rPr>
+              <w:t>显示记录不存在、已归档或已移除；不泄露客户、金额、地址和关联对象，提供返回列表入口。</w:t>
+            </w:r>
+          </w:p>
+        </w:tc>
+      </w:tr>
+      <w:tr>
+        <w:trPr>
+          <w:cantSplit/>
+        </w:trPr>
+        <w:tc>
+          <w:tcPr>
+            <w:tcW w:type="dxa" w:w="1944"/>
+            <w:tcMar>
+              <w:top w:w="75" w:type="dxa"/>
+              <w:start w:w="100" w:type="dxa"/>
+              <w:bottom w:w="75" w:type="dxa"/>
+              <w:end w:w="100" w:type="dxa"/>
+            </w:tcMar>
+            <w:vAlign w:val="center"/>
+          </w:tcPr>
+          <w:p>
+            <w:pPr>
+              <w:spacing w:after="0" w:line="259" w:lineRule="auto"/>
+            </w:pPr>
+            <w:r>
+              <w:rPr>
+                <w:rFonts w:ascii="Calibri" w:hAnsi="Calibri" w:eastAsia="Microsoft YaHei"/>
+                <w:b w:val="0"/>
+                <w:color w:val="1F2937"/>
+                <w:sz w:val="16"/>
+              </w:rPr>
+              <w:t>无权限</w:t>
+            </w:r>
+          </w:p>
+        </w:tc>
+        <w:tc>
+          <w:tcPr>
+            <w:tcW w:type="dxa" w:w="8280"/>
+            <w:tcMar>
+              <w:top w:w="75" w:type="dxa"/>
+              <w:start w:w="100" w:type="dxa"/>
+              <w:bottom w:w="75" w:type="dxa"/>
+              <w:end w:w="100" w:type="dxa"/>
+            </w:tcMar>
+            <w:vAlign w:val="center"/>
+          </w:tcPr>
+          <w:p>
+            <w:pPr>
+              <w:spacing w:after="0" w:line="259" w:lineRule="auto"/>
+            </w:pPr>
+            <w:r>
+              <w:rPr>
+                <w:rFonts w:ascii="Calibri" w:hAnsi="Calibri" w:eastAsia="Microsoft YaHei"/>
+                <w:b w:val="0"/>
+                <w:color w:val="1F2937"/>
+                <w:sz w:val="16"/>
+              </w:rPr>
+              <w:t>详情接口在返回任何业务字段前完成对象级和字段级鉴权；页面显示无权查看并记录拒绝审计。</w:t>
+            </w:r>
+          </w:p>
+        </w:tc>
+      </w:tr>
+      <w:tr>
+        <w:trPr>
+          <w:cantSplit/>
+        </w:trPr>
+        <w:tc>
+          <w:tcPr>
+            <w:tcW w:type="dxa" w:w="1944"/>
+            <w:tcMar>
+              <w:top w:w="75" w:type="dxa"/>
+              <w:start w:w="100" w:type="dxa"/>
+              <w:bottom w:w="75" w:type="dxa"/>
+              <w:end w:w="100" w:type="dxa"/>
+            </w:tcMar>
+            <w:vAlign w:val="center"/>
+            <w:shd w:fill="F4F7FB"/>
+          </w:tcPr>
+          <w:p>
+            <w:pPr>
+              <w:spacing w:after="0" w:line="259" w:lineRule="auto"/>
+            </w:pPr>
+            <w:r>
+              <w:rPr>
+                <w:rFonts w:ascii="Calibri" w:hAnsi="Calibri" w:eastAsia="Microsoft YaHei"/>
+                <w:b w:val="0"/>
+                <w:color w:val="1F2937"/>
+                <w:sz w:val="16"/>
+              </w:rPr>
+              <w:t>版本变化</w:t>
+            </w:r>
+          </w:p>
+        </w:tc>
+        <w:tc>
+          <w:tcPr>
+            <w:tcW w:type="dxa" w:w="8280"/>
+            <w:tcMar>
+              <w:top w:w="75" w:type="dxa"/>
+              <w:start w:w="100" w:type="dxa"/>
+              <w:bottom w:w="75" w:type="dxa"/>
+              <w:end w:w="100" w:type="dxa"/>
+            </w:tcMar>
+            <w:vAlign w:val="center"/>
+            <w:shd w:fill="F4F7FB"/>
+          </w:tcPr>
+          <w:p>
+            <w:pPr>
+              <w:spacing w:after="0" w:line="259" w:lineRule="auto"/>
+            </w:pPr>
+            <w:r>
+              <w:rPr>
+                <w:rFonts w:ascii="Calibri" w:hAnsi="Calibri" w:eastAsia="Microsoft YaHei"/>
+                <w:b w:val="0"/>
+                <w:color w:val="1F2937"/>
+                <w:sz w:val="16"/>
+              </w:rPr>
+              <w:t>收到对象变更事件时自动刷新只读区；若存在未提交操作，提示比较最新版本，不覆盖用户输入。</w:t>
+            </w:r>
+          </w:p>
+        </w:tc>
+      </w:tr>
+      <w:tr>
+        <w:trPr>
+          <w:cantSplit/>
+        </w:trPr>
+        <w:tc>
+          <w:tcPr>
+            <w:tcW w:type="dxa" w:w="1944"/>
+            <w:tcMar>
+              <w:top w:w="75" w:type="dxa"/>
+              <w:start w:w="100" w:type="dxa"/>
+              <w:bottom w:w="75" w:type="dxa"/>
+              <w:end w:w="100" w:type="dxa"/>
+            </w:tcMar>
+            <w:vAlign w:val="center"/>
+          </w:tcPr>
+          <w:p>
+            <w:pPr>
+              <w:spacing w:after="0" w:line="259" w:lineRule="auto"/>
+            </w:pPr>
+            <w:r>
+              <w:rPr>
+                <w:rFonts w:ascii="Calibri" w:hAnsi="Calibri" w:eastAsia="Microsoft YaHei"/>
+                <w:b w:val="0"/>
+                <w:color w:val="1F2937"/>
+                <w:sz w:val="16"/>
+              </w:rPr>
+              <w:t>部分失败</w:t>
+            </w:r>
+          </w:p>
+        </w:tc>
+        <w:tc>
+          <w:tcPr>
+            <w:tcW w:type="dxa" w:w="8280"/>
+            <w:tcMar>
+              <w:top w:w="75" w:type="dxa"/>
+              <w:start w:w="100" w:type="dxa"/>
+              <w:bottom w:w="75" w:type="dxa"/>
+              <w:end w:w="100" w:type="dxa"/>
+            </w:tcMar>
+            <w:vAlign w:val="center"/>
+          </w:tcPr>
+          <w:p>
+            <w:pPr>
+              <w:spacing w:after="0" w:line="259" w:lineRule="auto"/>
+            </w:pPr>
+            <w:r>
+              <w:rPr>
+                <w:rFonts w:ascii="Calibri" w:hAnsi="Calibri" w:eastAsia="Microsoft YaHei"/>
+                <w:b w:val="0"/>
+                <w:color w:val="1F2937"/>
+                <w:sz w:val="16"/>
+              </w:rPr>
+              <w:t>基本资料可显示时保留页面，仅在失败的信息组显示错误、traceId和重试；不得把缺失值显示为0或正常状态。</w:t>
+            </w:r>
+          </w:p>
+        </w:tc>
+      </w:tr>
+    </w:tbl>
+    <w:p>
+      <w:pPr>
+        <w:spacing w:after="0"/>
+      </w:pPr>
+    </w:p>
+    <w:p>
+      <w:pPr>
+        <w:pStyle w:val="Heading2"/>
+      </w:pPr>
+      <w:r>
+        <w:t>5.2 顶部摘要与详情信息组</w:t>
+      </w:r>
+    </w:p>
+    <w:p>
+      <w:r>
+        <w:t>顶部摘要用于确认当前查看对象、归属、状态、责任人和关键业务值。详情字段必须覆盖新增、编辑及系统处理后形成的有效数据，不得只复制列表列。</w:t>
+      </w:r>
+    </w:p>
+    <w:tbl>
+      <w:tblPr>
+        <w:tblStyle w:val="TableGrid"/>
+        <w:tblW w:type="dxa" w:w="10224"/>
+        <w:jc w:val="center"/>
+        <w:tblLayout w:type="fixed"/>
+        <w:tblLook w:firstColumn="1" w:firstRow="1" w:lastColumn="0" w:lastRow="0" w:noHBand="0" w:noVBand="1" w:val="04A0"/>
+      </w:tblPr>
+      <w:tblGrid>
+        <w:gridCol w:w="2088"/>
+        <w:gridCol w:w="4968"/>
+        <w:gridCol w:w="3168"/>
+      </w:tblGrid>
+      <w:tr>
+        <w:trPr>
+          <w:tblHeader/>
+        </w:trPr>
+        <w:tc>
+          <w:tcPr>
+            <w:tcW w:type="dxa" w:w="2088"/>
+            <w:shd w:fill="17365D"/>
+            <w:tcMar>
+              <w:top w:w="75" w:type="dxa"/>
+              <w:start w:w="100" w:type="dxa"/>
+              <w:bottom w:w="75" w:type="dxa"/>
+              <w:end w:w="100" w:type="dxa"/>
+            </w:tcMar>
+            <w:vAlign w:val="center"/>
+          </w:tcPr>
+          <w:p>
+            <w:r>
+              <w:rPr>
+                <w:rFonts w:ascii="Calibri" w:hAnsi="Calibri" w:eastAsia="Microsoft YaHei"/>
+                <w:b/>
+                <w:color w:val="FFFFFF"/>
+                <w:sz w:val="15"/>
+              </w:rPr>
+              <w:t>信息组</w:t>
+            </w:r>
+          </w:p>
+        </w:tc>
+        <w:tc>
+          <w:tcPr>
+            <w:tcW w:type="dxa" w:w="4968"/>
+            <w:shd w:fill="17365D"/>
+            <w:tcMar>
+              <w:top w:w="75" w:type="dxa"/>
+              <w:start w:w="100" w:type="dxa"/>
+              <w:bottom w:w="75" w:type="dxa"/>
+              <w:end w:w="100" w:type="dxa"/>
+            </w:tcMar>
+            <w:vAlign w:val="center"/>
+          </w:tcPr>
+          <w:p>
+            <w:r>
+              <w:rPr>
+                <w:rFonts w:ascii="Calibri" w:hAnsi="Calibri" w:eastAsia="Microsoft YaHei"/>
+                <w:b/>
+                <w:color w:val="FFFFFF"/>
+                <w:sz w:val="15"/>
+              </w:rPr>
+              <w:t>展示字段</w:t>
+            </w:r>
+          </w:p>
+        </w:tc>
+        <w:tc>
+          <w:tcPr>
+            <w:tcW w:type="dxa" w:w="3168"/>
+            <w:shd w:fill="17365D"/>
+            <w:tcMar>
+              <w:top w:w="75" w:type="dxa"/>
+              <w:start w:w="100" w:type="dxa"/>
+              <w:bottom w:w="75" w:type="dxa"/>
+              <w:end w:w="100" w:type="dxa"/>
+            </w:tcMar>
+            <w:vAlign w:val="center"/>
+          </w:tcPr>
+          <w:p>
+            <w:r>
+              <w:rPr>
+                <w:rFonts w:ascii="Calibri" w:hAnsi="Calibri" w:eastAsia="Microsoft YaHei"/>
+                <w:b/>
+                <w:color w:val="FFFFFF"/>
+                <w:sz w:val="15"/>
+              </w:rPr>
+              <w:t>展示与交互规则</w:t>
+            </w:r>
+          </w:p>
+        </w:tc>
+      </w:tr>
+      <w:tr>
+        <w:trPr>
+          <w:cantSplit/>
+        </w:trPr>
+        <w:tc>
+          <w:tcPr>
+            <w:tcW w:type="dxa" w:w="2088"/>
+            <w:tcMar>
+              <w:top w:w="75" w:type="dxa"/>
+              <w:start w:w="100" w:type="dxa"/>
+              <w:bottom w:w="75" w:type="dxa"/>
+              <w:end w:w="100" w:type="dxa"/>
+            </w:tcMar>
+            <w:vAlign w:val="center"/>
+          </w:tcPr>
+          <w:p>
+            <w:pPr>
+              <w:spacing w:after="0" w:line="259" w:lineRule="auto"/>
+            </w:pPr>
+            <w:r>
+              <w:rPr>
+                <w:rFonts w:ascii="Calibri" w:hAnsi="Calibri" w:eastAsia="Microsoft YaHei"/>
+                <w:b w:val="0"/>
+                <w:color w:val="1F2937"/>
+                <w:sz w:val="15"/>
+              </w:rPr>
+              <w:t>标识与基本资料</w:t>
+            </w:r>
+          </w:p>
+        </w:tc>
+        <w:tc>
+          <w:tcPr>
+            <w:tcW w:type="dxa" w:w="4968"/>
+            <w:tcMar>
+              <w:top w:w="75" w:type="dxa"/>
+              <w:start w:w="100" w:type="dxa"/>
+              <w:bottom w:w="75" w:type="dxa"/>
+              <w:end w:w="100" w:type="dxa"/>
+            </w:tcMar>
+            <w:vAlign w:val="center"/>
+          </w:tcPr>
+          <w:p>
+            <w:pPr>
+              <w:spacing w:after="0" w:line="259" w:lineRule="auto"/>
+            </w:pPr>
+            <w:r>
+              <w:rPr>
+                <w:rFonts w:ascii="Calibri" w:hAnsi="Calibri" w:eastAsia="Microsoft YaHei"/>
+                <w:b w:val="0"/>
+                <w:color w:val="1F2937"/>
+                <w:sz w:val="15"/>
+              </w:rPr>
+              <w:t>OP 编号、标题、成功率、意向地区、其他地区、流动电话、Credit Ref、香港身份证名称、地区、分区、邮递区号、国家</w:t>
+            </w:r>
+          </w:p>
+        </w:tc>
+        <w:tc>
+          <w:tcPr>
+            <w:tcW w:type="dxa" w:w="3168"/>
+            <w:tcMar>
+              <w:top w:w="75" w:type="dxa"/>
+              <w:start w:w="100" w:type="dxa"/>
+              <w:bottom w:w="75" w:type="dxa"/>
+              <w:end w:w="100" w:type="dxa"/>
+            </w:tcMar>
+            <w:vAlign w:val="center"/>
+          </w:tcPr>
+          <w:p>
+            <w:pPr>
+              <w:spacing w:after="0" w:line="259" w:lineRule="auto"/>
+            </w:pPr>
+            <w:r>
+              <w:rPr>
+                <w:rFonts w:ascii="Calibri" w:hAnsi="Calibri" w:eastAsia="Microsoft YaHei"/>
+                <w:b w:val="0"/>
+                <w:color w:val="1F2937"/>
+                <w:sz w:val="15"/>
+              </w:rPr>
+              <w:t>完整显示业务编号与主属性；编号支持复制且不可编辑，敏感字段按字段权限脱敏。</w:t>
+            </w:r>
+          </w:p>
+        </w:tc>
+      </w:tr>
+      <w:tr>
+        <w:trPr>
+          <w:cantSplit/>
+        </w:trPr>
+        <w:tc>
+          <w:tcPr>
+            <w:tcW w:type="dxa" w:w="2088"/>
+            <w:tcMar>
+              <w:top w:w="75" w:type="dxa"/>
+              <w:start w:w="100" w:type="dxa"/>
+              <w:bottom w:w="75" w:type="dxa"/>
+              <w:end w:w="100" w:type="dxa"/>
+            </w:tcMar>
+            <w:vAlign w:val="center"/>
+            <w:shd w:fill="F4F7FB"/>
+          </w:tcPr>
+          <w:p>
+            <w:pPr>
+              <w:spacing w:after="0" w:line="259" w:lineRule="auto"/>
+            </w:pPr>
+            <w:r>
+              <w:rPr>
+                <w:rFonts w:ascii="Calibri" w:hAnsi="Calibri" w:eastAsia="Microsoft YaHei"/>
+                <w:b w:val="0"/>
+                <w:color w:val="1F2937"/>
+                <w:sz w:val="15"/>
+              </w:rPr>
+              <w:t>归属与关联对象</w:t>
+            </w:r>
+          </w:p>
+        </w:tc>
+        <w:tc>
+          <w:tcPr>
+            <w:tcW w:type="dxa" w:w="4968"/>
+            <w:tcMar>
+              <w:top w:w="75" w:type="dxa"/>
+              <w:start w:w="100" w:type="dxa"/>
+              <w:bottom w:w="75" w:type="dxa"/>
+              <w:end w:w="100" w:type="dxa"/>
+            </w:tcMar>
+            <w:vAlign w:val="center"/>
+            <w:shd w:fill="F4F7FB"/>
+          </w:tcPr>
+          <w:p>
+            <w:pPr>
+              <w:spacing w:after="0" w:line="259" w:lineRule="auto"/>
+            </w:pPr>
+            <w:r>
+              <w:rPr>
+                <w:rFonts w:ascii="Calibri" w:hAnsi="Calibri" w:eastAsia="Microsoft YaHei"/>
+                <w:b w:val="0"/>
+                <w:color w:val="1F2937"/>
+                <w:sz w:val="15"/>
+              </w:rPr>
+              <w:t>来源线索、负责人、机会编号、负责人邮箱、店铺、客户总档、介绍人推荐码、客户号码、线索来源、线索活动、来源渠道、线索退回原因、客户需求、线索沟通摘要、营销活动、推荐计划</w:t>
+            </w:r>
+          </w:p>
+        </w:tc>
+        <w:tc>
+          <w:tcPr>
+            <w:tcW w:type="dxa" w:w="3168"/>
+            <w:tcMar>
+              <w:top w:w="75" w:type="dxa"/>
+              <w:start w:w="100" w:type="dxa"/>
+              <w:bottom w:w="75" w:type="dxa"/>
+              <w:end w:w="100" w:type="dxa"/>
+            </w:tcMar>
+            <w:vAlign w:val="center"/>
+            <w:shd w:fill="F4F7FB"/>
+          </w:tcPr>
+          <w:p>
+            <w:pPr>
+              <w:spacing w:after="0" w:line="259" w:lineRule="auto"/>
+            </w:pPr>
+            <w:r>
+              <w:rPr>
+                <w:rFonts w:ascii="Calibri" w:hAnsi="Calibri" w:eastAsia="Microsoft YaHei"/>
+                <w:b w:val="0"/>
+                <w:color w:val="1F2937"/>
+                <w:sz w:val="15"/>
+              </w:rPr>
+              <w:t>显示名称加业务编号；有查看权限时可打开关联对象，无权限时只显示允许的摘要。</w:t>
+            </w:r>
+          </w:p>
+        </w:tc>
+      </w:tr>
+      <w:tr>
+        <w:trPr>
+          <w:cantSplit/>
+        </w:trPr>
+        <w:tc>
+          <w:tcPr>
+            <w:tcW w:type="dxa" w:w="2088"/>
+            <w:tcMar>
+              <w:top w:w="75" w:type="dxa"/>
+              <w:start w:w="100" w:type="dxa"/>
+              <w:bottom w:w="75" w:type="dxa"/>
+              <w:end w:w="100" w:type="dxa"/>
+            </w:tcMar>
+            <w:vAlign w:val="center"/>
+          </w:tcPr>
+          <w:p>
+            <w:pPr>
+              <w:spacing w:after="0" w:line="259" w:lineRule="auto"/>
+            </w:pPr>
+            <w:r>
+              <w:rPr>
+                <w:rFonts w:ascii="Calibri" w:hAnsi="Calibri" w:eastAsia="Microsoft YaHei"/>
+                <w:b w:val="0"/>
+                <w:color w:val="1F2937"/>
+                <w:sz w:val="15"/>
+              </w:rPr>
+              <w:t>金额数量与业务配置</w:t>
+            </w:r>
+          </w:p>
+        </w:tc>
+        <w:tc>
+          <w:tcPr>
+            <w:tcW w:type="dxa" w:w="4968"/>
+            <w:tcMar>
+              <w:top w:w="75" w:type="dxa"/>
+              <w:start w:w="100" w:type="dxa"/>
+              <w:bottom w:w="75" w:type="dxa"/>
+              <w:end w:w="100" w:type="dxa"/>
+            </w:tcMar>
+            <w:vAlign w:val="center"/>
+          </w:tcPr>
+          <w:p>
+            <w:pPr>
+              <w:spacing w:after="0" w:line="259" w:lineRule="auto"/>
+            </w:pPr>
+            <w:r>
+              <w:rPr>
+                <w:rFonts w:ascii="Calibri" w:hAnsi="Calibri" w:eastAsia="Microsoft YaHei"/>
+                <w:b w:val="0"/>
+                <w:color w:val="1F2937"/>
+                <w:sz w:val="15"/>
+              </w:rPr>
+              <w:t>预计金额、租用租期、金额、呎吋、其他呎吋</w:t>
+            </w:r>
+          </w:p>
+        </w:tc>
+        <w:tc>
+          <w:tcPr>
+            <w:tcW w:type="dxa" w:w="3168"/>
+            <w:tcMar>
+              <w:top w:w="75" w:type="dxa"/>
+              <w:start w:w="100" w:type="dxa"/>
+              <w:bottom w:w="75" w:type="dxa"/>
+              <w:end w:w="100" w:type="dxa"/>
+            </w:tcMar>
+            <w:vAlign w:val="center"/>
+          </w:tcPr>
+          <w:p>
+            <w:pPr>
+              <w:spacing w:after="0" w:line="259" w:lineRule="auto"/>
+            </w:pPr>
+            <w:r>
+              <w:rPr>
+                <w:rFonts w:ascii="Calibri" w:hAnsi="Calibri" w:eastAsia="Microsoft YaHei"/>
+                <w:b w:val="0"/>
+                <w:color w:val="1F2937"/>
+                <w:sz w:val="15"/>
+              </w:rPr>
+              <w:t>显示原始值、单位、币种和有效版本；金额与数量由服务端返回，前端不得二次推导覆盖。</w:t>
+            </w:r>
+          </w:p>
+        </w:tc>
+      </w:tr>
+      <w:tr>
+        <w:trPr>
+          <w:cantSplit/>
+        </w:trPr>
+        <w:tc>
+          <w:tcPr>
+            <w:tcW w:type="dxa" w:w="2088"/>
+            <w:tcMar>
+              <w:top w:w="75" w:type="dxa"/>
+              <w:start w:w="100" w:type="dxa"/>
+              <w:bottom w:w="75" w:type="dxa"/>
+              <w:end w:w="100" w:type="dxa"/>
+            </w:tcMar>
+            <w:vAlign w:val="center"/>
+            <w:shd w:fill="F4F7FB"/>
+          </w:tcPr>
+          <w:p>
+            <w:pPr>
+              <w:spacing w:after="0" w:line="259" w:lineRule="auto"/>
+            </w:pPr>
+            <w:r>
+              <w:rPr>
+                <w:rFonts w:ascii="Calibri" w:hAnsi="Calibri" w:eastAsia="Microsoft YaHei"/>
+                <w:b w:val="0"/>
+                <w:color w:val="1F2937"/>
+                <w:sz w:val="15"/>
+              </w:rPr>
+              <w:t>状态责任与时间</w:t>
+            </w:r>
+          </w:p>
+        </w:tc>
+        <w:tc>
+          <w:tcPr>
+            <w:tcW w:type="dxa" w:w="4968"/>
+            <w:tcMar>
+              <w:top w:w="75" w:type="dxa"/>
+              <w:start w:w="100" w:type="dxa"/>
+              <w:bottom w:w="75" w:type="dxa"/>
+              <w:end w:w="100" w:type="dxa"/>
+            </w:tcMar>
+            <w:vAlign w:val="center"/>
+            <w:shd w:fill="F4F7FB"/>
+          </w:tcPr>
+          <w:p>
+            <w:pPr>
+              <w:spacing w:after="0" w:line="259" w:lineRule="auto"/>
+            </w:pPr>
+            <w:r>
+              <w:rPr>
+                <w:rFonts w:ascii="Calibri" w:hAnsi="Calibri" w:eastAsia="Microsoft YaHei"/>
+                <w:b w:val="0"/>
+                <w:color w:val="1F2937"/>
+                <w:sz w:val="15"/>
+              </w:rPr>
+              <w:t>阶段、状态、新增时间、结束日期</w:t>
+            </w:r>
+          </w:p>
+        </w:tc>
+        <w:tc>
+          <w:tcPr>
+            <w:tcW w:type="dxa" w:w="3168"/>
+            <w:tcMar>
+              <w:top w:w="75" w:type="dxa"/>
+              <w:start w:w="100" w:type="dxa"/>
+              <w:bottom w:w="75" w:type="dxa"/>
+              <w:end w:w="100" w:type="dxa"/>
+            </w:tcMar>
+            <w:vAlign w:val="center"/>
+            <w:shd w:fill="F4F7FB"/>
+          </w:tcPr>
+          <w:p>
+            <w:pPr>
+              <w:spacing w:after="0" w:line="259" w:lineRule="auto"/>
+            </w:pPr>
+            <w:r>
+              <w:rPr>
+                <w:rFonts w:ascii="Calibri" w:hAnsi="Calibri" w:eastAsia="Microsoft YaHei"/>
+                <w:b w:val="0"/>
+                <w:color w:val="1F2937"/>
+                <w:sz w:val="15"/>
+              </w:rPr>
+              <w:t>显示当前状态、负责人、业务时间和服务器更新时间；状态由服务端枚举与时间线共同解释。</w:t>
+            </w:r>
+          </w:p>
+        </w:tc>
+      </w:tr>
+      <w:tr>
+        <w:trPr>
+          <w:cantSplit/>
+        </w:trPr>
+        <w:tc>
+          <w:tcPr>
+            <w:tcW w:type="dxa" w:w="2088"/>
+            <w:tcMar>
+              <w:top w:w="75" w:type="dxa"/>
+              <w:start w:w="100" w:type="dxa"/>
+              <w:bottom w:w="75" w:type="dxa"/>
+              <w:end w:w="100" w:type="dxa"/>
+            </w:tcMar>
+            <w:vAlign w:val="center"/>
+          </w:tcPr>
+          <w:p>
+            <w:pPr>
+              <w:spacing w:after="0" w:line="259" w:lineRule="auto"/>
+            </w:pPr>
+            <w:r>
+              <w:rPr>
+                <w:rFonts w:ascii="Calibri" w:hAnsi="Calibri" w:eastAsia="Microsoft YaHei"/>
+                <w:b w:val="0"/>
+                <w:color w:val="1F2937"/>
+                <w:sz w:val="15"/>
+              </w:rPr>
+              <w:t>附件说明与补充信息</w:t>
+            </w:r>
+          </w:p>
+        </w:tc>
+        <w:tc>
+          <w:tcPr>
+            <w:tcW w:type="dxa" w:w="4968"/>
+            <w:tcMar>
+              <w:top w:w="75" w:type="dxa"/>
+              <w:start w:w="100" w:type="dxa"/>
+              <w:bottom w:w="75" w:type="dxa"/>
+              <w:end w:w="100" w:type="dxa"/>
+            </w:tcMar>
+            <w:vAlign w:val="center"/>
+          </w:tcPr>
+          <w:p>
+            <w:pPr>
+              <w:spacing w:after="0" w:line="259" w:lineRule="auto"/>
+            </w:pPr>
+            <w:r>
+              <w:rPr>
+                <w:rFonts w:ascii="Calibri" w:hAnsi="Calibri" w:eastAsia="Microsoft YaHei"/>
+                <w:b w:val="0"/>
+                <w:color w:val="1F2937"/>
+                <w:sz w:val="15"/>
+              </w:rPr>
+              <w:t>地址、内部备注、转仓备注</w:t>
+            </w:r>
+          </w:p>
+        </w:tc>
+        <w:tc>
+          <w:tcPr>
+            <w:tcW w:type="dxa" w:w="3168"/>
+            <w:tcMar>
+              <w:top w:w="75" w:type="dxa"/>
+              <w:start w:w="100" w:type="dxa"/>
+              <w:bottom w:w="75" w:type="dxa"/>
+              <w:end w:w="100" w:type="dxa"/>
+            </w:tcMar>
+            <w:vAlign w:val="center"/>
+          </w:tcPr>
+          <w:p>
+            <w:pPr>
+              <w:spacing w:after="0" w:line="259" w:lineRule="auto"/>
+            </w:pPr>
+            <w:r>
+              <w:rPr>
+                <w:rFonts w:ascii="Calibri" w:hAnsi="Calibri" w:eastAsia="Microsoft YaHei"/>
+                <w:b w:val="0"/>
+                <w:color w:val="1F2937"/>
+                <w:sz w:val="15"/>
+              </w:rPr>
+              <w:t>附件展示文件名、版本、扫描状态和权限动作；长文本保留换行并记录创建人与时间。</w:t>
+            </w:r>
+          </w:p>
+        </w:tc>
+      </w:tr>
+      <w:tr>
+        <w:trPr>
+          <w:cantSplit/>
+        </w:trPr>
+        <w:tc>
+          <w:tcPr>
+            <w:tcW w:type="dxa" w:w="2088"/>
+            <w:tcMar>
+              <w:top w:w="75" w:type="dxa"/>
+              <w:start w:w="100" w:type="dxa"/>
+              <w:bottom w:w="75" w:type="dxa"/>
+              <w:end w:w="100" w:type="dxa"/>
+            </w:tcMar>
+            <w:vAlign w:val="center"/>
+            <w:shd w:fill="F4F7FB"/>
+          </w:tcPr>
+          <w:p>
+            <w:pPr>
+              <w:spacing w:after="0" w:line="259" w:lineRule="auto"/>
+            </w:pPr>
+            <w:r>
+              <w:rPr>
+                <w:rFonts w:ascii="Calibri" w:hAnsi="Calibri" w:eastAsia="Microsoft YaHei"/>
+                <w:b w:val="0"/>
+                <w:color w:val="1F2937"/>
+                <w:sz w:val="15"/>
+              </w:rPr>
+              <w:t>系统与审计信息</w:t>
+            </w:r>
+          </w:p>
+        </w:tc>
+        <w:tc>
+          <w:tcPr>
+            <w:tcW w:type="dxa" w:w="4968"/>
+            <w:tcMar>
+              <w:top w:w="75" w:type="dxa"/>
+              <w:start w:w="100" w:type="dxa"/>
+              <w:bottom w:w="75" w:type="dxa"/>
+              <w:end w:w="100" w:type="dxa"/>
+            </w:tcMar>
+            <w:vAlign w:val="center"/>
+            <w:shd w:fill="F4F7FB"/>
+          </w:tcPr>
+          <w:p>
+            <w:pPr>
+              <w:spacing w:after="0" w:line="259" w:lineRule="auto"/>
+            </w:pPr>
+            <w:r>
+              <w:rPr>
+                <w:rFonts w:ascii="Calibri" w:hAnsi="Calibri" w:eastAsia="Microsoft YaHei"/>
+                <w:b w:val="0"/>
+                <w:color w:val="1F2937"/>
+                <w:sz w:val="15"/>
+              </w:rPr>
+              <w:t>version、createdAt、createdBy、updatedAt、updatedBy、sourceChannel、requestId</w:t>
+            </w:r>
+          </w:p>
+        </w:tc>
+        <w:tc>
+          <w:tcPr>
+            <w:tcW w:type="dxa" w:w="3168"/>
+            <w:tcMar>
+              <w:top w:w="75" w:type="dxa"/>
+              <w:start w:w="100" w:type="dxa"/>
+              <w:bottom w:w="75" w:type="dxa"/>
+              <w:end w:w="100" w:type="dxa"/>
+            </w:tcMar>
+            <w:vAlign w:val="center"/>
+            <w:shd w:fill="F4F7FB"/>
+          </w:tcPr>
+          <w:p>
+            <w:pPr>
+              <w:spacing w:after="0" w:line="259" w:lineRule="auto"/>
+            </w:pPr>
+            <w:r>
+              <w:rPr>
+                <w:rFonts w:ascii="Calibri" w:hAnsi="Calibri" w:eastAsia="Microsoft YaHei"/>
+                <w:b w:val="0"/>
+                <w:color w:val="1F2937"/>
+                <w:sz w:val="15"/>
+              </w:rPr>
+              <w:t>作为详情响应固定字段；用于并发控制、来源说明和操作追踪，不允许前端伪造。</w:t>
+            </w:r>
+          </w:p>
+        </w:tc>
+      </w:tr>
+    </w:tbl>
+    <w:p>
+      <w:pPr>
+        <w:spacing w:after="0"/>
+      </w:pPr>
+    </w:p>
+    <w:p>
+      <w:pPr>
+        <w:pStyle w:val="Heading2"/>
+      </w:pPr>
+      <w:r>
+        <w:t>5.3 状态时间线与处理记录</w:t>
+      </w:r>
+    </w:p>
+    <w:tbl>
+      <w:tblPr>
+        <w:tblStyle w:val="TableGrid"/>
+        <w:tblW w:type="dxa" w:w="10368"/>
+        <w:jc w:val="center"/>
+        <w:tblLayout w:type="fixed"/>
+        <w:tblLook w:firstColumn="1" w:firstRow="1" w:lastColumn="0" w:lastRow="0" w:noHBand="0" w:noVBand="1" w:val="04A0"/>
+      </w:tblPr>
+      <w:tblGrid>
+        <w:gridCol w:w="1800"/>
+        <w:gridCol w:w="3816"/>
+        <w:gridCol w:w="4752"/>
+      </w:tblGrid>
+      <w:tr>
+        <w:trPr>
+          <w:tblHeader/>
+        </w:trPr>
+        <w:tc>
+          <w:tcPr>
+            <w:tcW w:type="dxa" w:w="1800"/>
+            <w:shd w:fill="17365D"/>
+            <w:tcMar>
+              <w:top w:w="75" w:type="dxa"/>
+              <w:start w:w="100" w:type="dxa"/>
+              <w:bottom w:w="75" w:type="dxa"/>
+              <w:end w:w="100" w:type="dxa"/>
+            </w:tcMar>
+            <w:vAlign w:val="center"/>
+          </w:tcPr>
+          <w:p>
+            <w:r>
+              <w:rPr>
+                <w:rFonts w:ascii="Calibri" w:hAnsi="Calibri" w:eastAsia="Microsoft YaHei"/>
+                <w:b/>
+                <w:color w:val="FFFFFF"/>
+                <w:sz w:val="15"/>
+              </w:rPr>
+              <w:t>区域</w:t>
+            </w:r>
+          </w:p>
+        </w:tc>
+        <w:tc>
+          <w:tcPr>
+            <w:tcW w:type="dxa" w:w="3816"/>
+            <w:shd w:fill="17365D"/>
+            <w:tcMar>
+              <w:top w:w="75" w:type="dxa"/>
+              <w:start w:w="100" w:type="dxa"/>
+              <w:bottom w:w="75" w:type="dxa"/>
+              <w:end w:w="100" w:type="dxa"/>
+            </w:tcMar>
+            <w:vAlign w:val="center"/>
+          </w:tcPr>
+          <w:p>
+            <w:r>
+              <w:rPr>
+                <w:rFonts w:ascii="Calibri" w:hAnsi="Calibri" w:eastAsia="Microsoft YaHei"/>
+                <w:b/>
+                <w:color w:val="FFFFFF"/>
+                <w:sz w:val="15"/>
+              </w:rPr>
+              <w:t>内容</w:t>
+            </w:r>
+          </w:p>
+        </w:tc>
+        <w:tc>
+          <w:tcPr>
+            <w:tcW w:type="dxa" w:w="4752"/>
+            <w:shd w:fill="17365D"/>
+            <w:tcMar>
+              <w:top w:w="75" w:type="dxa"/>
+              <w:start w:w="100" w:type="dxa"/>
+              <w:bottom w:w="75" w:type="dxa"/>
+              <w:end w:w="100" w:type="dxa"/>
+            </w:tcMar>
+            <w:vAlign w:val="center"/>
+          </w:tcPr>
+          <w:p>
+            <w:r>
+              <w:rPr>
+                <w:rFonts w:ascii="Calibri" w:hAnsi="Calibri" w:eastAsia="Microsoft YaHei"/>
+                <w:b/>
+                <w:color w:val="FFFFFF"/>
+                <w:sz w:val="15"/>
+              </w:rPr>
+              <w:t>规则</w:t>
+            </w:r>
+          </w:p>
+        </w:tc>
+      </w:tr>
+      <w:tr>
+        <w:trPr>
+          <w:cantSplit/>
+        </w:trPr>
+        <w:tc>
+          <w:tcPr>
+            <w:tcW w:type="dxa" w:w="1800"/>
+            <w:tcMar>
+              <w:top w:w="75" w:type="dxa"/>
+              <w:start w:w="100" w:type="dxa"/>
+              <w:bottom w:w="75" w:type="dxa"/>
+              <w:end w:w="100" w:type="dxa"/>
+            </w:tcMar>
+            <w:vAlign w:val="center"/>
+          </w:tcPr>
+          <w:p>
+            <w:pPr>
+              <w:spacing w:after="0" w:line="259" w:lineRule="auto"/>
+            </w:pPr>
+            <w:r>
+              <w:rPr>
+                <w:rFonts w:ascii="Calibri" w:hAnsi="Calibri" w:eastAsia="Microsoft YaHei"/>
+                <w:b w:val="0"/>
+                <w:color w:val="1F2937"/>
+                <w:sz w:val="15"/>
+              </w:rPr>
+              <w:t>当前状态</w:t>
+            </w:r>
+          </w:p>
+        </w:tc>
+        <w:tc>
+          <w:tcPr>
+            <w:tcW w:type="dxa" w:w="3816"/>
+            <w:tcMar>
+              <w:top w:w="75" w:type="dxa"/>
+              <w:start w:w="100" w:type="dxa"/>
+              <w:bottom w:w="75" w:type="dxa"/>
+              <w:end w:w="100" w:type="dxa"/>
+            </w:tcMar>
+            <w:vAlign w:val="center"/>
+          </w:tcPr>
+          <w:p>
+            <w:pPr>
+              <w:spacing w:after="0" w:line="259" w:lineRule="auto"/>
+            </w:pPr>
+            <w:r>
+              <w:rPr>
+                <w:rFonts w:ascii="Calibri" w:hAnsi="Calibri" w:eastAsia="Microsoft YaHei"/>
+                <w:b w:val="0"/>
+                <w:color w:val="1F2937"/>
+                <w:sz w:val="15"/>
+              </w:rPr>
+              <w:t>资格确认→需求分析→方案报价→商务确认→赢单/输单/取消</w:t>
+            </w:r>
+          </w:p>
+        </w:tc>
+        <w:tc>
+          <w:tcPr>
+            <w:tcW w:type="dxa" w:w="4752"/>
+            <w:tcMar>
+              <w:top w:w="75" w:type="dxa"/>
+              <w:start w:w="100" w:type="dxa"/>
+              <w:bottom w:w="75" w:type="dxa"/>
+              <w:end w:w="100" w:type="dxa"/>
+            </w:tcMar>
+            <w:vAlign w:val="center"/>
+          </w:tcPr>
+          <w:p>
+            <w:pPr>
+              <w:spacing w:after="0" w:line="259" w:lineRule="auto"/>
+            </w:pPr>
+            <w:r>
+              <w:rPr>
+                <w:rFonts w:ascii="Calibri" w:hAnsi="Calibri" w:eastAsia="Microsoft YaHei"/>
+                <w:b w:val="0"/>
+                <w:color w:val="1F2937"/>
+                <w:sz w:val="15"/>
+              </w:rPr>
+              <w:t>由服务端currentStatus和statusLabel返回；页面不得根据按钮、时间或关联对象自行推断。</w:t>
+            </w:r>
+          </w:p>
+        </w:tc>
+      </w:tr>
+      <w:tr>
+        <w:trPr>
+          <w:cantSplit/>
+        </w:trPr>
+        <w:tc>
+          <w:tcPr>
+            <w:tcW w:type="dxa" w:w="1800"/>
+            <w:tcMar>
+              <w:top w:w="75" w:type="dxa"/>
+              <w:start w:w="100" w:type="dxa"/>
+              <w:bottom w:w="75" w:type="dxa"/>
+              <w:end w:w="100" w:type="dxa"/>
+            </w:tcMar>
+            <w:vAlign w:val="center"/>
+            <w:shd w:fill="F4F7FB"/>
+          </w:tcPr>
+          <w:p>
+            <w:pPr>
+              <w:spacing w:after="0" w:line="259" w:lineRule="auto"/>
+            </w:pPr>
+            <w:r>
+              <w:rPr>
+                <w:rFonts w:ascii="Calibri" w:hAnsi="Calibri" w:eastAsia="Microsoft YaHei"/>
+                <w:b w:val="0"/>
+                <w:color w:val="1F2937"/>
+                <w:sz w:val="15"/>
+              </w:rPr>
+              <w:t>状态时间线</w:t>
+            </w:r>
+          </w:p>
+        </w:tc>
+        <w:tc>
+          <w:tcPr>
+            <w:tcW w:type="dxa" w:w="3816"/>
+            <w:tcMar>
+              <w:top w:w="75" w:type="dxa"/>
+              <w:start w:w="100" w:type="dxa"/>
+              <w:bottom w:w="75" w:type="dxa"/>
+              <w:end w:w="100" w:type="dxa"/>
+            </w:tcMar>
+            <w:vAlign w:val="center"/>
+            <w:shd w:fill="F4F7FB"/>
+          </w:tcPr>
+          <w:p>
+            <w:pPr>
+              <w:spacing w:after="0" w:line="259" w:lineRule="auto"/>
+            </w:pPr>
+            <w:r>
+              <w:rPr>
+                <w:rFonts w:ascii="Calibri" w:hAnsi="Calibri" w:eastAsia="Microsoft YaHei"/>
+                <w:b w:val="0"/>
+                <w:color w:val="1F2937"/>
+                <w:sz w:val="15"/>
+              </w:rPr>
+              <w:t>创建、分派或提交、审批、执行、完成、取消、失败、恢复等有效节点</w:t>
+            </w:r>
+          </w:p>
+        </w:tc>
+        <w:tc>
+          <w:tcPr>
+            <w:tcW w:type="dxa" w:w="4752"/>
+            <w:tcMar>
+              <w:top w:w="75" w:type="dxa"/>
+              <w:start w:w="100" w:type="dxa"/>
+              <w:bottom w:w="75" w:type="dxa"/>
+              <w:end w:w="100" w:type="dxa"/>
+            </w:tcMar>
+            <w:vAlign w:val="center"/>
+            <w:shd w:fill="F4F7FB"/>
+          </w:tcPr>
+          <w:p>
+            <w:pPr>
+              <w:spacing w:after="0" w:line="259" w:lineRule="auto"/>
+            </w:pPr>
+            <w:r>
+              <w:rPr>
+                <w:rFonts w:ascii="Calibri" w:hAnsi="Calibri" w:eastAsia="Microsoft YaHei"/>
+                <w:b w:val="0"/>
+                <w:color w:val="1F2937"/>
+                <w:sz w:val="15"/>
+              </w:rPr>
+              <w:t>每个节点显示eventId、状态、业务时间、服务器接收时间、操作者、来源端、原因和结果；重试不得覆盖历史。</w:t>
+            </w:r>
+          </w:p>
+        </w:tc>
+      </w:tr>
+      <w:tr>
+        <w:trPr>
+          <w:cantSplit/>
+        </w:trPr>
+        <w:tc>
+          <w:tcPr>
+            <w:tcW w:type="dxa" w:w="1800"/>
+            <w:tcMar>
+              <w:top w:w="75" w:type="dxa"/>
+              <w:start w:w="100" w:type="dxa"/>
+              <w:bottom w:w="75" w:type="dxa"/>
+              <w:end w:w="100" w:type="dxa"/>
+            </w:tcMar>
+            <w:vAlign w:val="center"/>
+          </w:tcPr>
+          <w:p>
+            <w:pPr>
+              <w:spacing w:after="0" w:line="259" w:lineRule="auto"/>
+            </w:pPr>
+            <w:r>
+              <w:rPr>
+                <w:rFonts w:ascii="Calibri" w:hAnsi="Calibri" w:eastAsia="Microsoft YaHei"/>
+                <w:b w:val="0"/>
+                <w:color w:val="1F2937"/>
+                <w:sz w:val="15"/>
+              </w:rPr>
+              <w:t>操作记录</w:t>
+            </w:r>
+          </w:p>
+        </w:tc>
+        <w:tc>
+          <w:tcPr>
+            <w:tcW w:type="dxa" w:w="3816"/>
+            <w:tcMar>
+              <w:top w:w="75" w:type="dxa"/>
+              <w:start w:w="100" w:type="dxa"/>
+              <w:bottom w:w="75" w:type="dxa"/>
+              <w:end w:w="100" w:type="dxa"/>
+            </w:tcMar>
+            <w:vAlign w:val="center"/>
+          </w:tcPr>
+          <w:p>
+            <w:pPr>
+              <w:spacing w:after="0" w:line="259" w:lineRule="auto"/>
+            </w:pPr>
+            <w:r>
+              <w:rPr>
+                <w:rFonts w:ascii="Calibri" w:hAnsi="Calibri" w:eastAsia="Microsoft YaHei"/>
+                <w:b w:val="0"/>
+                <w:color w:val="1F2937"/>
+                <w:sz w:val="15"/>
+              </w:rPr>
+              <w:t>新增、编辑、状态动作、关联变更、下载、导出和权限拒绝</w:t>
+            </w:r>
+          </w:p>
+        </w:tc>
+        <w:tc>
+          <w:tcPr>
+            <w:tcW w:type="dxa" w:w="4752"/>
+            <w:tcMar>
+              <w:top w:w="75" w:type="dxa"/>
+              <w:start w:w="100" w:type="dxa"/>
+              <w:bottom w:w="75" w:type="dxa"/>
+              <w:end w:w="100" w:type="dxa"/>
+            </w:tcMar>
+            <w:vAlign w:val="center"/>
+          </w:tcPr>
+          <w:p>
+            <w:pPr>
+              <w:spacing w:after="0" w:line="259" w:lineRule="auto"/>
+            </w:pPr>
+            <w:r>
+              <w:rPr>
+                <w:rFonts w:ascii="Calibri" w:hAnsi="Calibri" w:eastAsia="Microsoft YaHei"/>
+                <w:b w:val="0"/>
+                <w:color w:val="1F2937"/>
+                <w:sz w:val="15"/>
+              </w:rPr>
+              <w:t>按发生时间倒序分页；字段变化显示前后值摘要，敏感原文继续脱敏。</w:t>
+            </w:r>
+          </w:p>
+        </w:tc>
+      </w:tr>
+      <w:tr>
+        <w:trPr>
+          <w:cantSplit/>
+        </w:trPr>
+        <w:tc>
+          <w:tcPr>
+            <w:tcW w:type="dxa" w:w="1800"/>
+            <w:tcMar>
+              <w:top w:w="75" w:type="dxa"/>
+              <w:start w:w="100" w:type="dxa"/>
+              <w:bottom w:w="75" w:type="dxa"/>
+              <w:end w:w="100" w:type="dxa"/>
+            </w:tcMar>
+            <w:vAlign w:val="center"/>
+            <w:shd w:fill="F4F7FB"/>
+          </w:tcPr>
+          <w:p>
+            <w:pPr>
+              <w:spacing w:after="0" w:line="259" w:lineRule="auto"/>
+            </w:pPr>
+            <w:r>
+              <w:rPr>
+                <w:rFonts w:ascii="Calibri" w:hAnsi="Calibri" w:eastAsia="Microsoft YaHei"/>
+                <w:b w:val="0"/>
+                <w:color w:val="1F2937"/>
+                <w:sz w:val="15"/>
+              </w:rPr>
+              <w:t>异步任务</w:t>
+            </w:r>
+          </w:p>
+        </w:tc>
+        <w:tc>
+          <w:tcPr>
+            <w:tcW w:type="dxa" w:w="3816"/>
+            <w:tcMar>
+              <w:top w:w="75" w:type="dxa"/>
+              <w:start w:w="100" w:type="dxa"/>
+              <w:bottom w:w="75" w:type="dxa"/>
+              <w:end w:w="100" w:type="dxa"/>
+            </w:tcMar>
+            <w:vAlign w:val="center"/>
+            <w:shd w:fill="F4F7FB"/>
+          </w:tcPr>
+          <w:p>
+            <w:pPr>
+              <w:spacing w:after="0" w:line="259" w:lineRule="auto"/>
+            </w:pPr>
+            <w:r>
+              <w:rPr>
+                <w:rFonts w:ascii="Calibri" w:hAnsi="Calibri" w:eastAsia="Microsoft YaHei"/>
+                <w:b w:val="0"/>
+                <w:color w:val="1F2937"/>
+                <w:sz w:val="15"/>
+              </w:rPr>
+              <w:t>通知、同步、文件处理、第三方回调、导出或补偿任务</w:t>
+            </w:r>
+          </w:p>
+        </w:tc>
+        <w:tc>
+          <w:tcPr>
+            <w:tcW w:type="dxa" w:w="4752"/>
+            <w:tcMar>
+              <w:top w:w="75" w:type="dxa"/>
+              <w:start w:w="100" w:type="dxa"/>
+              <w:bottom w:w="75" w:type="dxa"/>
+              <w:end w:w="100" w:type="dxa"/>
+            </w:tcMar>
+            <w:vAlign w:val="center"/>
+            <w:shd w:fill="F4F7FB"/>
+          </w:tcPr>
+          <w:p>
+            <w:pPr>
+              <w:spacing w:after="0" w:line="259" w:lineRule="auto"/>
+            </w:pPr>
+            <w:r>
+              <w:rPr>
+                <w:rFonts w:ascii="Calibri" w:hAnsi="Calibri" w:eastAsia="Microsoft YaHei"/>
+                <w:b w:val="0"/>
+                <w:color w:val="1F2937"/>
+                <w:sz w:val="15"/>
+              </w:rPr>
+              <w:t>显示任务编号、当前状态、重试次数、最近错误和下一次重试时间；主事务成功与异步失败分开表达。</w:t>
+            </w:r>
+          </w:p>
+        </w:tc>
+      </w:tr>
+    </w:tbl>
+    <w:p>
+      <w:pPr>
+        <w:spacing w:after="0"/>
+      </w:pPr>
+    </w:p>
+    <w:p>
+      <w:pPr>
+        <w:pStyle w:val="Heading2"/>
+      </w:pPr>
+      <w:r>
+        <w:t>5.4 关联对象与页签规则</w:t>
+      </w:r>
+    </w:p>
+    <w:tbl>
+      <w:tblPr>
+        <w:tblStyle w:val="TableGrid"/>
+        <w:tblW w:type="dxa" w:w="10368"/>
+        <w:jc w:val="center"/>
+        <w:tblLayout w:type="fixed"/>
+        <w:tblLook w:firstColumn="1" w:firstRow="1" w:lastColumn="0" w:lastRow="0" w:noHBand="0" w:noVBand="1" w:val="04A0"/>
+      </w:tblPr>
+      <w:tblGrid>
+        <w:gridCol w:w="1800"/>
+        <w:gridCol w:w="4032"/>
+        <w:gridCol w:w="4536"/>
+      </w:tblGrid>
+      <w:tr>
+        <w:trPr>
+          <w:tblHeader/>
+        </w:trPr>
+        <w:tc>
+          <w:tcPr>
+            <w:tcW w:type="dxa" w:w="1800"/>
+            <w:shd w:fill="17365D"/>
+            <w:tcMar>
+              <w:top w:w="75" w:type="dxa"/>
+              <w:start w:w="100" w:type="dxa"/>
+              <w:bottom w:w="75" w:type="dxa"/>
+              <w:end w:w="100" w:type="dxa"/>
+            </w:tcMar>
+            <w:vAlign w:val="center"/>
+          </w:tcPr>
+          <w:p>
+            <w:r>
+              <w:rPr>
+                <w:rFonts w:ascii="Calibri" w:hAnsi="Calibri" w:eastAsia="Microsoft YaHei"/>
+                <w:b/>
+                <w:color w:val="FFFFFF"/>
+                <w:sz w:val="15"/>
+              </w:rPr>
+              <w:t>页签或区域</w:t>
+            </w:r>
+          </w:p>
+        </w:tc>
+        <w:tc>
+          <w:tcPr>
+            <w:tcW w:type="dxa" w:w="4032"/>
+            <w:shd w:fill="17365D"/>
+            <w:tcMar>
+              <w:top w:w="75" w:type="dxa"/>
+              <w:start w:w="100" w:type="dxa"/>
+              <w:bottom w:w="75" w:type="dxa"/>
+              <w:end w:w="100" w:type="dxa"/>
+            </w:tcMar>
+            <w:vAlign w:val="center"/>
+          </w:tcPr>
+          <w:p>
+            <w:r>
+              <w:rPr>
+                <w:rFonts w:ascii="Calibri" w:hAnsi="Calibri" w:eastAsia="Microsoft YaHei"/>
+                <w:b/>
+                <w:color w:val="FFFFFF"/>
+                <w:sz w:val="15"/>
+              </w:rPr>
+              <w:t>范围</w:t>
+            </w:r>
+          </w:p>
+        </w:tc>
+        <w:tc>
+          <w:tcPr>
+            <w:tcW w:type="dxa" w:w="4536"/>
+            <w:shd w:fill="17365D"/>
+            <w:tcMar>
+              <w:top w:w="75" w:type="dxa"/>
+              <w:start w:w="100" w:type="dxa"/>
+              <w:bottom w:w="75" w:type="dxa"/>
+              <w:end w:w="100" w:type="dxa"/>
+            </w:tcMar>
+            <w:vAlign w:val="center"/>
+          </w:tcPr>
+          <w:p>
+            <w:r>
+              <w:rPr>
+                <w:rFonts w:ascii="Calibri" w:hAnsi="Calibri" w:eastAsia="Microsoft YaHei"/>
+                <w:b/>
+                <w:color w:val="FFFFFF"/>
+                <w:sz w:val="15"/>
+              </w:rPr>
+              <w:t>规则</w:t>
+            </w:r>
+          </w:p>
+        </w:tc>
+      </w:tr>
+      <w:tr>
+        <w:trPr>
+          <w:cantSplit/>
+        </w:trPr>
+        <w:tc>
+          <w:tcPr>
+            <w:tcW w:type="dxa" w:w="1800"/>
+            <w:tcMar>
+              <w:top w:w="75" w:type="dxa"/>
+              <w:start w:w="100" w:type="dxa"/>
+              <w:bottom w:w="75" w:type="dxa"/>
+              <w:end w:w="100" w:type="dxa"/>
+            </w:tcMar>
+            <w:vAlign w:val="center"/>
+          </w:tcPr>
+          <w:p>
+            <w:pPr>
+              <w:spacing w:after="0" w:line="259" w:lineRule="auto"/>
+            </w:pPr>
+            <w:r>
+              <w:rPr>
+                <w:rFonts w:ascii="Calibri" w:hAnsi="Calibri" w:eastAsia="Microsoft YaHei"/>
+                <w:b w:val="0"/>
+                <w:color w:val="1F2937"/>
+                <w:sz w:val="15"/>
+              </w:rPr>
+              <w:t>基本资料</w:t>
+            </w:r>
+          </w:p>
+        </w:tc>
+        <w:tc>
+          <w:tcPr>
+            <w:tcW w:type="dxa" w:w="4032"/>
+            <w:tcMar>
+              <w:top w:w="75" w:type="dxa"/>
+              <w:start w:w="100" w:type="dxa"/>
+              <w:bottom w:w="75" w:type="dxa"/>
+              <w:end w:w="100" w:type="dxa"/>
+            </w:tcMar>
+            <w:vAlign w:val="center"/>
+          </w:tcPr>
+          <w:p>
+            <w:pPr>
+              <w:spacing w:after="0" w:line="259" w:lineRule="auto"/>
+            </w:pPr>
+            <w:r>
+              <w:rPr>
+                <w:rFonts w:ascii="Calibri" w:hAnsi="Calibri" w:eastAsia="Microsoft YaHei"/>
+                <w:b w:val="0"/>
+                <w:color w:val="1F2937"/>
+                <w:sz w:val="15"/>
+              </w:rPr>
+              <w:t>当前对象全部有效字段</w:t>
+            </w:r>
+          </w:p>
+        </w:tc>
+        <w:tc>
+          <w:tcPr>
+            <w:tcW w:type="dxa" w:w="4536"/>
+            <w:tcMar>
+              <w:top w:w="75" w:type="dxa"/>
+              <w:start w:w="100" w:type="dxa"/>
+              <w:bottom w:w="75" w:type="dxa"/>
+              <w:end w:w="100" w:type="dxa"/>
+            </w:tcMar>
+            <w:vAlign w:val="center"/>
+          </w:tcPr>
+          <w:p>
+            <w:pPr>
+              <w:spacing w:after="0" w:line="259" w:lineRule="auto"/>
+            </w:pPr>
+            <w:r>
+              <w:rPr>
+                <w:rFonts w:ascii="Calibri" w:hAnsi="Calibri" w:eastAsia="Microsoft YaHei"/>
+                <w:b w:val="0"/>
+                <w:color w:val="1F2937"/>
+                <w:sz w:val="15"/>
+              </w:rPr>
+              <w:t>按fieldPermissions显示、脱敏或隐藏；编辑入口只在allowedActions含EDIT时出现。</w:t>
+            </w:r>
+          </w:p>
+        </w:tc>
+      </w:tr>
+      <w:tr>
+        <w:trPr>
+          <w:cantSplit/>
+        </w:trPr>
+        <w:tc>
+          <w:tcPr>
+            <w:tcW w:type="dxa" w:w="1800"/>
+            <w:tcMar>
+              <w:top w:w="75" w:type="dxa"/>
+              <w:start w:w="100" w:type="dxa"/>
+              <w:bottom w:w="75" w:type="dxa"/>
+              <w:end w:w="100" w:type="dxa"/>
+            </w:tcMar>
+            <w:vAlign w:val="center"/>
+            <w:shd w:fill="F4F7FB"/>
+          </w:tcPr>
+          <w:p>
+            <w:pPr>
+              <w:spacing w:after="0" w:line="259" w:lineRule="auto"/>
+            </w:pPr>
+            <w:r>
+              <w:rPr>
+                <w:rFonts w:ascii="Calibri" w:hAnsi="Calibri" w:eastAsia="Microsoft YaHei"/>
+                <w:b w:val="0"/>
+                <w:color w:val="1F2937"/>
+                <w:sz w:val="15"/>
+              </w:rPr>
+              <w:t>关联业务</w:t>
+            </w:r>
+          </w:p>
+        </w:tc>
+        <w:tc>
+          <w:tcPr>
+            <w:tcW w:type="dxa" w:w="4032"/>
+            <w:tcMar>
+              <w:top w:w="75" w:type="dxa"/>
+              <w:start w:w="100" w:type="dxa"/>
+              <w:bottom w:w="75" w:type="dxa"/>
+              <w:end w:w="100" w:type="dxa"/>
+            </w:tcMar>
+            <w:vAlign w:val="center"/>
+            <w:shd w:fill="F4F7FB"/>
+          </w:tcPr>
+          <w:p>
+            <w:pPr>
+              <w:spacing w:after="0" w:line="259" w:lineRule="auto"/>
+            </w:pPr>
+            <w:r>
+              <w:rPr>
+                <w:rFonts w:ascii="Calibri" w:hAnsi="Calibri" w:eastAsia="Microsoft YaHei"/>
+                <w:b w:val="0"/>
+                <w:color w:val="1F2937"/>
+                <w:sz w:val="15"/>
+              </w:rPr>
+              <w:t>来源线索、客户、报价版本、审批、销售订单、营销活动、推荐计划与跟进记录</w:t>
+            </w:r>
+          </w:p>
+        </w:tc>
+        <w:tc>
+          <w:tcPr>
+            <w:tcW w:type="dxa" w:w="4536"/>
+            <w:tcMar>
+              <w:top w:w="75" w:type="dxa"/>
+              <w:start w:w="100" w:type="dxa"/>
+              <w:bottom w:w="75" w:type="dxa"/>
+              <w:end w:w="100" w:type="dxa"/>
+            </w:tcMar>
+            <w:vAlign w:val="center"/>
+            <w:shd w:fill="F4F7FB"/>
+          </w:tcPr>
+          <w:p>
+            <w:pPr>
+              <w:spacing w:after="0" w:line="259" w:lineRule="auto"/>
+            </w:pPr>
+            <w:r>
+              <w:rPr>
+                <w:rFonts w:ascii="Calibri" w:hAnsi="Calibri" w:eastAsia="Microsoft YaHei"/>
+                <w:b w:val="0"/>
+                <w:color w:val="1F2937"/>
+                <w:sz w:val="15"/>
+              </w:rPr>
+              <w:t>关联列表返回对象类型、编号、名称、状态、关系、关键时间和detailUrl；按权限分页加载。</w:t>
+            </w:r>
+          </w:p>
+        </w:tc>
+      </w:tr>
+      <w:tr>
+        <w:trPr>
+          <w:cantSplit/>
+        </w:trPr>
+        <w:tc>
+          <w:tcPr>
+            <w:tcW w:type="dxa" w:w="1800"/>
+            <w:tcMar>
+              <w:top w:w="75" w:type="dxa"/>
+              <w:start w:w="100" w:type="dxa"/>
+              <w:bottom w:w="75" w:type="dxa"/>
+              <w:end w:w="100" w:type="dxa"/>
+            </w:tcMar>
+            <w:vAlign w:val="center"/>
+          </w:tcPr>
+          <w:p>
+            <w:pPr>
+              <w:spacing w:after="0" w:line="259" w:lineRule="auto"/>
+            </w:pPr>
+            <w:r>
+              <w:rPr>
+                <w:rFonts w:ascii="Calibri" w:hAnsi="Calibri" w:eastAsia="Microsoft YaHei"/>
+                <w:b w:val="0"/>
+                <w:color w:val="1F2937"/>
+                <w:sz w:val="15"/>
+              </w:rPr>
+              <w:t>附件与凭证</w:t>
+            </w:r>
+          </w:p>
+        </w:tc>
+        <w:tc>
+          <w:tcPr>
+            <w:tcW w:type="dxa" w:w="4032"/>
+            <w:tcMar>
+              <w:top w:w="75" w:type="dxa"/>
+              <w:start w:w="100" w:type="dxa"/>
+              <w:bottom w:w="75" w:type="dxa"/>
+              <w:end w:w="100" w:type="dxa"/>
+            </w:tcMar>
+            <w:vAlign w:val="center"/>
+          </w:tcPr>
+          <w:p>
+            <w:pPr>
+              <w:spacing w:after="0" w:line="259" w:lineRule="auto"/>
+            </w:pPr>
+            <w:r>
+              <w:rPr>
+                <w:rFonts w:ascii="Calibri" w:hAnsi="Calibri" w:eastAsia="Microsoft YaHei"/>
+                <w:b w:val="0"/>
+                <w:color w:val="1F2937"/>
+                <w:sz w:val="15"/>
+              </w:rPr>
+              <w:t>当前对象及处理过程形成的文件</w:t>
+            </w:r>
+          </w:p>
+        </w:tc>
+        <w:tc>
+          <w:tcPr>
+            <w:tcW w:type="dxa" w:w="4536"/>
+            <w:tcMar>
+              <w:top w:w="75" w:type="dxa"/>
+              <w:start w:w="100" w:type="dxa"/>
+              <w:bottom w:w="75" w:type="dxa"/>
+              <w:end w:w="100" w:type="dxa"/>
+            </w:tcMar>
+            <w:vAlign w:val="center"/>
+          </w:tcPr>
+          <w:p>
+            <w:pPr>
+              <w:spacing w:after="0" w:line="259" w:lineRule="auto"/>
+            </w:pPr>
+            <w:r>
+              <w:rPr>
+                <w:rFonts w:ascii="Calibri" w:hAnsi="Calibri" w:eastAsia="Microsoft YaHei"/>
+                <w:b w:val="0"/>
+                <w:color w:val="1F2937"/>
+                <w:sz w:val="15"/>
+              </w:rPr>
+              <w:t>显示文件版本、上传者、上传时间、扫描状态、哈希和可用动作；预览及下载均审计。</w:t>
+            </w:r>
+          </w:p>
+        </w:tc>
+      </w:tr>
+      <w:tr>
+        <w:trPr>
+          <w:cantSplit/>
+        </w:trPr>
+        <w:tc>
+          <w:tcPr>
+            <w:tcW w:type="dxa" w:w="1800"/>
+            <w:tcMar>
+              <w:top w:w="75" w:type="dxa"/>
+              <w:start w:w="100" w:type="dxa"/>
+              <w:bottom w:w="75" w:type="dxa"/>
+              <w:end w:w="100" w:type="dxa"/>
+            </w:tcMar>
+            <w:vAlign w:val="center"/>
+            <w:shd w:fill="F4F7FB"/>
+          </w:tcPr>
+          <w:p>
+            <w:pPr>
+              <w:spacing w:after="0" w:line="259" w:lineRule="auto"/>
+            </w:pPr>
+            <w:r>
+              <w:rPr>
+                <w:rFonts w:ascii="Calibri" w:hAnsi="Calibri" w:eastAsia="Microsoft YaHei"/>
+                <w:b w:val="0"/>
+                <w:color w:val="1F2937"/>
+                <w:sz w:val="15"/>
+              </w:rPr>
+              <w:t>处理记录</w:t>
+            </w:r>
+          </w:p>
+        </w:tc>
+        <w:tc>
+          <w:tcPr>
+            <w:tcW w:type="dxa" w:w="4032"/>
+            <w:tcMar>
+              <w:top w:w="75" w:type="dxa"/>
+              <w:start w:w="100" w:type="dxa"/>
+              <w:bottom w:w="75" w:type="dxa"/>
+              <w:end w:w="100" w:type="dxa"/>
+            </w:tcMar>
+            <w:vAlign w:val="center"/>
+            <w:shd w:fill="F4F7FB"/>
+          </w:tcPr>
+          <w:p>
+            <w:pPr>
+              <w:spacing w:after="0" w:line="259" w:lineRule="auto"/>
+            </w:pPr>
+            <w:r>
+              <w:rPr>
+                <w:rFonts w:ascii="Calibri" w:hAnsi="Calibri" w:eastAsia="Microsoft YaHei"/>
+                <w:b w:val="0"/>
+                <w:color w:val="1F2937"/>
+                <w:sz w:val="15"/>
+              </w:rPr>
+              <w:t>状态时间线、操作日志和异步任务</w:t>
+            </w:r>
+          </w:p>
+        </w:tc>
+        <w:tc>
+          <w:tcPr>
+            <w:tcW w:type="dxa" w:w="4536"/>
+            <w:tcMar>
+              <w:top w:w="75" w:type="dxa"/>
+              <w:start w:w="100" w:type="dxa"/>
+              <w:bottom w:w="75" w:type="dxa"/>
+              <w:end w:w="100" w:type="dxa"/>
+            </w:tcMar>
+            <w:vAlign w:val="center"/>
+            <w:shd w:fill="F4F7FB"/>
+          </w:tcPr>
+          <w:p>
+            <w:pPr>
+              <w:spacing w:after="0" w:line="259" w:lineRule="auto"/>
+            </w:pPr>
+            <w:r>
+              <w:rPr>
+                <w:rFonts w:ascii="Calibri" w:hAnsi="Calibri" w:eastAsia="Microsoft YaHei"/>
+                <w:b w:val="0"/>
+                <w:color w:val="1F2937"/>
+                <w:sz w:val="15"/>
+              </w:rPr>
+              <w:t>支持按记录类型筛选；默认最新优先，时间字段统一使用Asia/Hong_Kong展示。</w:t>
+            </w:r>
+          </w:p>
+        </w:tc>
+      </w:tr>
+    </w:tbl>
+    <w:p>
+      <w:pPr>
+        <w:spacing w:after="0"/>
+      </w:pPr>
+    </w:p>
+    <w:p>
+      <w:pPr>
+        <w:pStyle w:val="Heading2"/>
+      </w:pPr>
+      <w:r>
+        <w:t>5.5 详情动作与状态控制</w:t>
+      </w:r>
+    </w:p>
+    <w:tbl>
+      <w:tblPr>
+        <w:tblStyle w:val="TableGrid"/>
+        <w:tblW w:type="dxa" w:w="11376"/>
+        <w:jc w:val="center"/>
+        <w:tblLayout w:type="fixed"/>
+        <w:tblLook w:firstColumn="1" w:firstRow="1" w:lastColumn="0" w:lastRow="0" w:noHBand="0" w:noVBand="1" w:val="04A0"/>
+      </w:tblPr>
+      <w:tblGrid>
+        <w:gridCol w:w="1440"/>
+        <w:gridCol w:w="1800"/>
+        <w:gridCol w:w="1944"/>
+        <w:gridCol w:w="3024"/>
+        <w:gridCol w:w="3168"/>
+      </w:tblGrid>
+      <w:tr>
+        <w:trPr>
+          <w:tblHeader/>
+        </w:trPr>
+        <w:tc>
+          <w:tcPr>
+            <w:tcW w:type="dxa" w:w="1440"/>
+            <w:shd w:fill="17365D"/>
+            <w:tcMar>
+              <w:top w:w="75" w:type="dxa"/>
+              <w:start w:w="100" w:type="dxa"/>
+              <w:bottom w:w="75" w:type="dxa"/>
+              <w:end w:w="100" w:type="dxa"/>
+            </w:tcMar>
+            <w:vAlign w:val="center"/>
+          </w:tcPr>
+          <w:p>
+            <w:r>
+              <w:rPr>
+                <w:rFonts w:ascii="Calibri" w:hAnsi="Calibri" w:eastAsia="Microsoft YaHei"/>
+                <w:b/>
+                <w:color w:val="FFFFFF"/>
+                <w:sz w:val="14"/>
+              </w:rPr>
+              <w:t>动作ID</w:t>
+            </w:r>
+          </w:p>
+        </w:tc>
+        <w:tc>
+          <w:tcPr>
+            <w:tcW w:type="dxa" w:w="1800"/>
+            <w:shd w:fill="17365D"/>
+            <w:tcMar>
+              <w:top w:w="75" w:type="dxa"/>
+              <w:start w:w="100" w:type="dxa"/>
+              <w:bottom w:w="75" w:type="dxa"/>
+              <w:end w:w="100" w:type="dxa"/>
+            </w:tcMar>
+            <w:vAlign w:val="center"/>
+          </w:tcPr>
+          <w:p>
+            <w:r>
+              <w:rPr>
+                <w:rFonts w:ascii="Calibri" w:hAnsi="Calibri" w:eastAsia="Microsoft YaHei"/>
+                <w:b/>
+                <w:color w:val="FFFFFF"/>
+                <w:sz w:val="14"/>
+              </w:rPr>
+              <w:t>动作</w:t>
+            </w:r>
+          </w:p>
+        </w:tc>
+        <w:tc>
+          <w:tcPr>
+            <w:tcW w:type="dxa" w:w="1944"/>
+            <w:shd w:fill="17365D"/>
+            <w:tcMar>
+              <w:top w:w="75" w:type="dxa"/>
+              <w:start w:w="100" w:type="dxa"/>
+              <w:bottom w:w="75" w:type="dxa"/>
+              <w:end w:w="100" w:type="dxa"/>
+            </w:tcMar>
+            <w:vAlign w:val="center"/>
+          </w:tcPr>
+          <w:p>
+            <w:r>
+              <w:rPr>
+                <w:rFonts w:ascii="Calibri" w:hAnsi="Calibri" w:eastAsia="Microsoft YaHei"/>
+                <w:b/>
+                <w:color w:val="FFFFFF"/>
+                <w:sz w:val="14"/>
+              </w:rPr>
+              <w:t>角色</w:t>
+            </w:r>
+          </w:p>
+        </w:tc>
+        <w:tc>
+          <w:tcPr>
+            <w:tcW w:type="dxa" w:w="3024"/>
+            <w:shd w:fill="17365D"/>
+            <w:tcMar>
+              <w:top w:w="75" w:type="dxa"/>
+              <w:start w:w="100" w:type="dxa"/>
+              <w:bottom w:w="75" w:type="dxa"/>
+              <w:end w:w="100" w:type="dxa"/>
+            </w:tcMar>
+            <w:vAlign w:val="center"/>
+          </w:tcPr>
+          <w:p>
+            <w:r>
+              <w:rPr>
+                <w:rFonts w:ascii="Calibri" w:hAnsi="Calibri" w:eastAsia="Microsoft YaHei"/>
+                <w:b/>
+                <w:color w:val="FFFFFF"/>
+                <w:sz w:val="14"/>
+              </w:rPr>
+              <w:t>前置条件</w:t>
+            </w:r>
+          </w:p>
+        </w:tc>
+        <w:tc>
+          <w:tcPr>
+            <w:tcW w:type="dxa" w:w="3168"/>
+            <w:shd w:fill="17365D"/>
+            <w:tcMar>
+              <w:top w:w="75" w:type="dxa"/>
+              <w:start w:w="100" w:type="dxa"/>
+              <w:bottom w:w="75" w:type="dxa"/>
+              <w:end w:w="100" w:type="dxa"/>
+            </w:tcMar>
+            <w:vAlign w:val="center"/>
+          </w:tcPr>
+          <w:p>
+            <w:r>
+              <w:rPr>
+                <w:rFonts w:ascii="Calibri" w:hAnsi="Calibri" w:eastAsia="Microsoft YaHei"/>
+                <w:b/>
+                <w:color w:val="FFFFFF"/>
+                <w:sz w:val="14"/>
+              </w:rPr>
+              <w:t>成功及刷新规则</w:t>
+            </w:r>
+          </w:p>
+        </w:tc>
+      </w:tr>
+      <w:tr>
+        <w:trPr>
+          <w:cantSplit/>
+        </w:trPr>
+        <w:tc>
+          <w:tcPr>
+            <w:tcW w:type="dxa" w:w="1440"/>
+            <w:tcMar>
+              <w:top w:w="75" w:type="dxa"/>
+              <w:start w:w="100" w:type="dxa"/>
+              <w:bottom w:w="75" w:type="dxa"/>
+              <w:end w:w="100" w:type="dxa"/>
+            </w:tcMar>
+            <w:vAlign w:val="center"/>
+          </w:tcPr>
+          <w:p>
+            <w:pPr>
+              <w:spacing w:after="0" w:line="259" w:lineRule="auto"/>
+            </w:pPr>
+            <w:r>
+              <w:rPr>
+                <w:rFonts w:ascii="Calibri" w:hAnsi="Calibri" w:eastAsia="Microsoft YaHei"/>
+                <w:b w:val="0"/>
+                <w:color w:val="1F2937"/>
+                <w:sz w:val="14"/>
+              </w:rPr>
+              <w:t>OS-OPS-PRD-04-DA01</w:t>
+            </w:r>
+          </w:p>
+        </w:tc>
+        <w:tc>
+          <w:tcPr>
+            <w:tcW w:type="dxa" w:w="1800"/>
+            <w:tcMar>
+              <w:top w:w="75" w:type="dxa"/>
+              <w:start w:w="100" w:type="dxa"/>
+              <w:bottom w:w="75" w:type="dxa"/>
+              <w:end w:w="100" w:type="dxa"/>
+            </w:tcMar>
+            <w:vAlign w:val="center"/>
+          </w:tcPr>
+          <w:p>
+            <w:pPr>
+              <w:spacing w:after="0" w:line="259" w:lineRule="auto"/>
+            </w:pPr>
+            <w:r>
+              <w:rPr>
+                <w:rFonts w:ascii="Calibri" w:hAnsi="Calibri" w:eastAsia="Microsoft YaHei"/>
+                <w:b w:val="0"/>
+                <w:color w:val="1F2937"/>
+                <w:sz w:val="14"/>
+              </w:rPr>
+              <w:t>新增销售机会</w:t>
+            </w:r>
+          </w:p>
+        </w:tc>
+        <w:tc>
+          <w:tcPr>
+            <w:tcW w:type="dxa" w:w="1944"/>
+            <w:tcMar>
+              <w:top w:w="75" w:type="dxa"/>
+              <w:start w:w="100" w:type="dxa"/>
+              <w:bottom w:w="75" w:type="dxa"/>
+              <w:end w:w="100" w:type="dxa"/>
+            </w:tcMar>
+            <w:vAlign w:val="center"/>
+          </w:tcPr>
+          <w:p>
+            <w:pPr>
+              <w:spacing w:after="0" w:line="259" w:lineRule="auto"/>
+            </w:pPr>
+            <w:r>
+              <w:rPr>
+                <w:rFonts w:ascii="Calibri" w:hAnsi="Calibri" w:eastAsia="Microsoft YaHei"/>
+                <w:b w:val="0"/>
+                <w:color w:val="1F2937"/>
+                <w:sz w:val="14"/>
+              </w:rPr>
+              <w:t>具备本模块创建权限的运营人员</w:t>
+            </w:r>
+          </w:p>
+        </w:tc>
+        <w:tc>
+          <w:tcPr>
+            <w:tcW w:type="dxa" w:w="3024"/>
+            <w:tcMar>
+              <w:top w:w="75" w:type="dxa"/>
+              <w:start w:w="100" w:type="dxa"/>
+              <w:bottom w:w="75" w:type="dxa"/>
+              <w:end w:w="100" w:type="dxa"/>
+            </w:tcMar>
+            <w:vAlign w:val="center"/>
+          </w:tcPr>
+          <w:p>
+            <w:pPr>
+              <w:spacing w:after="0" w:line="259" w:lineRule="auto"/>
+            </w:pPr>
+            <w:r>
+              <w:rPr>
+                <w:rFonts w:ascii="Calibri" w:hAnsi="Calibri" w:eastAsia="Microsoft YaHei"/>
+                <w:b w:val="0"/>
+                <w:color w:val="1F2937"/>
+                <w:sz w:val="14"/>
+              </w:rPr>
+              <w:t>用户登录有效并具备创建或批量权限；关联主数据有效且属于dataScope；页面已加载最新字典、业务配置和allowedActions。</w:t>
+            </w:r>
+          </w:p>
+        </w:tc>
+        <w:tc>
+          <w:tcPr>
+            <w:tcW w:type="dxa" w:w="3168"/>
+            <w:tcMar>
+              <w:top w:w="75" w:type="dxa"/>
+              <w:start w:w="100" w:type="dxa"/>
+              <w:bottom w:w="75" w:type="dxa"/>
+              <w:end w:w="100" w:type="dxa"/>
+            </w:tcMar>
+            <w:vAlign w:val="center"/>
+          </w:tcPr>
+          <w:p>
+            <w:pPr>
+              <w:spacing w:after="0" w:line="259" w:lineRule="auto"/>
+            </w:pPr>
+            <w:r>
+              <w:rPr>
+                <w:rFonts w:ascii="Calibri" w:hAnsi="Calibri" w:eastAsia="Microsoft YaHei"/>
+                <w:b w:val="0"/>
+                <w:color w:val="1F2937"/>
+                <w:sz w:val="14"/>
+              </w:rPr>
+              <w:t>必须选择来源线索或说明人工创建来源；继承可追溯字段并生成OP编号。 成功后刷新version、状态、时间线、关联数量和allowedActions；失败不得提前改变界面主状态。</w:t>
+            </w:r>
+          </w:p>
+        </w:tc>
+      </w:tr>
+      <w:tr>
+        <w:trPr>
+          <w:cantSplit/>
+        </w:trPr>
+        <w:tc>
+          <w:tcPr>
+            <w:tcW w:type="dxa" w:w="1440"/>
+            <w:tcMar>
+              <w:top w:w="75" w:type="dxa"/>
+              <w:start w:w="100" w:type="dxa"/>
+              <w:bottom w:w="75" w:type="dxa"/>
+              <w:end w:w="100" w:type="dxa"/>
+            </w:tcMar>
+            <w:vAlign w:val="center"/>
+            <w:shd w:fill="F4F7FB"/>
+          </w:tcPr>
+          <w:p>
+            <w:pPr>
+              <w:spacing w:after="0" w:line="259" w:lineRule="auto"/>
+            </w:pPr>
+            <w:r>
+              <w:rPr>
+                <w:rFonts w:ascii="Calibri" w:hAnsi="Calibri" w:eastAsia="Microsoft YaHei"/>
+                <w:b w:val="0"/>
+                <w:color w:val="1F2937"/>
+                <w:sz w:val="14"/>
+              </w:rPr>
+              <w:t>OS-OPS-PRD-04-DA02</w:t>
+            </w:r>
+          </w:p>
+        </w:tc>
+        <w:tc>
+          <w:tcPr>
+            <w:tcW w:type="dxa" w:w="1800"/>
+            <w:tcMar>
+              <w:top w:w="75" w:type="dxa"/>
+              <w:start w:w="100" w:type="dxa"/>
+              <w:bottom w:w="75" w:type="dxa"/>
+              <w:end w:w="100" w:type="dxa"/>
+            </w:tcMar>
+            <w:vAlign w:val="center"/>
+            <w:shd w:fill="F4F7FB"/>
+          </w:tcPr>
+          <w:p>
+            <w:pPr>
+              <w:spacing w:after="0" w:line="259" w:lineRule="auto"/>
+            </w:pPr>
+            <w:r>
+              <w:rPr>
+                <w:rFonts w:ascii="Calibri" w:hAnsi="Calibri" w:eastAsia="Microsoft YaHei"/>
+                <w:b w:val="0"/>
+                <w:color w:val="1F2937"/>
+                <w:sz w:val="14"/>
+              </w:rPr>
+              <w:t>更新阶段</w:t>
+            </w:r>
+          </w:p>
+        </w:tc>
+        <w:tc>
+          <w:tcPr>
+            <w:tcW w:type="dxa" w:w="1944"/>
+            <w:tcMar>
+              <w:top w:w="75" w:type="dxa"/>
+              <w:start w:w="100" w:type="dxa"/>
+              <w:bottom w:w="75" w:type="dxa"/>
+              <w:end w:w="100" w:type="dxa"/>
+            </w:tcMar>
+            <w:vAlign w:val="center"/>
+            <w:shd w:fill="F4F7FB"/>
+          </w:tcPr>
+          <w:p>
+            <w:pPr>
+              <w:spacing w:after="0" w:line="259" w:lineRule="auto"/>
+            </w:pPr>
+            <w:r>
+              <w:rPr>
+                <w:rFonts w:ascii="Calibri" w:hAnsi="Calibri" w:eastAsia="Microsoft YaHei"/>
+                <w:b w:val="0"/>
+                <w:color w:val="1F2937"/>
+                <w:sz w:val="14"/>
+              </w:rPr>
+              <w:t>当前对象负责人、被分派执行人或获授权管理员</w:t>
+            </w:r>
+          </w:p>
+        </w:tc>
+        <w:tc>
+          <w:tcPr>
+            <w:tcW w:type="dxa" w:w="3024"/>
+            <w:tcMar>
+              <w:top w:w="75" w:type="dxa"/>
+              <w:start w:w="100" w:type="dxa"/>
+              <w:bottom w:w="75" w:type="dxa"/>
+              <w:end w:w="100" w:type="dxa"/>
+            </w:tcMar>
+            <w:vAlign w:val="center"/>
+            <w:shd w:fill="F4F7FB"/>
+          </w:tcPr>
+          <w:p>
+            <w:pPr>
+              <w:spacing w:after="0" w:line="259" w:lineRule="auto"/>
+            </w:pPr>
+            <w:r>
+              <w:rPr>
+                <w:rFonts w:ascii="Calibri" w:hAnsi="Calibri" w:eastAsia="Microsoft YaHei"/>
+                <w:b w:val="0"/>
+                <w:color w:val="1F2937"/>
+                <w:sz w:val="14"/>
+              </w:rPr>
+              <w:t>用户登录有效；目标对象存在且属于用户dataScope；当前状态包含该动作；页面持有最新version和allowedActions。涉及金额、库存、附件或第三方结果时必须回源确认。</w:t>
+            </w:r>
+          </w:p>
+        </w:tc>
+        <w:tc>
+          <w:tcPr>
+            <w:tcW w:type="dxa" w:w="3168"/>
+            <w:tcMar>
+              <w:top w:w="75" w:type="dxa"/>
+              <w:start w:w="100" w:type="dxa"/>
+              <w:bottom w:w="75" w:type="dxa"/>
+              <w:end w:w="100" w:type="dxa"/>
+            </w:tcMar>
+            <w:vAlign w:val="center"/>
+            <w:shd w:fill="F4F7FB"/>
+          </w:tcPr>
+          <w:p>
+            <w:pPr>
+              <w:spacing w:after="0" w:line="259" w:lineRule="auto"/>
+            </w:pPr>
+            <w:r>
+              <w:rPr>
+                <w:rFonts w:ascii="Calibri" w:hAnsi="Calibri" w:eastAsia="Microsoft YaHei"/>
+                <w:b w:val="0"/>
+                <w:color w:val="1F2937"/>
+                <w:sz w:val="14"/>
+              </w:rPr>
+              <w:t>阶段前进需满足必填条件；回退必须填写原因。 成功后刷新version、状态、时间线、关联数量和allowedActions；失败不得提前改变界面主状态。</w:t>
+            </w:r>
+          </w:p>
+        </w:tc>
+      </w:tr>
+      <w:tr>
+        <w:trPr>
+          <w:cantSplit/>
+        </w:trPr>
+        <w:tc>
+          <w:tcPr>
+            <w:tcW w:type="dxa" w:w="1440"/>
+            <w:tcMar>
+              <w:top w:w="75" w:type="dxa"/>
+              <w:start w:w="100" w:type="dxa"/>
+              <w:bottom w:w="75" w:type="dxa"/>
+              <w:end w:w="100" w:type="dxa"/>
+            </w:tcMar>
+            <w:vAlign w:val="center"/>
+          </w:tcPr>
+          <w:p>
+            <w:pPr>
+              <w:spacing w:after="0" w:line="259" w:lineRule="auto"/>
+            </w:pPr>
+            <w:r>
+              <w:rPr>
+                <w:rFonts w:ascii="Calibri" w:hAnsi="Calibri" w:eastAsia="Microsoft YaHei"/>
+                <w:b w:val="0"/>
+                <w:color w:val="1F2937"/>
+                <w:sz w:val="14"/>
+              </w:rPr>
+              <w:t>OS-OPS-PRD-04-DA03</w:t>
+            </w:r>
+          </w:p>
+        </w:tc>
+        <w:tc>
+          <w:tcPr>
+            <w:tcW w:type="dxa" w:w="1800"/>
+            <w:tcMar>
+              <w:top w:w="75" w:type="dxa"/>
+              <w:start w:w="100" w:type="dxa"/>
+              <w:bottom w:w="75" w:type="dxa"/>
+              <w:end w:w="100" w:type="dxa"/>
+            </w:tcMar>
+            <w:vAlign w:val="center"/>
+          </w:tcPr>
+          <w:p>
+            <w:pPr>
+              <w:spacing w:after="0" w:line="259" w:lineRule="auto"/>
+            </w:pPr>
+            <w:r>
+              <w:rPr>
+                <w:rFonts w:ascii="Calibri" w:hAnsi="Calibri" w:eastAsia="Microsoft YaHei"/>
+                <w:b w:val="0"/>
+                <w:color w:val="1F2937"/>
+                <w:sz w:val="14"/>
+              </w:rPr>
+              <w:t>维护报价</w:t>
+            </w:r>
+          </w:p>
+        </w:tc>
+        <w:tc>
+          <w:tcPr>
+            <w:tcW w:type="dxa" w:w="1944"/>
+            <w:tcMar>
+              <w:top w:w="75" w:type="dxa"/>
+              <w:start w:w="100" w:type="dxa"/>
+              <w:bottom w:w="75" w:type="dxa"/>
+              <w:end w:w="100" w:type="dxa"/>
+            </w:tcMar>
+            <w:vAlign w:val="center"/>
+          </w:tcPr>
+          <w:p>
+            <w:pPr>
+              <w:spacing w:after="0" w:line="259" w:lineRule="auto"/>
+            </w:pPr>
+            <w:r>
+              <w:rPr>
+                <w:rFonts w:ascii="Calibri" w:hAnsi="Calibri" w:eastAsia="Microsoft YaHei"/>
+                <w:b w:val="0"/>
+                <w:color w:val="1F2937"/>
+                <w:sz w:val="14"/>
+              </w:rPr>
+              <w:t>运营管理员或该配置项负责人</w:t>
+            </w:r>
+          </w:p>
+        </w:tc>
+        <w:tc>
+          <w:tcPr>
+            <w:tcW w:type="dxa" w:w="3024"/>
+            <w:tcMar>
+              <w:top w:w="75" w:type="dxa"/>
+              <w:start w:w="100" w:type="dxa"/>
+              <w:bottom w:w="75" w:type="dxa"/>
+              <w:end w:w="100" w:type="dxa"/>
+            </w:tcMar>
+            <w:vAlign w:val="center"/>
+          </w:tcPr>
+          <w:p>
+            <w:pPr>
+              <w:spacing w:after="0" w:line="259" w:lineRule="auto"/>
+            </w:pPr>
+            <w:r>
+              <w:rPr>
+                <w:rFonts w:ascii="Calibri" w:hAnsi="Calibri" w:eastAsia="Microsoft YaHei"/>
+                <w:b w:val="0"/>
+                <w:color w:val="1F2937"/>
+                <w:sz w:val="14"/>
+              </w:rPr>
+              <w:t>用户登录有效；目标对象存在且属于用户dataScope；当前状态包含该动作；页面持有最新version和allowedActions。涉及金额、库存、附件或第三方结果时必须回源确认。</w:t>
+            </w:r>
+          </w:p>
+        </w:tc>
+        <w:tc>
+          <w:tcPr>
+            <w:tcW w:type="dxa" w:w="3168"/>
+            <w:tcMar>
+              <w:top w:w="75" w:type="dxa"/>
+              <w:start w:w="100" w:type="dxa"/>
+              <w:bottom w:w="75" w:type="dxa"/>
+              <w:end w:w="100" w:type="dxa"/>
+            </w:tcMar>
+            <w:vAlign w:val="center"/>
+          </w:tcPr>
+          <w:p>
+            <w:pPr>
+              <w:spacing w:after="0" w:line="259" w:lineRule="auto"/>
+            </w:pPr>
+            <w:r>
+              <w:rPr>
+                <w:rFonts w:ascii="Calibri" w:hAnsi="Calibri" w:eastAsia="Microsoft YaHei"/>
+                <w:b w:val="0"/>
+                <w:color w:val="1F2937"/>
+                <w:sz w:val="14"/>
+              </w:rPr>
+              <w:t>保存价格、折扣、有效期和报价版本，旧版本只读。 成功后刷新version、状态、时间线、关联数量和allowedActions；失败不得提前改变界面主状态。</w:t>
+            </w:r>
+          </w:p>
+        </w:tc>
+      </w:tr>
+      <w:tr>
+        <w:trPr>
+          <w:cantSplit/>
+        </w:trPr>
+        <w:tc>
+          <w:tcPr>
+            <w:tcW w:type="dxa" w:w="1440"/>
+            <w:tcMar>
+              <w:top w:w="75" w:type="dxa"/>
+              <w:start w:w="100" w:type="dxa"/>
+              <w:bottom w:w="75" w:type="dxa"/>
+              <w:end w:w="100" w:type="dxa"/>
+            </w:tcMar>
+            <w:vAlign w:val="center"/>
+            <w:shd w:fill="F4F7FB"/>
+          </w:tcPr>
+          <w:p>
+            <w:pPr>
+              <w:spacing w:after="0" w:line="259" w:lineRule="auto"/>
+            </w:pPr>
+            <w:r>
+              <w:rPr>
+                <w:rFonts w:ascii="Calibri" w:hAnsi="Calibri" w:eastAsia="Microsoft YaHei"/>
+                <w:b w:val="0"/>
+                <w:color w:val="1F2937"/>
+                <w:sz w:val="14"/>
+              </w:rPr>
+              <w:t>OS-OPS-PRD-04-DA04</w:t>
+            </w:r>
+          </w:p>
+        </w:tc>
+        <w:tc>
+          <w:tcPr>
+            <w:tcW w:type="dxa" w:w="1800"/>
+            <w:tcMar>
+              <w:top w:w="75" w:type="dxa"/>
+              <w:start w:w="100" w:type="dxa"/>
+              <w:bottom w:w="75" w:type="dxa"/>
+              <w:end w:w="100" w:type="dxa"/>
+            </w:tcMar>
+            <w:vAlign w:val="center"/>
+            <w:shd w:fill="F4F7FB"/>
+          </w:tcPr>
+          <w:p>
+            <w:pPr>
+              <w:spacing w:after="0" w:line="259" w:lineRule="auto"/>
+            </w:pPr>
+            <w:r>
+              <w:rPr>
+                <w:rFonts w:ascii="Calibri" w:hAnsi="Calibri" w:eastAsia="Microsoft YaHei"/>
+                <w:b w:val="0"/>
+                <w:color w:val="1F2937"/>
+                <w:sz w:val="14"/>
+              </w:rPr>
+              <w:t>转销售订单</w:t>
+            </w:r>
+          </w:p>
+        </w:tc>
+        <w:tc>
+          <w:tcPr>
+            <w:tcW w:type="dxa" w:w="1944"/>
+            <w:tcMar>
+              <w:top w:w="75" w:type="dxa"/>
+              <w:start w:w="100" w:type="dxa"/>
+              <w:bottom w:w="75" w:type="dxa"/>
+              <w:end w:w="100" w:type="dxa"/>
+            </w:tcMar>
+            <w:vAlign w:val="center"/>
+            <w:shd w:fill="F4F7FB"/>
+          </w:tcPr>
+          <w:p>
+            <w:pPr>
+              <w:spacing w:after="0" w:line="259" w:lineRule="auto"/>
+            </w:pPr>
+            <w:r>
+              <w:rPr>
+                <w:rFonts w:ascii="Calibri" w:hAnsi="Calibri" w:eastAsia="Microsoft YaHei"/>
+                <w:b w:val="0"/>
+                <w:color w:val="1F2937"/>
+                <w:sz w:val="14"/>
+              </w:rPr>
+              <w:t>当前对象负责人、被分派执行人或获授权管理员</w:t>
+            </w:r>
+          </w:p>
+        </w:tc>
+        <w:tc>
+          <w:tcPr>
+            <w:tcW w:type="dxa" w:w="3024"/>
+            <w:tcMar>
+              <w:top w:w="75" w:type="dxa"/>
+              <w:start w:w="100" w:type="dxa"/>
+              <w:bottom w:w="75" w:type="dxa"/>
+              <w:end w:w="100" w:type="dxa"/>
+            </w:tcMar>
+            <w:vAlign w:val="center"/>
+            <w:shd w:fill="F4F7FB"/>
+          </w:tcPr>
+          <w:p>
+            <w:pPr>
+              <w:spacing w:after="0" w:line="259" w:lineRule="auto"/>
+            </w:pPr>
+            <w:r>
+              <w:rPr>
+                <w:rFonts w:ascii="Calibri" w:hAnsi="Calibri" w:eastAsia="Microsoft YaHei"/>
+                <w:b w:val="0"/>
+                <w:color w:val="1F2937"/>
+                <w:sz w:val="14"/>
+              </w:rPr>
+              <w:t>用户登录有效；目标对象存在且属于用户dataScope；当前状态包含该动作；页面持有最新version和allowedActions。涉及金额、库存、附件或第三方结果时必须回源确认。</w:t>
+            </w:r>
+          </w:p>
+        </w:tc>
+        <w:tc>
+          <w:tcPr>
+            <w:tcW w:type="dxa" w:w="3168"/>
+            <w:tcMar>
+              <w:top w:w="75" w:type="dxa"/>
+              <w:start w:w="100" w:type="dxa"/>
+              <w:bottom w:w="75" w:type="dxa"/>
+              <w:end w:w="100" w:type="dxa"/>
+            </w:tcMar>
+            <w:vAlign w:val="center"/>
+            <w:shd w:fill="F4F7FB"/>
+          </w:tcPr>
+          <w:p>
+            <w:pPr>
+              <w:spacing w:after="0" w:line="259" w:lineRule="auto"/>
+            </w:pPr>
+            <w:r>
+              <w:rPr>
+                <w:rFonts w:ascii="Calibri" w:hAnsi="Calibri" w:eastAsia="Microsoft YaHei"/>
+                <w:b w:val="0"/>
+                <w:color w:val="1F2937"/>
+                <w:sz w:val="14"/>
+              </w:rPr>
+              <w:t>仅方案报价或商务确认阶段可执行，校验客户、产品、库存、金额和审批。 成功后刷新version、状态、时间线、关联数量和allowedActions；失败不得提前改变界面主状态。</w:t>
+            </w:r>
+          </w:p>
+        </w:tc>
+      </w:tr>
+      <w:tr>
+        <w:trPr>
+          <w:cantSplit/>
+        </w:trPr>
+        <w:tc>
+          <w:tcPr>
+            <w:tcW w:type="dxa" w:w="1440"/>
+            <w:tcMar>
+              <w:top w:w="75" w:type="dxa"/>
+              <w:start w:w="100" w:type="dxa"/>
+              <w:bottom w:w="75" w:type="dxa"/>
+              <w:end w:w="100" w:type="dxa"/>
+            </w:tcMar>
+            <w:vAlign w:val="center"/>
+          </w:tcPr>
+          <w:p>
+            <w:pPr>
+              <w:spacing w:after="0" w:line="259" w:lineRule="auto"/>
+            </w:pPr>
+            <w:r>
+              <w:rPr>
+                <w:rFonts w:ascii="Calibri" w:hAnsi="Calibri" w:eastAsia="Microsoft YaHei"/>
+                <w:b w:val="0"/>
+                <w:color w:val="1F2937"/>
+                <w:sz w:val="14"/>
+              </w:rPr>
+              <w:t>OS-OPS-PRD-04-DA05</w:t>
+            </w:r>
+          </w:p>
+        </w:tc>
+        <w:tc>
+          <w:tcPr>
+            <w:tcW w:type="dxa" w:w="1800"/>
+            <w:tcMar>
+              <w:top w:w="75" w:type="dxa"/>
+              <w:start w:w="100" w:type="dxa"/>
+              <w:bottom w:w="75" w:type="dxa"/>
+              <w:end w:w="100" w:type="dxa"/>
+            </w:tcMar>
+            <w:vAlign w:val="center"/>
+          </w:tcPr>
+          <w:p>
+            <w:pPr>
+              <w:spacing w:after="0" w:line="259" w:lineRule="auto"/>
+            </w:pPr>
+            <w:r>
+              <w:rPr>
+                <w:rFonts w:ascii="Calibri" w:hAnsi="Calibri" w:eastAsia="Microsoft YaHei"/>
+                <w:b w:val="0"/>
+                <w:color w:val="1F2937"/>
+                <w:sz w:val="14"/>
+              </w:rPr>
+              <w:t>关闭机会</w:t>
+            </w:r>
+          </w:p>
+        </w:tc>
+        <w:tc>
+          <w:tcPr>
+            <w:tcW w:type="dxa" w:w="1944"/>
+            <w:tcMar>
+              <w:top w:w="75" w:type="dxa"/>
+              <w:start w:w="100" w:type="dxa"/>
+              <w:bottom w:w="75" w:type="dxa"/>
+              <w:end w:w="100" w:type="dxa"/>
+            </w:tcMar>
+            <w:vAlign w:val="center"/>
+          </w:tcPr>
+          <w:p>
+            <w:pPr>
+              <w:spacing w:after="0" w:line="259" w:lineRule="auto"/>
+            </w:pPr>
+            <w:r>
+              <w:rPr>
+                <w:rFonts w:ascii="Calibri" w:hAnsi="Calibri" w:eastAsia="Microsoft YaHei"/>
+                <w:b w:val="0"/>
+                <w:color w:val="1F2937"/>
+                <w:sz w:val="14"/>
+              </w:rPr>
+              <w:t>对象负责人或具备状态管理权限的管理员</w:t>
+            </w:r>
+          </w:p>
+        </w:tc>
+        <w:tc>
+          <w:tcPr>
+            <w:tcW w:type="dxa" w:w="3024"/>
+            <w:tcMar>
+              <w:top w:w="75" w:type="dxa"/>
+              <w:start w:w="100" w:type="dxa"/>
+              <w:bottom w:w="75" w:type="dxa"/>
+              <w:end w:w="100" w:type="dxa"/>
+            </w:tcMar>
+            <w:vAlign w:val="center"/>
+          </w:tcPr>
+          <w:p>
+            <w:pPr>
+              <w:spacing w:after="0" w:line="259" w:lineRule="auto"/>
+            </w:pPr>
+            <w:r>
+              <w:rPr>
+                <w:rFonts w:ascii="Calibri" w:hAnsi="Calibri" w:eastAsia="Microsoft YaHei"/>
+                <w:b w:val="0"/>
+                <w:color w:val="1F2937"/>
+                <w:sz w:val="14"/>
+              </w:rPr>
+              <w:t>用户登录有效；目标对象存在且属于用户dataScope；当前状态包含该动作；页面持有最新version和allowedActions。涉及金额、库存、附件或第三方结果时必须回源确认。</w:t>
+            </w:r>
+          </w:p>
+        </w:tc>
+        <w:tc>
+          <w:tcPr>
+            <w:tcW w:type="dxa" w:w="3168"/>
+            <w:tcMar>
+              <w:top w:w="75" w:type="dxa"/>
+              <w:start w:w="100" w:type="dxa"/>
+              <w:bottom w:w="75" w:type="dxa"/>
+              <w:end w:w="100" w:type="dxa"/>
+            </w:tcMar>
+            <w:vAlign w:val="center"/>
+          </w:tcPr>
+          <w:p>
+            <w:pPr>
+              <w:spacing w:after="0" w:line="259" w:lineRule="auto"/>
+            </w:pPr>
+            <w:r>
+              <w:rPr>
+                <w:rFonts w:ascii="Calibri" w:hAnsi="Calibri" w:eastAsia="Microsoft YaHei"/>
+                <w:b w:val="0"/>
+                <w:color w:val="1F2937"/>
+                <w:sz w:val="14"/>
+              </w:rPr>
+              <w:t>选择赢单、输单或取消原因；关闭后仅允许查看和重新开启审批。 成功后刷新version、状态、时间线、关联数量和allowedActions；失败不得提前改变界面主状态。</w:t>
+            </w:r>
+          </w:p>
+        </w:tc>
+      </w:tr>
+    </w:tbl>
+    <w:p>
+      <w:pPr>
+        <w:spacing w:after="0"/>
+      </w:pPr>
+    </w:p>
+    <w:p>
+      <w:pPr>
+        <w:pStyle w:val="ListBullet"/>
+      </w:pPr>
+      <w:r>
+        <w:t>主动作与次动作严格按照allowedActions显示并固定actionCode映射</w:t>
+      </w:r>
+    </w:p>
+    <w:p>
+      <w:pPr>
+        <w:pStyle w:val="ListBullet"/>
+      </w:pPr>
+      <w:r>
+        <w:t>破坏性、资金、权限、发布、作废和关闭动作必须二次确认并显示影响范围</w:t>
+      </w:r>
+    </w:p>
+    <w:p>
+      <w:pPr>
+        <w:pStyle w:val="ListBullet"/>
+      </w:pPr>
+      <w:r>
+        <w:t>提交携带id、expectedVersion和clientRequestId，服务端重复校验角色、数据范围、状态及业务前置</w:t>
+      </w:r>
+    </w:p>
+    <w:p>
+      <w:pPr>
+        <w:pStyle w:val="ListBullet"/>
+      </w:pPr>
+      <w:r>
+        <w:t>动作超时先用clientRequestId查询结果，禁止直接重复扣款、发券、发通知、发布或迁移</w:t>
+      </w:r>
+    </w:p>
+    <w:p>
+      <w:pPr>
+        <w:pStyle w:val="ListBullet"/>
+      </w:pPr>
+      <w:r>
+        <w:t>批量或部分成功必须返回逐项结果、失败原因和补偿入口</w:t>
+      </w:r>
+    </w:p>
+    <w:p>
+      <w:pPr>
+        <w:pStyle w:val="Heading2"/>
+      </w:pPr>
+      <w:r>
+        <w:t>5.6 详情接口数据与事件</w:t>
+      </w:r>
+    </w:p>
+    <w:tbl>
+      <w:tblPr>
+        <w:tblStyle w:val="TableGrid"/>
+        <w:tblW w:type="dxa" w:w="10224"/>
+        <w:jc w:val="center"/>
+        <w:tblLayout w:type="fixed"/>
+        <w:tblLook w:firstColumn="1" w:firstRow="1" w:lastColumn="0" w:lastRow="0" w:noHBand="0" w:noVBand="1" w:val="04A0"/>
+      </w:tblPr>
+      <w:tblGrid>
+        <w:gridCol w:w="1800"/>
+        <w:gridCol w:w="3960"/>
+        <w:gridCol w:w="4464"/>
+      </w:tblGrid>
+      <w:tr>
+        <w:trPr>
+          <w:tblHeader/>
+        </w:trPr>
+        <w:tc>
+          <w:tcPr>
+            <w:tcW w:type="dxa" w:w="1800"/>
+            <w:shd w:fill="17365D"/>
+            <w:tcMar>
+              <w:top w:w="75" w:type="dxa"/>
+              <w:start w:w="100" w:type="dxa"/>
+              <w:bottom w:w="75" w:type="dxa"/>
+              <w:end w:w="100" w:type="dxa"/>
+            </w:tcMar>
+            <w:vAlign w:val="center"/>
+          </w:tcPr>
+          <w:p>
+            <w:r>
+              <w:rPr>
+                <w:rFonts w:ascii="Calibri" w:hAnsi="Calibri" w:eastAsia="Microsoft YaHei"/>
+                <w:b/>
+                <w:color w:val="FFFFFF"/>
+                <w:sz w:val="15"/>
+              </w:rPr>
+              <w:t>契约</w:t>
+            </w:r>
+          </w:p>
+        </w:tc>
+        <w:tc>
+          <w:tcPr>
+            <w:tcW w:type="dxa" w:w="3960"/>
+            <w:shd w:fill="17365D"/>
+            <w:tcMar>
+              <w:top w:w="75" w:type="dxa"/>
+              <w:start w:w="100" w:type="dxa"/>
+              <w:bottom w:w="75" w:type="dxa"/>
+              <w:end w:w="100" w:type="dxa"/>
+            </w:tcMar>
+            <w:vAlign w:val="center"/>
+          </w:tcPr>
+          <w:p>
+            <w:r>
+              <w:rPr>
+                <w:rFonts w:ascii="Calibri" w:hAnsi="Calibri" w:eastAsia="Microsoft YaHei"/>
+                <w:b/>
+                <w:color w:val="FFFFFF"/>
+                <w:sz w:val="15"/>
+              </w:rPr>
+              <w:t>路径或事件</w:t>
+            </w:r>
+          </w:p>
+        </w:tc>
+        <w:tc>
+          <w:tcPr>
+            <w:tcW w:type="dxa" w:w="4464"/>
+            <w:shd w:fill="17365D"/>
+            <w:tcMar>
+              <w:top w:w="75" w:type="dxa"/>
+              <w:start w:w="100" w:type="dxa"/>
+              <w:bottom w:w="75" w:type="dxa"/>
+              <w:end w:w="100" w:type="dxa"/>
+            </w:tcMar>
+            <w:vAlign w:val="center"/>
+          </w:tcPr>
+          <w:p>
+            <w:r>
+              <w:rPr>
+                <w:rFonts w:ascii="Calibri" w:hAnsi="Calibri" w:eastAsia="Microsoft YaHei"/>
+                <w:b/>
+                <w:color w:val="FFFFFF"/>
+                <w:sz w:val="15"/>
+              </w:rPr>
+              <w:t>开发要求</w:t>
+            </w:r>
+          </w:p>
+        </w:tc>
+      </w:tr>
+      <w:tr>
+        <w:trPr>
+          <w:cantSplit/>
+        </w:trPr>
+        <w:tc>
+          <w:tcPr>
+            <w:tcW w:type="dxa" w:w="1800"/>
+            <w:tcMar>
+              <w:top w:w="75" w:type="dxa"/>
+              <w:start w:w="100" w:type="dxa"/>
+              <w:bottom w:w="75" w:type="dxa"/>
+              <w:end w:w="100" w:type="dxa"/>
+            </w:tcMar>
+            <w:vAlign w:val="center"/>
+          </w:tcPr>
+          <w:p>
+            <w:pPr>
+              <w:spacing w:after="0" w:line="259" w:lineRule="auto"/>
+            </w:pPr>
+            <w:r>
+              <w:rPr>
+                <w:rFonts w:ascii="Calibri" w:hAnsi="Calibri" w:eastAsia="Microsoft YaHei"/>
+                <w:b w:val="0"/>
+                <w:color w:val="1F2937"/>
+                <w:sz w:val="15"/>
+              </w:rPr>
+              <w:t>详情聚合</w:t>
+            </w:r>
+          </w:p>
+        </w:tc>
+        <w:tc>
+          <w:tcPr>
+            <w:tcW w:type="dxa" w:w="3960"/>
+            <w:tcMar>
+              <w:top w:w="75" w:type="dxa"/>
+              <w:start w:w="100" w:type="dxa"/>
+              <w:bottom w:w="75" w:type="dxa"/>
+              <w:end w:w="100" w:type="dxa"/>
+            </w:tcMar>
+            <w:vAlign w:val="center"/>
+          </w:tcPr>
+          <w:p>
+            <w:pPr>
+              <w:spacing w:after="0" w:line="259" w:lineRule="auto"/>
+            </w:pPr>
+            <w:r>
+              <w:rPr>
+                <w:rFonts w:ascii="Calibri" w:hAnsi="Calibri" w:eastAsia="Microsoft YaHei"/>
+                <w:b w:val="0"/>
+                <w:color w:val="1F2937"/>
+                <w:sz w:val="15"/>
+              </w:rPr>
+              <w:t>GET /ops/v1/opportunities/{id}</w:t>
+            </w:r>
+          </w:p>
+        </w:tc>
+        <w:tc>
+          <w:tcPr>
+            <w:tcW w:type="dxa" w:w="4464"/>
+            <w:tcMar>
+              <w:top w:w="75" w:type="dxa"/>
+              <w:start w:w="100" w:type="dxa"/>
+              <w:bottom w:w="75" w:type="dxa"/>
+              <w:end w:w="100" w:type="dxa"/>
+            </w:tcMar>
+            <w:vAlign w:val="center"/>
+          </w:tcPr>
+          <w:p>
+            <w:pPr>
+              <w:spacing w:after="0" w:line="259" w:lineRule="auto"/>
+            </w:pPr>
+            <w:r>
+              <w:rPr>
+                <w:rFonts w:ascii="Calibri" w:hAnsi="Calibri" w:eastAsia="Microsoft YaHei"/>
+                <w:b w:val="0"/>
+                <w:color w:val="1F2937"/>
+                <w:sz w:val="15"/>
+              </w:rPr>
+              <w:t>返回基本资料、状态、version、fieldPermissions、allowedActions、关联计数和各信息组状态。</w:t>
+            </w:r>
+          </w:p>
+        </w:tc>
+      </w:tr>
+      <w:tr>
+        <w:trPr>
+          <w:cantSplit/>
+        </w:trPr>
+        <w:tc>
+          <w:tcPr>
+            <w:tcW w:type="dxa" w:w="1800"/>
+            <w:tcMar>
+              <w:top w:w="75" w:type="dxa"/>
+              <w:start w:w="100" w:type="dxa"/>
+              <w:bottom w:w="75" w:type="dxa"/>
+              <w:end w:w="100" w:type="dxa"/>
+            </w:tcMar>
+            <w:vAlign w:val="center"/>
+            <w:shd w:fill="F4F7FB"/>
+          </w:tcPr>
+          <w:p>
+            <w:pPr>
+              <w:spacing w:after="0" w:line="259" w:lineRule="auto"/>
+            </w:pPr>
+            <w:r>
+              <w:rPr>
+                <w:rFonts w:ascii="Calibri" w:hAnsi="Calibri" w:eastAsia="Microsoft YaHei"/>
+                <w:b w:val="0"/>
+                <w:color w:val="1F2937"/>
+                <w:sz w:val="15"/>
+              </w:rPr>
+              <w:t>状态时间线</w:t>
+            </w:r>
+          </w:p>
+        </w:tc>
+        <w:tc>
+          <w:tcPr>
+            <w:tcW w:type="dxa" w:w="3960"/>
+            <w:tcMar>
+              <w:top w:w="75" w:type="dxa"/>
+              <w:start w:w="100" w:type="dxa"/>
+              <w:bottom w:w="75" w:type="dxa"/>
+              <w:end w:w="100" w:type="dxa"/>
+            </w:tcMar>
+            <w:vAlign w:val="center"/>
+            <w:shd w:fill="F4F7FB"/>
+          </w:tcPr>
+          <w:p>
+            <w:pPr>
+              <w:spacing w:after="0" w:line="259" w:lineRule="auto"/>
+            </w:pPr>
+            <w:r>
+              <w:rPr>
+                <w:rFonts w:ascii="Calibri" w:hAnsi="Calibri" w:eastAsia="Microsoft YaHei"/>
+                <w:b w:val="0"/>
+                <w:color w:val="1F2937"/>
+                <w:sz w:val="15"/>
+              </w:rPr>
+              <w:t>GET /ops/v1/opportunities/{id}/timeline</w:t>
+            </w:r>
+          </w:p>
+        </w:tc>
+        <w:tc>
+          <w:tcPr>
+            <w:tcW w:type="dxa" w:w="4464"/>
+            <w:tcMar>
+              <w:top w:w="75" w:type="dxa"/>
+              <w:start w:w="100" w:type="dxa"/>
+              <w:bottom w:w="75" w:type="dxa"/>
+              <w:end w:w="100" w:type="dxa"/>
+            </w:tcMar>
+            <w:vAlign w:val="center"/>
+            <w:shd w:fill="F4F7FB"/>
+          </w:tcPr>
+          <w:p>
+            <w:pPr>
+              <w:spacing w:after="0" w:line="259" w:lineRule="auto"/>
+            </w:pPr>
+            <w:r>
+              <w:rPr>
+                <w:rFonts w:ascii="Calibri" w:hAnsi="Calibri" w:eastAsia="Microsoft YaHei"/>
+                <w:b w:val="0"/>
+                <w:color w:val="1F2937"/>
+                <w:sz w:val="15"/>
+              </w:rPr>
+              <w:t>按cursor分页返回不可覆盖的业务节点、操作者、来源端、业务时间和接收时间。</w:t>
+            </w:r>
+          </w:p>
+        </w:tc>
+      </w:tr>
+      <w:tr>
+        <w:trPr>
+          <w:cantSplit/>
+        </w:trPr>
+        <w:tc>
+          <w:tcPr>
+            <w:tcW w:type="dxa" w:w="1800"/>
+            <w:tcMar>
+              <w:top w:w="75" w:type="dxa"/>
+              <w:start w:w="100" w:type="dxa"/>
+              <w:bottom w:w="75" w:type="dxa"/>
+              <w:end w:w="100" w:type="dxa"/>
+            </w:tcMar>
+            <w:vAlign w:val="center"/>
+          </w:tcPr>
+          <w:p>
+            <w:pPr>
+              <w:spacing w:after="0" w:line="259" w:lineRule="auto"/>
+            </w:pPr>
+            <w:r>
+              <w:rPr>
+                <w:rFonts w:ascii="Calibri" w:hAnsi="Calibri" w:eastAsia="Microsoft YaHei"/>
+                <w:b w:val="0"/>
+                <w:color w:val="1F2937"/>
+                <w:sz w:val="15"/>
+              </w:rPr>
+              <w:t>关联对象</w:t>
+            </w:r>
+          </w:p>
+        </w:tc>
+        <w:tc>
+          <w:tcPr>
+            <w:tcW w:type="dxa" w:w="3960"/>
+            <w:tcMar>
+              <w:top w:w="75" w:type="dxa"/>
+              <w:start w:w="100" w:type="dxa"/>
+              <w:bottom w:w="75" w:type="dxa"/>
+              <w:end w:w="100" w:type="dxa"/>
+            </w:tcMar>
+            <w:vAlign w:val="center"/>
+          </w:tcPr>
+          <w:p>
+            <w:pPr>
+              <w:spacing w:after="0" w:line="259" w:lineRule="auto"/>
+            </w:pPr>
+            <w:r>
+              <w:rPr>
+                <w:rFonts w:ascii="Calibri" w:hAnsi="Calibri" w:eastAsia="Microsoft YaHei"/>
+                <w:b w:val="0"/>
+                <w:color w:val="1F2937"/>
+                <w:sz w:val="15"/>
+              </w:rPr>
+              <w:t>GET /ops/v1/opportunities/{id}/relations</w:t>
+            </w:r>
+          </w:p>
+        </w:tc>
+        <w:tc>
+          <w:tcPr>
+            <w:tcW w:type="dxa" w:w="4464"/>
+            <w:tcMar>
+              <w:top w:w="75" w:type="dxa"/>
+              <w:start w:w="100" w:type="dxa"/>
+              <w:bottom w:w="75" w:type="dxa"/>
+              <w:end w:w="100" w:type="dxa"/>
+            </w:tcMar>
+            <w:vAlign w:val="center"/>
+          </w:tcPr>
+          <w:p>
+            <w:pPr>
+              <w:spacing w:after="0" w:line="259" w:lineRule="auto"/>
+            </w:pPr>
+            <w:r>
+              <w:rPr>
+                <w:rFonts w:ascii="Calibri" w:hAnsi="Calibri" w:eastAsia="Microsoft YaHei"/>
+                <w:b w:val="0"/>
+                <w:color w:val="1F2937"/>
+                <w:sz w:val="15"/>
+              </w:rPr>
+              <w:t>按relationType分页查询，并执行目标对象数据范围和字段权限。</w:t>
+            </w:r>
+          </w:p>
+        </w:tc>
+      </w:tr>
+      <w:tr>
+        <w:trPr>
+          <w:cantSplit/>
+        </w:trPr>
+        <w:tc>
+          <w:tcPr>
+            <w:tcW w:type="dxa" w:w="1800"/>
+            <w:tcMar>
+              <w:top w:w="75" w:type="dxa"/>
+              <w:start w:w="100" w:type="dxa"/>
+              <w:bottom w:w="75" w:type="dxa"/>
+              <w:end w:w="100" w:type="dxa"/>
+            </w:tcMar>
+            <w:vAlign w:val="center"/>
+            <w:shd w:fill="F4F7FB"/>
+          </w:tcPr>
+          <w:p>
+            <w:pPr>
+              <w:spacing w:after="0" w:line="259" w:lineRule="auto"/>
+            </w:pPr>
+            <w:r>
+              <w:rPr>
+                <w:rFonts w:ascii="Calibri" w:hAnsi="Calibri" w:eastAsia="Microsoft YaHei"/>
+                <w:b w:val="0"/>
+                <w:color w:val="1F2937"/>
+                <w:sz w:val="15"/>
+              </w:rPr>
+              <w:t>操作记录</w:t>
+            </w:r>
+          </w:p>
+        </w:tc>
+        <w:tc>
+          <w:tcPr>
+            <w:tcW w:type="dxa" w:w="3960"/>
+            <w:tcMar>
+              <w:top w:w="75" w:type="dxa"/>
+              <w:start w:w="100" w:type="dxa"/>
+              <w:bottom w:w="75" w:type="dxa"/>
+              <w:end w:w="100" w:type="dxa"/>
+            </w:tcMar>
+            <w:vAlign w:val="center"/>
+            <w:shd w:fill="F4F7FB"/>
+          </w:tcPr>
+          <w:p>
+            <w:pPr>
+              <w:spacing w:after="0" w:line="259" w:lineRule="auto"/>
+            </w:pPr>
+            <w:r>
+              <w:rPr>
+                <w:rFonts w:ascii="Calibri" w:hAnsi="Calibri" w:eastAsia="Microsoft YaHei"/>
+                <w:b w:val="0"/>
+                <w:color w:val="1F2937"/>
+                <w:sz w:val="15"/>
+              </w:rPr>
+              <w:t>GET /ops/v1/opportunities/{id}/activities</w:t>
+            </w:r>
+          </w:p>
+        </w:tc>
+        <w:tc>
+          <w:tcPr>
+            <w:tcW w:type="dxa" w:w="4464"/>
+            <w:tcMar>
+              <w:top w:w="75" w:type="dxa"/>
+              <w:start w:w="100" w:type="dxa"/>
+              <w:bottom w:w="75" w:type="dxa"/>
+              <w:end w:w="100" w:type="dxa"/>
+            </w:tcMar>
+            <w:vAlign w:val="center"/>
+            <w:shd w:fill="F4F7FB"/>
+          </w:tcPr>
+          <w:p>
+            <w:pPr>
+              <w:spacing w:after="0" w:line="259" w:lineRule="auto"/>
+            </w:pPr>
+            <w:r>
+              <w:rPr>
+                <w:rFonts w:ascii="Calibri" w:hAnsi="Calibri" w:eastAsia="Microsoft YaHei"/>
+                <w:b w:val="0"/>
+                <w:color w:val="1F2937"/>
+                <w:sz w:val="15"/>
+              </w:rPr>
+              <w:t>返回字段变更摘要、状态动作、异步任务和权限可见的审计记录。</w:t>
+            </w:r>
+          </w:p>
+        </w:tc>
+      </w:tr>
+      <w:tr>
+        <w:trPr>
+          <w:cantSplit/>
+        </w:trPr>
+        <w:tc>
+          <w:tcPr>
+            <w:tcW w:type="dxa" w:w="1800"/>
+            <w:tcMar>
+              <w:top w:w="75" w:type="dxa"/>
+              <w:start w:w="100" w:type="dxa"/>
+              <w:bottom w:w="75" w:type="dxa"/>
+              <w:end w:w="100" w:type="dxa"/>
+            </w:tcMar>
+            <w:vAlign w:val="center"/>
+          </w:tcPr>
+          <w:p>
+            <w:pPr>
+              <w:spacing w:after="0" w:line="259" w:lineRule="auto"/>
+            </w:pPr>
+            <w:r>
+              <w:rPr>
+                <w:rFonts w:ascii="Calibri" w:hAnsi="Calibri" w:eastAsia="Microsoft YaHei"/>
+                <w:b w:val="0"/>
+                <w:color w:val="1F2937"/>
+                <w:sz w:val="15"/>
+              </w:rPr>
+              <w:t>执行业务动作</w:t>
+            </w:r>
+          </w:p>
+        </w:tc>
+        <w:tc>
+          <w:tcPr>
+            <w:tcW w:type="dxa" w:w="3960"/>
+            <w:tcMar>
+              <w:top w:w="75" w:type="dxa"/>
+              <w:start w:w="100" w:type="dxa"/>
+              <w:bottom w:w="75" w:type="dxa"/>
+              <w:end w:w="100" w:type="dxa"/>
+            </w:tcMar>
+            <w:vAlign w:val="center"/>
+          </w:tcPr>
+          <w:p>
+            <w:pPr>
+              <w:spacing w:after="0" w:line="259" w:lineRule="auto"/>
+            </w:pPr>
+            <w:r>
+              <w:rPr>
+                <w:rFonts w:ascii="Calibri" w:hAnsi="Calibri" w:eastAsia="Microsoft YaHei"/>
+                <w:b w:val="0"/>
+                <w:color w:val="1F2937"/>
+                <w:sz w:val="15"/>
+              </w:rPr>
+              <w:t>POST /ops/v1/opportunities/{id}/actions/{actionCode}</w:t>
+            </w:r>
+          </w:p>
+        </w:tc>
+        <w:tc>
+          <w:tcPr>
+            <w:tcW w:type="dxa" w:w="4464"/>
+            <w:tcMar>
+              <w:top w:w="75" w:type="dxa"/>
+              <w:start w:w="100" w:type="dxa"/>
+              <w:bottom w:w="75" w:type="dxa"/>
+              <w:end w:w="100" w:type="dxa"/>
+            </w:tcMar>
+            <w:vAlign w:val="center"/>
+          </w:tcPr>
+          <w:p>
+            <w:pPr>
+              <w:spacing w:after="0" w:line="259" w:lineRule="auto"/>
+            </w:pPr>
+            <w:r>
+              <w:rPr>
+                <w:rFonts w:ascii="Calibri" w:hAnsi="Calibri" w:eastAsia="Microsoft YaHei"/>
+                <w:b w:val="0"/>
+                <w:color w:val="1F2937"/>
+                <w:sz w:val="15"/>
+              </w:rPr>
+              <w:t>携带expectedVersion和clientRequestId；返回新version、状态、allowedActions及副作用任务。</w:t>
+            </w:r>
+          </w:p>
+        </w:tc>
+      </w:tr>
+      <w:tr>
+        <w:trPr>
+          <w:cantSplit/>
+        </w:trPr>
+        <w:tc>
+          <w:tcPr>
+            <w:tcW w:type="dxa" w:w="1800"/>
+            <w:tcMar>
+              <w:top w:w="75" w:type="dxa"/>
+              <w:start w:w="100" w:type="dxa"/>
+              <w:bottom w:w="75" w:type="dxa"/>
+              <w:end w:w="100" w:type="dxa"/>
+            </w:tcMar>
+            <w:vAlign w:val="center"/>
+            <w:shd w:fill="F4F7FB"/>
+          </w:tcPr>
+          <w:p>
+            <w:pPr>
+              <w:spacing w:after="0" w:line="259" w:lineRule="auto"/>
+            </w:pPr>
+            <w:r>
+              <w:rPr>
+                <w:rFonts w:ascii="Calibri" w:hAnsi="Calibri" w:eastAsia="Microsoft YaHei"/>
+                <w:b w:val="0"/>
+                <w:color w:val="1F2937"/>
+                <w:sz w:val="15"/>
+              </w:rPr>
+              <w:t>详情变更事件</w:t>
+            </w:r>
+          </w:p>
+        </w:tc>
+        <w:tc>
+          <w:tcPr>
+            <w:tcW w:type="dxa" w:w="3960"/>
+            <w:tcMar>
+              <w:top w:w="75" w:type="dxa"/>
+              <w:start w:w="100" w:type="dxa"/>
+              <w:bottom w:w="75" w:type="dxa"/>
+              <w:end w:w="100" w:type="dxa"/>
+            </w:tcMar>
+            <w:vAlign w:val="center"/>
+            <w:shd w:fill="F4F7FB"/>
+          </w:tcPr>
+          <w:p>
+            <w:pPr>
+              <w:spacing w:after="0" w:line="259" w:lineRule="auto"/>
+            </w:pPr>
+            <w:r>
+              <w:rPr>
+                <w:rFonts w:ascii="Calibri" w:hAnsi="Calibri" w:eastAsia="Microsoft YaHei"/>
+                <w:b w:val="0"/>
+                <w:color w:val="1F2937"/>
+                <w:sz w:val="15"/>
+              </w:rPr>
+              <w:t>销售机会.DetailChanged.v1</w:t>
+            </w:r>
+          </w:p>
+        </w:tc>
+        <w:tc>
+          <w:tcPr>
+            <w:tcW w:type="dxa" w:w="4464"/>
+            <w:tcMar>
+              <w:top w:w="75" w:type="dxa"/>
+              <w:start w:w="100" w:type="dxa"/>
+              <w:bottom w:w="75" w:type="dxa"/>
+              <w:end w:w="100" w:type="dxa"/>
+            </w:tcMar>
+            <w:vAlign w:val="center"/>
+            <w:shd w:fill="F4F7FB"/>
+          </w:tcPr>
+          <w:p>
+            <w:pPr>
+              <w:spacing w:after="0" w:line="259" w:lineRule="auto"/>
+            </w:pPr>
+            <w:r>
+              <w:rPr>
+                <w:rFonts w:ascii="Calibri" w:hAnsi="Calibri" w:eastAsia="Microsoft YaHei"/>
+                <w:b w:val="0"/>
+                <w:color w:val="1F2937"/>
+                <w:sz w:val="15"/>
+              </w:rPr>
+              <w:t>包含eventId、aggregateId、version和changedSections；前端只刷新受影响信息组。</w:t>
+            </w:r>
+          </w:p>
+        </w:tc>
+      </w:tr>
+    </w:tbl>
+    <w:p>
+      <w:pPr>
+        <w:spacing w:after="0"/>
+      </w:pPr>
+    </w:p>
+    <w:p>
+      <w:pPr>
+        <w:pStyle w:val="Heading2"/>
+      </w:pPr>
+      <w:r>
+        <w:t>5.7 详情页异常边界与验收</w:t>
+      </w:r>
+    </w:p>
+    <w:tbl>
+      <w:tblPr>
+        <w:tblStyle w:val="TableGrid"/>
+        <w:tblW w:type="dxa" w:w="10224"/>
+        <w:jc w:val="center"/>
+        <w:tblLayout w:type="fixed"/>
+        <w:tblLook w:firstColumn="1" w:firstRow="1" w:lastColumn="0" w:lastRow="0" w:noHBand="0" w:noVBand="1" w:val="04A0"/>
+      </w:tblPr>
+      <w:tblGrid>
+        <w:gridCol w:w="1944"/>
+        <w:gridCol w:w="8280"/>
+      </w:tblGrid>
+      <w:tr>
+        <w:trPr>
+          <w:tblHeader/>
+        </w:trPr>
+        <w:tc>
+          <w:tcPr>
+            <w:tcW w:type="dxa" w:w="1944"/>
+            <w:shd w:fill="17365D"/>
+            <w:tcMar>
+              <w:top w:w="75" w:type="dxa"/>
+              <w:start w:w="100" w:type="dxa"/>
+              <w:bottom w:w="75" w:type="dxa"/>
+              <w:end w:w="100" w:type="dxa"/>
+            </w:tcMar>
+            <w:vAlign w:val="center"/>
+          </w:tcPr>
+          <w:p>
+            <w:r>
+              <w:rPr>
+                <w:rFonts w:ascii="Calibri" w:hAnsi="Calibri" w:eastAsia="Microsoft YaHei"/>
+                <w:b/>
+                <w:color w:val="FFFFFF"/>
+                <w:sz w:val="16"/>
+              </w:rPr>
+              <w:t>验收ID</w:t>
+            </w:r>
+          </w:p>
+        </w:tc>
+        <w:tc>
+          <w:tcPr>
+            <w:tcW w:type="dxa" w:w="8280"/>
+            <w:shd w:fill="17365D"/>
+            <w:tcMar>
+              <w:top w:w="75" w:type="dxa"/>
+              <w:start w:w="100" w:type="dxa"/>
+              <w:bottom w:w="75" w:type="dxa"/>
+              <w:end w:w="100" w:type="dxa"/>
+            </w:tcMar>
+            <w:vAlign w:val="center"/>
+          </w:tcPr>
+          <w:p>
+            <w:r>
+              <w:rPr>
+                <w:rFonts w:ascii="Calibri" w:hAnsi="Calibri" w:eastAsia="Microsoft YaHei"/>
+                <w:b/>
+                <w:color w:val="FFFFFF"/>
+                <w:sz w:val="16"/>
+              </w:rPr>
+              <w:t>验收条件</w:t>
+            </w:r>
+          </w:p>
+        </w:tc>
+      </w:tr>
+      <w:tr>
+        <w:trPr>
+          <w:cantSplit/>
+        </w:trPr>
+        <w:tc>
+          <w:tcPr>
+            <w:tcW w:type="dxa" w:w="1944"/>
+            <w:tcMar>
+              <w:top w:w="75" w:type="dxa"/>
+              <w:start w:w="100" w:type="dxa"/>
+              <w:bottom w:w="75" w:type="dxa"/>
+              <w:end w:w="100" w:type="dxa"/>
+            </w:tcMar>
+            <w:vAlign w:val="center"/>
+          </w:tcPr>
+          <w:p>
+            <w:pPr>
+              <w:spacing w:after="0" w:line="259" w:lineRule="auto"/>
+            </w:pPr>
+            <w:r>
+              <w:rPr>
+                <w:rFonts w:ascii="Calibri" w:hAnsi="Calibri" w:eastAsia="Microsoft YaHei"/>
+                <w:b w:val="0"/>
+                <w:color w:val="1F2937"/>
+                <w:sz w:val="16"/>
+              </w:rPr>
+              <w:t>OS-OPS-PRD-04-DAC01</w:t>
+            </w:r>
+          </w:p>
+        </w:tc>
+        <w:tc>
+          <w:tcPr>
+            <w:tcW w:type="dxa" w:w="8280"/>
+            <w:tcMar>
+              <w:top w:w="75" w:type="dxa"/>
+              <w:start w:w="100" w:type="dxa"/>
+              <w:bottom w:w="75" w:type="dxa"/>
+              <w:end w:w="100" w:type="dxa"/>
+            </w:tcMar>
+            <w:vAlign w:val="center"/>
+          </w:tcPr>
+          <w:p>
+            <w:pPr>
+              <w:spacing w:after="0" w:line="259" w:lineRule="auto"/>
+            </w:pPr>
+            <w:r>
+              <w:rPr>
+                <w:rFonts w:ascii="Calibri" w:hAnsi="Calibri" w:eastAsia="Microsoft YaHei"/>
+                <w:b w:val="0"/>
+                <w:color w:val="1F2937"/>
+                <w:sz w:val="16"/>
+              </w:rPr>
+              <w:t>从列表、业务编号或深链均能打开同一对象详情并在返回时保留列表上下文</w:t>
+            </w:r>
+          </w:p>
+        </w:tc>
+      </w:tr>
+      <w:tr>
+        <w:trPr>
+          <w:cantSplit/>
+        </w:trPr>
+        <w:tc>
+          <w:tcPr>
+            <w:tcW w:type="dxa" w:w="1944"/>
+            <w:tcMar>
+              <w:top w:w="75" w:type="dxa"/>
+              <w:start w:w="100" w:type="dxa"/>
+              <w:bottom w:w="75" w:type="dxa"/>
+              <w:end w:w="100" w:type="dxa"/>
+            </w:tcMar>
+            <w:vAlign w:val="center"/>
+            <w:shd w:fill="F4F7FB"/>
+          </w:tcPr>
+          <w:p>
+            <w:pPr>
+              <w:spacing w:after="0" w:line="259" w:lineRule="auto"/>
+            </w:pPr>
+            <w:r>
+              <w:rPr>
+                <w:rFonts w:ascii="Calibri" w:hAnsi="Calibri" w:eastAsia="Microsoft YaHei"/>
+                <w:b w:val="0"/>
+                <w:color w:val="1F2937"/>
+                <w:sz w:val="16"/>
+              </w:rPr>
+              <w:t>OS-OPS-PRD-04-DAC02</w:t>
+            </w:r>
+          </w:p>
+        </w:tc>
+        <w:tc>
+          <w:tcPr>
+            <w:tcW w:type="dxa" w:w="8280"/>
+            <w:tcMar>
+              <w:top w:w="75" w:type="dxa"/>
+              <w:start w:w="100" w:type="dxa"/>
+              <w:bottom w:w="75" w:type="dxa"/>
+              <w:end w:w="100" w:type="dxa"/>
+            </w:tcMar>
+            <w:vAlign w:val="center"/>
+            <w:shd w:fill="F4F7FB"/>
+          </w:tcPr>
+          <w:p>
+            <w:pPr>
+              <w:spacing w:after="0" w:line="259" w:lineRule="auto"/>
+            </w:pPr>
+            <w:r>
+              <w:rPr>
+                <w:rFonts w:ascii="Calibri" w:hAnsi="Calibri" w:eastAsia="Microsoft YaHei"/>
+                <w:b w:val="0"/>
+                <w:color w:val="1F2937"/>
+                <w:sz w:val="16"/>
+              </w:rPr>
+              <w:t>详情覆盖新增编辑字段、系统字段、状态、责任人、关联业务、附件和操作记录</w:t>
+            </w:r>
+          </w:p>
+        </w:tc>
+      </w:tr>
+      <w:tr>
+        <w:trPr>
+          <w:cantSplit/>
+        </w:trPr>
+        <w:tc>
+          <w:tcPr>
+            <w:tcW w:type="dxa" w:w="1944"/>
+            <w:tcMar>
+              <w:top w:w="75" w:type="dxa"/>
+              <w:start w:w="100" w:type="dxa"/>
+              <w:bottom w:w="75" w:type="dxa"/>
+              <w:end w:w="100" w:type="dxa"/>
+            </w:tcMar>
+            <w:vAlign w:val="center"/>
+          </w:tcPr>
+          <w:p>
+            <w:pPr>
+              <w:spacing w:after="0" w:line="259" w:lineRule="auto"/>
+            </w:pPr>
+            <w:r>
+              <w:rPr>
+                <w:rFonts w:ascii="Calibri" w:hAnsi="Calibri" w:eastAsia="Microsoft YaHei"/>
+                <w:b w:val="0"/>
+                <w:color w:val="1F2937"/>
+                <w:sz w:val="16"/>
+              </w:rPr>
+              <w:t>OS-OPS-PRD-04-DAC03</w:t>
+            </w:r>
+          </w:p>
+        </w:tc>
+        <w:tc>
+          <w:tcPr>
+            <w:tcW w:type="dxa" w:w="8280"/>
+            <w:tcMar>
+              <w:top w:w="75" w:type="dxa"/>
+              <w:start w:w="100" w:type="dxa"/>
+              <w:bottom w:w="75" w:type="dxa"/>
+              <w:end w:w="100" w:type="dxa"/>
+            </w:tcMar>
+            <w:vAlign w:val="center"/>
+          </w:tcPr>
+          <w:p>
+            <w:pPr>
+              <w:spacing w:after="0" w:line="259" w:lineRule="auto"/>
+            </w:pPr>
+            <w:r>
+              <w:rPr>
+                <w:rFonts w:ascii="Calibri" w:hAnsi="Calibri" w:eastAsia="Microsoft YaHei"/>
+                <w:b w:val="0"/>
+                <w:color w:val="1F2937"/>
+                <w:sz w:val="16"/>
+              </w:rPr>
+              <w:t>对象级和字段级权限在接口返回前生效，无权限内容不会先显示后遮盖</w:t>
+            </w:r>
+          </w:p>
+        </w:tc>
+      </w:tr>
+      <w:tr>
+        <w:trPr>
+          <w:cantSplit/>
+        </w:trPr>
+        <w:tc>
+          <w:tcPr>
+            <w:tcW w:type="dxa" w:w="1944"/>
+            <w:tcMar>
+              <w:top w:w="75" w:type="dxa"/>
+              <w:start w:w="100" w:type="dxa"/>
+              <w:bottom w:w="75" w:type="dxa"/>
+              <w:end w:w="100" w:type="dxa"/>
+            </w:tcMar>
+            <w:vAlign w:val="center"/>
+            <w:shd w:fill="F4F7FB"/>
+          </w:tcPr>
+          <w:p>
+            <w:pPr>
+              <w:spacing w:after="0" w:line="259" w:lineRule="auto"/>
+            </w:pPr>
+            <w:r>
+              <w:rPr>
+                <w:rFonts w:ascii="Calibri" w:hAnsi="Calibri" w:eastAsia="Microsoft YaHei"/>
+                <w:b w:val="0"/>
+                <w:color w:val="1F2937"/>
+                <w:sz w:val="16"/>
+              </w:rPr>
+              <w:t>OS-OPS-PRD-04-DAC04</w:t>
+            </w:r>
+          </w:p>
+        </w:tc>
+        <w:tc>
+          <w:tcPr>
+            <w:tcW w:type="dxa" w:w="8280"/>
+            <w:tcMar>
+              <w:top w:w="75" w:type="dxa"/>
+              <w:start w:w="100" w:type="dxa"/>
+              <w:bottom w:w="75" w:type="dxa"/>
+              <w:end w:w="100" w:type="dxa"/>
+            </w:tcMar>
+            <w:vAlign w:val="center"/>
+            <w:shd w:fill="F4F7FB"/>
+          </w:tcPr>
+          <w:p>
+            <w:pPr>
+              <w:spacing w:after="0" w:line="259" w:lineRule="auto"/>
+            </w:pPr>
+            <w:r>
+              <w:rPr>
+                <w:rFonts w:ascii="Calibri" w:hAnsi="Calibri" w:eastAsia="Microsoft YaHei"/>
+                <w:b w:val="0"/>
+                <w:color w:val="1F2937"/>
+                <w:sz w:val="16"/>
+              </w:rPr>
+              <w:t>当前状态、时间线、操作记录和allowedActions使用同一id与version且可以相互解释</w:t>
+            </w:r>
+          </w:p>
+        </w:tc>
+      </w:tr>
+      <w:tr>
+        <w:trPr>
+          <w:cantSplit/>
+        </w:trPr>
+        <w:tc>
+          <w:tcPr>
+            <w:tcW w:type="dxa" w:w="1944"/>
+            <w:tcMar>
+              <w:top w:w="75" w:type="dxa"/>
+              <w:start w:w="100" w:type="dxa"/>
+              <w:bottom w:w="75" w:type="dxa"/>
+              <w:end w:w="100" w:type="dxa"/>
+            </w:tcMar>
+            <w:vAlign w:val="center"/>
+          </w:tcPr>
+          <w:p>
+            <w:pPr>
+              <w:spacing w:after="0" w:line="259" w:lineRule="auto"/>
+            </w:pPr>
+            <w:r>
+              <w:rPr>
+                <w:rFonts w:ascii="Calibri" w:hAnsi="Calibri" w:eastAsia="Microsoft YaHei"/>
+                <w:b w:val="0"/>
+                <w:color w:val="1F2937"/>
+                <w:sz w:val="16"/>
+              </w:rPr>
+              <w:t>OS-OPS-PRD-04-DAC05</w:t>
+            </w:r>
+          </w:p>
+        </w:tc>
+        <w:tc>
+          <w:tcPr>
+            <w:tcW w:type="dxa" w:w="8280"/>
+            <w:tcMar>
+              <w:top w:w="75" w:type="dxa"/>
+              <w:start w:w="100" w:type="dxa"/>
+              <w:bottom w:w="75" w:type="dxa"/>
+              <w:end w:w="100" w:type="dxa"/>
+            </w:tcMar>
+            <w:vAlign w:val="center"/>
+          </w:tcPr>
+          <w:p>
+            <w:pPr>
+              <w:spacing w:after="0" w:line="259" w:lineRule="auto"/>
+            </w:pPr>
+            <w:r>
+              <w:rPr>
+                <w:rFonts w:ascii="Calibri" w:hAnsi="Calibri" w:eastAsia="Microsoft YaHei"/>
+                <w:b w:val="0"/>
+                <w:color w:val="1F2937"/>
+                <w:sz w:val="16"/>
+              </w:rPr>
+              <w:t>每个动作同时校验角色、dataScope、状态、expectedVersion和业务前置</w:t>
+            </w:r>
+          </w:p>
+        </w:tc>
+      </w:tr>
+      <w:tr>
+        <w:trPr>
+          <w:cantSplit/>
+        </w:trPr>
+        <w:tc>
+          <w:tcPr>
+            <w:tcW w:type="dxa" w:w="1944"/>
+            <w:tcMar>
+              <w:top w:w="75" w:type="dxa"/>
+              <w:start w:w="100" w:type="dxa"/>
+              <w:bottom w:w="75" w:type="dxa"/>
+              <w:end w:w="100" w:type="dxa"/>
+            </w:tcMar>
+            <w:vAlign w:val="center"/>
+            <w:shd w:fill="F4F7FB"/>
+          </w:tcPr>
+          <w:p>
+            <w:pPr>
+              <w:spacing w:after="0" w:line="259" w:lineRule="auto"/>
+            </w:pPr>
+            <w:r>
+              <w:rPr>
+                <w:rFonts w:ascii="Calibri" w:hAnsi="Calibri" w:eastAsia="Microsoft YaHei"/>
+                <w:b w:val="0"/>
+                <w:color w:val="1F2937"/>
+                <w:sz w:val="16"/>
+              </w:rPr>
+              <w:t>OS-OPS-PRD-04-DAC06</w:t>
+            </w:r>
+          </w:p>
+        </w:tc>
+        <w:tc>
+          <w:tcPr>
+            <w:tcW w:type="dxa" w:w="8280"/>
+            <w:tcMar>
+              <w:top w:w="75" w:type="dxa"/>
+              <w:start w:w="100" w:type="dxa"/>
+              <w:bottom w:w="75" w:type="dxa"/>
+              <w:end w:w="100" w:type="dxa"/>
+            </w:tcMar>
+            <w:vAlign w:val="center"/>
+            <w:shd w:fill="F4F7FB"/>
+          </w:tcPr>
+          <w:p>
+            <w:pPr>
+              <w:spacing w:after="0" w:line="259" w:lineRule="auto"/>
+            </w:pPr>
+            <w:r>
+              <w:rPr>
+                <w:rFonts w:ascii="Calibri" w:hAnsi="Calibri" w:eastAsia="Microsoft YaHei"/>
+                <w:b w:val="0"/>
+                <w:color w:val="1F2937"/>
+                <w:sz w:val="16"/>
+              </w:rPr>
+              <w:t>关联对象数量、列表和跳转目标一致，目标对象无权时不泄露敏感摘要</w:t>
+            </w:r>
+          </w:p>
+        </w:tc>
+      </w:tr>
+      <w:tr>
+        <w:trPr>
+          <w:cantSplit/>
+        </w:trPr>
+        <w:tc>
+          <w:tcPr>
+            <w:tcW w:type="dxa" w:w="1944"/>
+            <w:tcMar>
+              <w:top w:w="75" w:type="dxa"/>
+              <w:start w:w="100" w:type="dxa"/>
+              <w:bottom w:w="75" w:type="dxa"/>
+              <w:end w:w="100" w:type="dxa"/>
+            </w:tcMar>
+            <w:vAlign w:val="center"/>
+          </w:tcPr>
+          <w:p>
+            <w:pPr>
+              <w:spacing w:after="0" w:line="259" w:lineRule="auto"/>
+            </w:pPr>
+            <w:r>
+              <w:rPr>
+                <w:rFonts w:ascii="Calibri" w:hAnsi="Calibri" w:eastAsia="Microsoft YaHei"/>
+                <w:b w:val="0"/>
+                <w:color w:val="1F2937"/>
+                <w:sz w:val="16"/>
+              </w:rPr>
+              <w:t>OS-OPS-PRD-04-DAC07</w:t>
+            </w:r>
+          </w:p>
+        </w:tc>
+        <w:tc>
+          <w:tcPr>
+            <w:tcW w:type="dxa" w:w="8280"/>
+            <w:tcMar>
+              <w:top w:w="75" w:type="dxa"/>
+              <w:start w:w="100" w:type="dxa"/>
+              <w:bottom w:w="75" w:type="dxa"/>
+              <w:end w:w="100" w:type="dxa"/>
+            </w:tcMar>
+            <w:vAlign w:val="center"/>
+          </w:tcPr>
+          <w:p>
+            <w:pPr>
+              <w:spacing w:after="0" w:line="259" w:lineRule="auto"/>
+            </w:pPr>
+            <w:r>
+              <w:rPr>
+                <w:rFonts w:ascii="Calibri" w:hAnsi="Calibri" w:eastAsia="Microsoft YaHei"/>
+                <w:b w:val="0"/>
+                <w:color w:val="1F2937"/>
+                <w:sz w:val="16"/>
+              </w:rPr>
+              <w:t>附件预览下载校验扫描状态和权限并形成审计</w:t>
+            </w:r>
+          </w:p>
+        </w:tc>
+      </w:tr>
+      <w:tr>
+        <w:trPr>
+          <w:cantSplit/>
+        </w:trPr>
+        <w:tc>
+          <w:tcPr>
+            <w:tcW w:type="dxa" w:w="1944"/>
+            <w:tcMar>
+              <w:top w:w="75" w:type="dxa"/>
+              <w:start w:w="100" w:type="dxa"/>
+              <w:bottom w:w="75" w:type="dxa"/>
+              <w:end w:w="100" w:type="dxa"/>
+            </w:tcMar>
+            <w:vAlign w:val="center"/>
+            <w:shd w:fill="F4F7FB"/>
+          </w:tcPr>
+          <w:p>
+            <w:pPr>
+              <w:spacing w:after="0" w:line="259" w:lineRule="auto"/>
+            </w:pPr>
+            <w:r>
+              <w:rPr>
+                <w:rFonts w:ascii="Calibri" w:hAnsi="Calibri" w:eastAsia="Microsoft YaHei"/>
+                <w:b w:val="0"/>
+                <w:color w:val="1F2937"/>
+                <w:sz w:val="16"/>
+              </w:rPr>
+              <w:t>OS-OPS-PRD-04-DAC08</w:t>
+            </w:r>
+          </w:p>
+        </w:tc>
+        <w:tc>
+          <w:tcPr>
+            <w:tcW w:type="dxa" w:w="8280"/>
+            <w:tcMar>
+              <w:top w:w="75" w:type="dxa"/>
+              <w:start w:w="100" w:type="dxa"/>
+              <w:bottom w:w="75" w:type="dxa"/>
+              <w:end w:w="100" w:type="dxa"/>
+            </w:tcMar>
+            <w:vAlign w:val="center"/>
+            <w:shd w:fill="F4F7FB"/>
+          </w:tcPr>
+          <w:p>
+            <w:pPr>
+              <w:spacing w:after="0" w:line="259" w:lineRule="auto"/>
+            </w:pPr>
+            <w:r>
+              <w:rPr>
+                <w:rFonts w:ascii="Calibri" w:hAnsi="Calibri" w:eastAsia="Microsoft YaHei"/>
+                <w:b w:val="0"/>
+                <w:color w:val="1F2937"/>
+                <w:sz w:val="16"/>
+              </w:rPr>
+              <w:t>409并发冲突保留未提交输入并提示最新版本，重复clientRequestId不产生重复副作用</w:t>
+            </w:r>
+          </w:p>
+        </w:tc>
+      </w:tr>
+      <w:tr>
+        <w:trPr>
+          <w:cantSplit/>
+        </w:trPr>
+        <w:tc>
+          <w:tcPr>
+            <w:tcW w:type="dxa" w:w="1944"/>
+            <w:tcMar>
+              <w:top w:w="75" w:type="dxa"/>
+              <w:start w:w="100" w:type="dxa"/>
+              <w:bottom w:w="75" w:type="dxa"/>
+              <w:end w:w="100" w:type="dxa"/>
+            </w:tcMar>
+            <w:vAlign w:val="center"/>
+          </w:tcPr>
+          <w:p>
+            <w:pPr>
+              <w:spacing w:after="0" w:line="259" w:lineRule="auto"/>
+            </w:pPr>
+            <w:r>
+              <w:rPr>
+                <w:rFonts w:ascii="Calibri" w:hAnsi="Calibri" w:eastAsia="Microsoft YaHei"/>
+                <w:b w:val="0"/>
+                <w:color w:val="1F2937"/>
+                <w:sz w:val="16"/>
+              </w:rPr>
+              <w:t>OS-OPS-PRD-04-DAC09</w:t>
+            </w:r>
+          </w:p>
+        </w:tc>
+        <w:tc>
+          <w:tcPr>
+            <w:tcW w:type="dxa" w:w="8280"/>
+            <w:tcMar>
+              <w:top w:w="75" w:type="dxa"/>
+              <w:start w:w="100" w:type="dxa"/>
+              <w:bottom w:w="75" w:type="dxa"/>
+              <w:end w:w="100" w:type="dxa"/>
+            </w:tcMar>
+            <w:vAlign w:val="center"/>
+          </w:tcPr>
+          <w:p>
+            <w:pPr>
+              <w:spacing w:after="0" w:line="259" w:lineRule="auto"/>
+            </w:pPr>
+            <w:r>
+              <w:rPr>
+                <w:rFonts w:ascii="Calibri" w:hAnsi="Calibri" w:eastAsia="Microsoft YaHei"/>
+                <w:b w:val="0"/>
+                <w:color w:val="1F2937"/>
+                <w:sz w:val="16"/>
+              </w:rPr>
+              <w:t>异步失败、第三方失败和部分成功均显示任务编号、错误与补偿入口</w:t>
+            </w:r>
+          </w:p>
+        </w:tc>
+      </w:tr>
+      <w:tr>
+        <w:trPr>
+          <w:cantSplit/>
+        </w:trPr>
+        <w:tc>
+          <w:tcPr>
+            <w:tcW w:type="dxa" w:w="1944"/>
+            <w:tcMar>
+              <w:top w:w="75" w:type="dxa"/>
+              <w:start w:w="100" w:type="dxa"/>
+              <w:bottom w:w="75" w:type="dxa"/>
+              <w:end w:w="100" w:type="dxa"/>
+            </w:tcMar>
+            <w:vAlign w:val="center"/>
+            <w:shd w:fill="F4F7FB"/>
+          </w:tcPr>
+          <w:p>
+            <w:pPr>
+              <w:spacing w:after="0" w:line="259" w:lineRule="auto"/>
+            </w:pPr>
+            <w:r>
+              <w:rPr>
+                <w:rFonts w:ascii="Calibri" w:hAnsi="Calibri" w:eastAsia="Microsoft YaHei"/>
+                <w:b w:val="0"/>
+                <w:color w:val="1F2937"/>
+                <w:sz w:val="16"/>
+              </w:rPr>
+              <w:t>OS-OPS-PRD-04-DAC10</w:t>
+            </w:r>
+          </w:p>
+        </w:tc>
+        <w:tc>
+          <w:tcPr>
+            <w:tcW w:type="dxa" w:w="8280"/>
+            <w:tcMar>
+              <w:top w:w="75" w:type="dxa"/>
+              <w:start w:w="100" w:type="dxa"/>
+              <w:bottom w:w="75" w:type="dxa"/>
+              <w:end w:w="100" w:type="dxa"/>
+            </w:tcMar>
+            <w:vAlign w:val="center"/>
+            <w:shd w:fill="F4F7FB"/>
+          </w:tcPr>
+          <w:p>
+            <w:pPr>
+              <w:spacing w:after="0" w:line="259" w:lineRule="auto"/>
+            </w:pPr>
+            <w:r>
+              <w:rPr>
+                <w:rFonts w:ascii="Calibri" w:hAnsi="Calibri" w:eastAsia="Microsoft YaHei"/>
+                <w:b w:val="0"/>
+                <w:color w:val="1F2937"/>
+                <w:sz w:val="16"/>
+              </w:rPr>
+              <w:t>详情变更事件只刷新changedSections，重新查询后各页签数据与主域一致</w:t>
+            </w:r>
+          </w:p>
+        </w:tc>
+      </w:tr>
+    </w:tbl>
+    <w:p>
+      <w:pPr>
+        <w:spacing w:after="0"/>
+      </w:pPr>
     </w:p>
     <w:p>
       <w:pPr>
@@ -14194,7 +18332,7 @@
         <w:color w:val="667085"/>
         <w:sz w:val="15"/>
       </w:rPr>
-      <w:t xml:space="preserve">V2.3  |  2026-09-09  |  </w:t>
+      <w:t xml:space="preserve">V2.5  |  2026-09-09  |  </w:t>
     </w:r>
     <w:r>
       <w:fldChar w:fldCharType="begin"/>
@@ -14940,9 +19078,6 @@
     <w:rsid w:val="00FC693F"/>
     <w:pPr>
       <w:keepNext/>
-      <w:pBdr>
-        <w:bottom w:val="single" w:sz="8" w:space="4" w:color="4F81BD" w:themeColor="accent1"/>
-      </w:pBdr>
       <w:spacing w:after="200" w:line="240" w:lineRule="auto" w:before="0"/>
       <w:contextualSpacing/>
     </w:pPr>

--- a/operations-requirements/downloads/04_销售机会 PRD.docx
+++ b/operations-requirements/downloads/04_销售机会 PRD.docx
@@ -57,9 +57,7 @@
       </w:r>
     </w:p>
     <w:p>
-      <w:r>
-        <w:br w:type="page"/>
-      </w:r>
+      <w:r/>
     </w:p>
     <w:p>
       <w:pPr>
@@ -989,40 +987,7 @@
       <w:pPr>
         <w:jc w:val="center"/>
       </w:pPr>
-      <w:r>
-        <w:drawing>
-          <wp:inline xmlns:a="http://schemas.openxmlformats.org/drawingml/2006/main" xmlns:pic="http://schemas.openxmlformats.org/drawingml/2006/picture">
-            <wp:extent cx="6172200" cy="3471862"/>
-            <wp:docPr id="1" name="Picture 1"/>
-            <wp:cNvGraphicFramePr>
-              <a:graphicFrameLocks noChangeAspect="1"/>
-            </wp:cNvGraphicFramePr>
-            <a:graphic>
-              <a:graphicData uri="http://schemas.openxmlformats.org/drawingml/2006/picture">
-                <pic:pic>
-                  <pic:nvPicPr>
-                    <pic:cNvPr id="0" name="ops-04-opportunities.png"/>
-                    <pic:cNvPicPr/>
-                  </pic:nvPicPr>
-                  <pic:blipFill>
-                    <a:blip r:embed="rId11"/>
-                    <a:stretch>
-                      <a:fillRect/>
-                    </a:stretch>
-                  </pic:blipFill>
-                  <pic:spPr>
-                    <a:xfrm>
-                      <a:off x="0" y="0"/>
-                      <a:ext cx="6172200" cy="3471862"/>
-                    </a:xfrm>
-                    <a:prstGeom prst="rect"/>
-                  </pic:spPr>
-                </pic:pic>
-              </a:graphicData>
-            </a:graphic>
-          </wp:inline>
-        </w:drawing>
-      </w:r>
+      <w:r/>
     </w:p>
     <w:p>
       <w:pPr>
@@ -1266,7 +1231,7 @@
                 <w:color w:val="1F2937"/>
                 <w:sz w:val="16"/>
               </w:rPr>
-              <w:t>查询条件可组合、重置并在返回时保留；列表与导出共用同一数据范围；按钮依据权限、状态和allowedActions显示。</w:t>
+              <w:t>查询条件可组合、重置并在返回时保留；列表与导出共用同一数据范围；按钮依据权限、状态和当前允许操作显示。</w:t>
             </w:r>
           </w:p>
         </w:tc>
@@ -1325,7 +1290,7 @@
                 <w:color w:val="1F2937"/>
                 <w:sz w:val="16"/>
               </w:rPr>
-              <w:t>所有行级和详情动作由allowedActions控制；无权限时隐藏入口，直接调用接口仍返回403并记录审计。</w:t>
+              <w:t>所有行级和详情动作由当前允许操作控制；无权限时隐藏入口，直接调用接口仍返回403并记录审计。</w:t>
             </w:r>
           </w:p>
         </w:tc>
@@ -1340,40 +1305,7 @@
       <w:pPr>
         <w:jc w:val="center"/>
       </w:pPr>
-      <w:r>
-        <w:drawing>
-          <wp:inline xmlns:a="http://schemas.openxmlformats.org/drawingml/2006/main" xmlns:pic="http://schemas.openxmlformats.org/drawingml/2006/picture">
-            <wp:extent cx="6172200" cy="3857625"/>
-            <wp:docPr id="2" name="Picture 2"/>
-            <wp:cNvGraphicFramePr>
-              <a:graphicFrameLocks noChangeAspect="1"/>
-            </wp:cNvGraphicFramePr>
-            <a:graphic>
-              <a:graphicData uri="http://schemas.openxmlformats.org/drawingml/2006/picture">
-                <pic:pic>
-                  <pic:nvPicPr>
-                    <pic:cNvPr id="0" name="ops-04-opportunities-add.png"/>
-                    <pic:cNvPicPr/>
-                  </pic:nvPicPr>
-                  <pic:blipFill>
-                    <a:blip r:embed="rId12"/>
-                    <a:stretch>
-                      <a:fillRect/>
-                    </a:stretch>
-                  </pic:blipFill>
-                  <pic:spPr>
-                    <a:xfrm>
-                      <a:off x="0" y="0"/>
-                      <a:ext cx="6172200" cy="3857625"/>
-                    </a:xfrm>
-                    <a:prstGeom prst="rect"/>
-                  </pic:spPr>
-                </pic:pic>
-              </a:graphicData>
-            </a:graphic>
-          </wp:inline>
-        </w:drawing>
-      </w:r>
+      <w:r/>
     </w:p>
     <w:p>
       <w:pPr>
@@ -1676,7 +1608,7 @@
                 <w:color w:val="1F2937"/>
                 <w:sz w:val="16"/>
               </w:rPr>
-              <w:t>所有行级和详情动作由allowedActions控制；无权限时隐藏入口，直接调用接口仍返回403并记录审计。</w:t>
+              <w:t>所有行级和详情动作由当前允许操作控制；无权限时隐藏入口，直接调用接口仍返回403并记录审计。</w:t>
             </w:r>
           </w:p>
         </w:tc>
@@ -3217,7 +3149,7 @@
                 <w:color w:val="1F2937"/>
                 <w:sz w:val="16"/>
               </w:rPr>
-              <w:t>按Asia/Hong_Kong显示；空值显示—，排序使用原始时间。</w:t>
+              <w:t>按香港时间显示；空值显示—，排序使用原始时间。</w:t>
             </w:r>
           </w:p>
         </w:tc>
@@ -3326,7 +3258,7 @@
                 <w:color w:val="1F2937"/>
                 <w:sz w:val="16"/>
               </w:rPr>
-              <w:t>根据allowedActions显示查看、编辑及状态动作；后端再次鉴权。</w:t>
+              <w:t>根据当前允许操作显示查看、编辑及状态动作；后端再次鉴权。</w:t>
             </w:r>
           </w:p>
         </w:tc>
@@ -8446,7 +8378,7 @@
         <w:pStyle w:val="ListBullet"/>
       </w:pPr>
       <w:r>
-        <w:t>首次打开新增表单使用服务端默认值；编辑表单显示当前version</w:t>
+        <w:t>首次打开新增表单使用服务端默认值；编辑表单显示当前数据版本</w:t>
       </w:r>
     </w:p>
     <w:p>
@@ -8719,7 +8651,7 @@
                 <w:color w:val="1F2937"/>
                 <w:sz w:val="16"/>
               </w:rPr>
-              <w:t>返回id、业务编号、version、当前状态、asOfTime、fieldPermissions和allowedActions；页面以响应为唯一展示依据。</w:t>
+              <w:t>返回id、业务编号、数据版本、当前状态、数据截止时间、字段权限和当前允许操作；页面以响应为唯一展示依据。</w:t>
             </w:r>
           </w:p>
         </w:tc>
@@ -8951,7 +8883,7 @@
                 <w:color w:val="1F2937"/>
                 <w:sz w:val="16"/>
               </w:rPr>
-              <w:t>基本资料可显示时保留页面，仅在失败的信息组显示错误、traceId和重试；不得把缺失值显示为0或正常状态。</w:t>
+              <w:t>基本资料可显示时保留页面，仅在失败的信息组显示错误、链路追踪编号和重试；不得把缺失值显示为0或正常状态。</w:t>
             </w:r>
           </w:p>
         </w:tc>
@@ -9540,7 +9472,7 @@
                 <w:color w:val="1F2937"/>
                 <w:sz w:val="15"/>
               </w:rPr>
-              <w:t>version、createdAt、createdBy、updatedAt、updatedBy、sourceChannel、requestId</w:t>
+              <w:t>数据版本、创建时间、创建人、更新时间、更新人、来源渠道、请求编号</w:t>
             </w:r>
           </w:p>
         </w:tc>
@@ -9754,7 +9686,7 @@
                 <w:color w:val="1F2937"/>
                 <w:sz w:val="15"/>
               </w:rPr>
-              <w:t>由服务端currentStatus和statusLabel返回；页面不得根据按钮、时间或关联对象自行推断。</w:t>
+              <w:t>由服务端当前状态和状态名称返回；页面不得根据按钮、时间或关联对象自行推断。</w:t>
             </w:r>
           </w:p>
         </w:tc>
@@ -9840,7 +9772,7 @@
                 <w:color w:val="1F2937"/>
                 <w:sz w:val="15"/>
               </w:rPr>
-              <w:t>每个节点显示eventId、状态、业务时间、服务器接收时间、操作者、来源端、原因和结果；重试不得覆盖历史。</w:t>
+              <w:t>每个节点显示事件编号、状态、业务时间、服务器接收时间、操作者、来源端、原因和结果；重试不得覆盖历史。</w:t>
             </w:r>
           </w:p>
         </w:tc>
@@ -10196,7 +10128,7 @@
                 <w:color w:val="1F2937"/>
                 <w:sz w:val="15"/>
               </w:rPr>
-              <w:t>按fieldPermissions显示、脱敏或隐藏；编辑入口只在allowedActions含EDIT时出现。</w:t>
+              <w:t>按字段权限显示、脱敏或隐藏；编辑入口只在当前允许操作含EDIT时出现。</w:t>
             </w:r>
           </w:p>
         </w:tc>
@@ -10282,7 +10214,7 @@
                 <w:color w:val="1F2937"/>
                 <w:sz w:val="15"/>
               </w:rPr>
-              <w:t>关联列表返回对象类型、编号、名称、状态、关系、关键时间和detailUrl；按权限分页加载。</w:t>
+              <w:t>关联列表返回对象类型、编号、名称、状态、关系、关键时间和详情地址；按权限分页加载。</w:t>
             </w:r>
           </w:p>
         </w:tc>
@@ -10451,7 +10383,7 @@
                 <w:color w:val="1F2937"/>
                 <w:sz w:val="15"/>
               </w:rPr>
-              <w:t>支持按记录类型筛选；默认最新优先，时间字段统一使用Asia/Hong_Kong展示。</w:t>
+              <w:t>支持按记录类型筛选；默认最新优先，时间字段统一使用香港时间展示。</w:t>
             </w:r>
           </w:p>
         </w:tc>
@@ -10714,7 +10646,7 @@
                 <w:color w:val="1F2937"/>
                 <w:sz w:val="14"/>
               </w:rPr>
-              <w:t>用户登录有效并具备创建或批量权限；关联主数据有效且属于dataScope；页面已加载最新字典、业务配置和allowedActions。</w:t>
+              <w:t>用户登录有效并具备创建或批量权限；关联主数据有效且属于数据权限范围；页面已加载最新字典、业务配置和当前允许操作。</w:t>
             </w:r>
           </w:p>
         </w:tc>
@@ -10740,7 +10672,7 @@
                 <w:color w:val="1F2937"/>
                 <w:sz w:val="14"/>
               </w:rPr>
-              <w:t>必须选择来源线索或说明人工创建来源；继承可追溯字段并生成OP编号。 成功后刷新version、状态、时间线、关联数量和allowedActions；失败不得提前改变界面主状态。</w:t>
+              <w:t>必须选择来源线索或说明人工创建来源；继承可追溯字段并生成OP编号。 成功后刷新数据版本、状态、时间线、关联数量和当前允许操作；失败不得提前改变界面主状态。</w:t>
             </w:r>
           </w:p>
         </w:tc>
@@ -10853,7 +10785,7 @@
                 <w:color w:val="1F2937"/>
                 <w:sz w:val="14"/>
               </w:rPr>
-              <w:t>用户登录有效；目标对象存在且属于用户dataScope；当前状态包含该动作；页面持有最新version和allowedActions。涉及金额、库存、附件或第三方结果时必须回源确认。</w:t>
+              <w:t>用户登录有效；目标对象存在且属于用户数据权限范围；当前状态包含该动作；页面持有最新数据版本和当前允许操作。涉及金额、库存、附件或第三方结果时必须回源确认。</w:t>
             </w:r>
           </w:p>
         </w:tc>
@@ -10880,7 +10812,7 @@
                 <w:color w:val="1F2937"/>
                 <w:sz w:val="14"/>
               </w:rPr>
-              <w:t>阶段前进需满足必填条件；回退必须填写原因。 成功后刷新version、状态、时间线、关联数量和allowedActions；失败不得提前改变界面主状态。</w:t>
+              <w:t>阶段前进需满足必填条件；回退必须填写原因。 成功后刷新数据版本、状态、时间线、关联数量和当前允许操作；失败不得提前改变界面主状态。</w:t>
             </w:r>
           </w:p>
         </w:tc>
@@ -10989,7 +10921,7 @@
                 <w:color w:val="1F2937"/>
                 <w:sz w:val="14"/>
               </w:rPr>
-              <w:t>用户登录有效；目标对象存在且属于用户dataScope；当前状态包含该动作；页面持有最新version和allowedActions。涉及金额、库存、附件或第三方结果时必须回源确认。</w:t>
+              <w:t>用户登录有效；目标对象存在且属于用户数据权限范围；当前状态包含该动作；页面持有最新数据版本和当前允许操作。涉及金额、库存、附件或第三方结果时必须回源确认。</w:t>
             </w:r>
           </w:p>
         </w:tc>
@@ -11015,7 +10947,7 @@
                 <w:color w:val="1F2937"/>
                 <w:sz w:val="14"/>
               </w:rPr>
-              <w:t>保存价格、折扣、有效期和报价版本，旧版本只读。 成功后刷新version、状态、时间线、关联数量和allowedActions；失败不得提前改变界面主状态。</w:t>
+              <w:t>保存价格、折扣、有效期和报价版本，旧版本只读。 成功后刷新数据版本、状态、时间线、关联数量和当前允许操作；失败不得提前改变界面主状态。</w:t>
             </w:r>
           </w:p>
         </w:tc>
@@ -11128,7 +11060,7 @@
                 <w:color w:val="1F2937"/>
                 <w:sz w:val="14"/>
               </w:rPr>
-              <w:t>用户登录有效；目标对象存在且属于用户dataScope；当前状态包含该动作；页面持有最新version和allowedActions。涉及金额、库存、附件或第三方结果时必须回源确认。</w:t>
+              <w:t>用户登录有效；目标对象存在且属于用户数据权限范围；当前状态包含该动作；页面持有最新数据版本和当前允许操作。涉及金额、库存、附件或第三方结果时必须回源确认。</w:t>
             </w:r>
           </w:p>
         </w:tc>
@@ -11155,7 +11087,7 @@
                 <w:color w:val="1F2937"/>
                 <w:sz w:val="14"/>
               </w:rPr>
-              <w:t>仅方案报价或商务确认阶段可执行，校验客户、产品、库存、金额和审批。 成功后刷新version、状态、时间线、关联数量和allowedActions；失败不得提前改变界面主状态。</w:t>
+              <w:t>仅方案报价或商务确认阶段可执行，校验客户、产品、库存、金额和审批。 成功后刷新数据版本、状态、时间线、关联数量和当前允许操作；失败不得提前改变界面主状态。</w:t>
             </w:r>
           </w:p>
         </w:tc>
@@ -11264,7 +11196,7 @@
                 <w:color w:val="1F2937"/>
                 <w:sz w:val="14"/>
               </w:rPr>
-              <w:t>用户登录有效；目标对象存在且属于用户dataScope；当前状态包含该动作；页面持有最新version和allowedActions。涉及金额、库存、附件或第三方结果时必须回源确认。</w:t>
+              <w:t>用户登录有效；目标对象存在且属于用户数据权限范围；当前状态包含该动作；页面持有最新数据版本和当前允许操作。涉及金额、库存、附件或第三方结果时必须回源确认。</w:t>
             </w:r>
           </w:p>
         </w:tc>
@@ -11290,7 +11222,7 @@
                 <w:color w:val="1F2937"/>
                 <w:sz w:val="14"/>
               </w:rPr>
-              <w:t>选择赢单、输单或取消原因；关闭后仅允许查看和重新开启审批。 成功后刷新version、状态、时间线、关联数量和allowedActions；失败不得提前改变界面主状态。</w:t>
+              <w:t>选择赢单、输单或取消原因；关闭后仅允许查看和重新开启审批。 成功后刷新数据版本、状态、时间线、关联数量和当前允许操作；失败不得提前改变界面主状态。</w:t>
             </w:r>
           </w:p>
         </w:tc>
@@ -11306,7 +11238,7 @@
         <w:pStyle w:val="ListBullet"/>
       </w:pPr>
       <w:r>
-        <w:t>主动作与次动作严格按照allowedActions显示并固定actionCode映射</w:t>
+        <w:t>主动作与次动作严格按照当前允许操作显示并固定操作类型映射</w:t>
       </w:r>
     </w:p>
     <w:p>
@@ -11322,7 +11254,7 @@
         <w:pStyle w:val="ListBullet"/>
       </w:pPr>
       <w:r>
-        <w:t>提交携带id、expectedVersion和clientRequestId，服务端重复校验角色、数据范围、状态及业务前置</w:t>
+        <w:t>提交携带id、预期数据版本和客户端请求编号，服务端重复校验角色、数据范围、状态及业务前置</w:t>
       </w:r>
     </w:p>
     <w:p>
@@ -11330,7 +11262,7 @@
         <w:pStyle w:val="ListBullet"/>
       </w:pPr>
       <w:r>
-        <w:t>动作超时先用clientRequestId查询结果，禁止直接重复扣款、发券、发通知、发布或迁移</w:t>
+        <w:t>动作超时先用客户端请求编号查询结果，禁止直接重复扣款、发券、发通知、发布或迁移</w:t>
       </w:r>
     </w:p>
     <w:p>
@@ -11517,7 +11449,7 @@
                 <w:color w:val="1F2937"/>
                 <w:sz w:val="15"/>
               </w:rPr>
-              <w:t>返回基本资料、状态、version、fieldPermissions、allowedActions、关联计数和各信息组状态。</w:t>
+              <w:t>返回基本资料、状态、数据版本、字段权限、当前允许操作、关联计数和各信息组状态。</w:t>
             </w:r>
           </w:p>
         </w:tc>
@@ -11686,7 +11618,7 @@
                 <w:color w:val="1F2937"/>
                 <w:sz w:val="15"/>
               </w:rPr>
-              <w:t>按relationType分页查询，并执行目标对象数据范围和字段权限。</w:t>
+              <w:t>按关联类型分页查询，并执行目标对象数据范围和字段权限。</w:t>
             </w:r>
           </w:p>
         </w:tc>
@@ -11829,7 +11761,7 @@
                 <w:color w:val="1F2937"/>
                 <w:sz w:val="15"/>
               </w:rPr>
-              <w:t>POST /ops/v1/opportunities/{id}/actions/{actionCode}</w:t>
+              <w:t>POST /ops/v1/opportunities/{id}/actions/{操作类型}</w:t>
             </w:r>
           </w:p>
         </w:tc>
@@ -11855,7 +11787,7 @@
                 <w:color w:val="1F2937"/>
                 <w:sz w:val="15"/>
               </w:rPr>
-              <w:t>携带expectedVersion和clientRequestId；返回新version、状态、allowedActions及副作用任务。</w:t>
+              <w:t>携带预期数据版本和客户端请求编号；返回新数据版本、状态、当前允许操作及副作用任务。</w:t>
             </w:r>
           </w:p>
         </w:tc>
@@ -11914,7 +11846,7 @@
                 <w:color w:val="1F2937"/>
                 <w:sz w:val="15"/>
               </w:rPr>
-              <w:t>销售机会.DetailChanged.v1</w:t>
+              <w:t>销售机会.详情变化事件.v1</w:t>
             </w:r>
           </w:p>
         </w:tc>
@@ -11941,7 +11873,7 @@
                 <w:color w:val="1F2937"/>
                 <w:sz w:val="15"/>
               </w:rPr>
-              <w:t>包含eventId、aggregateId、version和changedSections；前端只刷新受影响信息组。</w:t>
+              <w:t>包含事件编号、业务对象编号、数据版本和发生变化的页面区域；前端只刷新受影响信息组。</w:t>
             </w:r>
           </w:p>
         </w:tc>
@@ -12252,7 +12184,7 @@
                 <w:color w:val="1F2937"/>
                 <w:sz w:val="16"/>
               </w:rPr>
-              <w:t>当前状态、时间线、操作记录和allowedActions使用同一id与version且可以相互解释</w:t>
+              <w:t>当前状态、时间线、操作记录和当前允许操作使用同一id与数据版本且可以相互解释</w:t>
             </w:r>
           </w:p>
         </w:tc>
@@ -12309,7 +12241,7 @@
                 <w:color w:val="1F2937"/>
                 <w:sz w:val="16"/>
               </w:rPr>
-              <w:t>每个动作同时校验角色、dataScope、状态、expectedVersion和业务前置</w:t>
+              <w:t>每个动作同时校验角色、数据权限范围、状态、预期数据版本和业务前置</w:t>
             </w:r>
           </w:p>
         </w:tc>
@@ -12484,7 +12416,7 @@
                 <w:color w:val="1F2937"/>
                 <w:sz w:val="16"/>
               </w:rPr>
-              <w:t>409并发冲突保留未提交输入并提示最新版本，重复clientRequestId不产生重复副作用</w:t>
+              <w:t>409并发冲突保留未提交输入并提示最新版本，重复客户端请求编号不产生重复副作用</w:t>
             </w:r>
           </w:p>
         </w:tc>
@@ -12600,7 +12532,7 @@
                 <w:color w:val="1F2937"/>
                 <w:sz w:val="16"/>
               </w:rPr>
-              <w:t>详情变更事件只刷新changedSections，重新查询后各页签数据与主域一致</w:t>
+              <w:t>详情变更事件只刷新发生变化的页面区域，重新查询后各页签数据与主域一致</w:t>
             </w:r>
           </w:p>
         </w:tc>
@@ -13210,7 +13142,7 @@
           <w:color w:val="1F2937"/>
           <w:sz w:val="19"/>
         </w:rPr>
-        <w:t>用户登录有效并具备创建或批量权限；关联主数据有效且属于dataScope；页面已加载最新字典、业务配置和allowedActions。</w:t>
+        <w:t>用户登录有效并具备创建或批量权限；关联主数据有效且属于数据权限范围；页面已加载最新字典、业务配置和当前允许操作。</w:t>
       </w:r>
     </w:p>
     <w:p>
@@ -13256,7 +13188,7 @@
           <w:color w:val="1F2937"/>
           <w:sz w:val="19"/>
         </w:rPr>
-        <w:t>服务端使用clientRequestId幂等校验，在事务内生成业务编号、主对象、初始状态和审计记录；事务提交后发布领域事件。必须选择来源线索或说明人工创建来源；继承可追溯字段并生成OP编号。</w:t>
+        <w:t>服务端使用客户端请求编号幂等校验，在事务内生成业务编号、主对象、初始状态和审计记录；事务提交后发布领域事件。必须选择来源线索或说明人工创建来源；继承可追溯字段并生成OP编号。</w:t>
       </w:r>
     </w:p>
     <w:p>
@@ -13302,7 +13234,7 @@
           <w:color w:val="1F2937"/>
           <w:sz w:val="19"/>
         </w:rPr>
-        <w:t>页面提示“新增销售机会成功”，刷新对象状态、version、allowedActions、关联对象和时间线；如产生异步任务，同时显示任务编号和进度入口。</w:t>
+        <w:t>页面提示“新增销售机会成功”，刷新对象状态、数据版本、当前允许操作、关联对象和时间线；如产生异步任务，同时显示任务编号和进度入口。</w:t>
       </w:r>
     </w:p>
     <w:p>
@@ -13325,7 +13257,7 @@
           <w:color w:val="1F2937"/>
           <w:sz w:val="19"/>
         </w:rPr>
-        <w:t>400定位到具体字段并保留输入；403隐藏敏感内容并记录拒绝审计；409展示最新状态并要求刷新；超时先按clientRequestId查询执行结果；部分成功展示逐项明细和补偿入口。</w:t>
+        <w:t>400定位到具体字段并保留输入；403隐藏敏感内容并记录拒绝审计；409展示最新状态并要求刷新；超时先按客户端请求编号查询执行结果；部分成功展示逐项明细和补偿入口。</w:t>
       </w:r>
     </w:p>
     <w:p>
@@ -13448,7 +13380,7 @@
           <w:color w:val="1F2937"/>
           <w:sz w:val="19"/>
         </w:rPr>
-        <w:t>用户登录有效；目标对象存在且属于用户dataScope；当前状态包含该动作；页面持有最新version和allowedActions。涉及金额、库存、附件或第三方结果时必须回源确认。</w:t>
+        <w:t>用户登录有效；目标对象存在且属于用户数据权限范围；当前状态包含该动作；页面持有最新数据版本和当前允许操作。涉及金额、库存、附件或第三方结果时必须回源确认。</w:t>
       </w:r>
     </w:p>
     <w:p>
@@ -13494,7 +13426,7 @@
           <w:color w:val="1F2937"/>
           <w:sz w:val="19"/>
         </w:rPr>
-        <w:t>服务端调用POST /ops/v1/opportunities/{id}/actions/{action}，校验权限、当前状态、expectedVersion和业务不变量，在事务中写入状态及时间线。阶段前进需满足必填条件；回退必须填写原因。</w:t>
+        <w:t>服务端调用POST /ops/v1/opportunities/{id}/actions/{action}，校验权限、当前状态、预期数据版本和业务不变量，在事务中写入状态及时间线。阶段前进需满足必填条件；回退必须填写原因。</w:t>
       </w:r>
     </w:p>
     <w:p>
@@ -13540,7 +13472,7 @@
           <w:color w:val="1F2937"/>
           <w:sz w:val="19"/>
         </w:rPr>
-        <w:t>页面提示“更新阶段成功”，刷新对象状态、version、allowedActions、关联对象和时间线；如产生异步任务，同时显示任务编号和进度入口。</w:t>
+        <w:t>页面提示“更新阶段成功”，刷新对象状态、数据版本、当前允许操作、关联对象和时间线；如产生异步任务，同时显示任务编号和进度入口。</w:t>
       </w:r>
     </w:p>
     <w:p>
@@ -13563,7 +13495,7 @@
           <w:color w:val="1F2937"/>
           <w:sz w:val="19"/>
         </w:rPr>
-        <w:t>400定位到具体字段并保留输入；403隐藏敏感内容并记录拒绝审计；409展示最新状态并要求刷新；超时先按clientRequestId查询执行结果；部分成功展示逐项明细和补偿入口。</w:t>
+        <w:t>400定位到具体字段并保留输入；403隐藏敏感内容并记录拒绝审计；409展示最新状态并要求刷新；超时先按客户端请求编号查询执行结果；部分成功展示逐项明细和补偿入口。</w:t>
       </w:r>
     </w:p>
     <w:p>
@@ -13686,7 +13618,7 @@
           <w:color w:val="1F2937"/>
           <w:sz w:val="19"/>
         </w:rPr>
-        <w:t>用户登录有效；目标对象存在且属于用户dataScope；当前状态包含该动作；页面持有最新version和allowedActions。涉及金额、库存、附件或第三方结果时必须回源确认。</w:t>
+        <w:t>用户登录有效；目标对象存在且属于用户数据权限范围；当前状态包含该动作；页面持有最新数据版本和当前允许操作。涉及金额、库存、附件或第三方结果时必须回源确认。</w:t>
       </w:r>
     </w:p>
     <w:p>
@@ -13709,7 +13641,7 @@
           <w:color w:val="1F2937"/>
           <w:sz w:val="19"/>
         </w:rPr>
-        <w:t>打开编辑界面并显示当前version，维护机会编号、来源线索、负责人、负责人邮箱、标题、阶段、租用租期、金额、成功率、意向地区、其他地区、呎吋；受引用字段变更时展示影响对象，保存前确认生效范围。</w:t>
+        <w:t>打开编辑界面并显示当前数据版本，维护机会编号、来源线索、负责人、负责人邮箱、标题、阶段、租用租期、金额、成功率、意向地区、其他地区、呎吋；受引用字段变更时展示影响对象，保存前确认生效范围。</w:t>
       </w:r>
     </w:p>
     <w:p>
@@ -13732,7 +13664,7 @@
           <w:color w:val="1F2937"/>
           <w:sz w:val="19"/>
         </w:rPr>
-        <w:t>服务端以expectedVersion执行并发控制，校验引用关系和生效时间；保存新版本并记录变更前后值。保存价格、折扣、有效期和报价版本，旧版本只读。</w:t>
+        <w:t>服务端以预期数据版本执行并发控制，校验引用关系和生效时间；保存新版本并记录变更前后值。保存价格、折扣、有效期和报价版本，旧版本只读。</w:t>
       </w:r>
     </w:p>
     <w:p>
@@ -13778,7 +13710,7 @@
           <w:color w:val="1F2937"/>
           <w:sz w:val="19"/>
         </w:rPr>
-        <w:t>页面提示“维护报价成功”，刷新对象状态、version、allowedActions、关联对象和时间线；如产生异步任务，同时显示任务编号和进度入口。</w:t>
+        <w:t>页面提示“维护报价成功”，刷新对象状态、数据版本、当前允许操作、关联对象和时间线；如产生异步任务，同时显示任务编号和进度入口。</w:t>
       </w:r>
     </w:p>
     <w:p>
@@ -13801,7 +13733,7 @@
           <w:color w:val="1F2937"/>
           <w:sz w:val="19"/>
         </w:rPr>
-        <w:t>400定位到具体字段并保留输入；403隐藏敏感内容并记录拒绝审计；409展示最新状态并要求刷新；超时先按clientRequestId查询执行结果；部分成功展示逐项明细和补偿入口。</w:t>
+        <w:t>400定位到具体字段并保留输入；403隐藏敏感内容并记录拒绝审计；409展示最新状态并要求刷新；超时先按客户端请求编号查询执行结果；部分成功展示逐项明细和补偿入口。</w:t>
       </w:r>
     </w:p>
     <w:p>
@@ -13924,7 +13856,7 @@
           <w:color w:val="1F2937"/>
           <w:sz w:val="19"/>
         </w:rPr>
-        <w:t>用户登录有效；目标对象存在且属于用户dataScope；当前状态包含该动作；页面持有最新version和allowedActions。涉及金额、库存、附件或第三方结果时必须回源确认。</w:t>
+        <w:t>用户登录有效；目标对象存在且属于用户数据权限范围；当前状态包含该动作；页面持有最新数据版本和当前允许操作。涉及金额、库存、附件或第三方结果时必须回源确认。</w:t>
       </w:r>
     </w:p>
     <w:p>
@@ -13970,7 +13902,7 @@
           <w:color w:val="1F2937"/>
           <w:sz w:val="19"/>
         </w:rPr>
-        <w:t>服务端调用POST /ops/v1/opportunities/{id}/actions/{action}，校验权限、当前状态、expectedVersion和业务不变量，在事务中写入状态及时间线。仅方案报价或商务确认阶段可执行，校验客户、产品、库存、金额和审批。</w:t>
+        <w:t>服务端调用POST /ops/v1/opportunities/{id}/actions/{action}，校验权限、当前状态、预期数据版本和业务不变量，在事务中写入状态及时间线。仅方案报价或商务确认阶段可执行，校验客户、产品、库存、金额和审批。</w:t>
       </w:r>
     </w:p>
     <w:p>
@@ -14016,7 +13948,7 @@
           <w:color w:val="1F2937"/>
           <w:sz w:val="19"/>
         </w:rPr>
-        <w:t>页面提示“转销售订单成功”，刷新对象状态、version、allowedActions、关联对象和时间线；如产生异步任务，同时显示任务编号和进度入口。</w:t>
+        <w:t>页面提示“转销售订单成功”，刷新对象状态、数据版本、当前允许操作、关联对象和时间线；如产生异步任务，同时显示任务编号和进度入口。</w:t>
       </w:r>
     </w:p>
     <w:p>
@@ -14039,7 +13971,7 @@
           <w:color w:val="1F2937"/>
           <w:sz w:val="19"/>
         </w:rPr>
-        <w:t>400定位到具体字段并保留输入；403隐藏敏感内容并记录拒绝审计；409展示最新状态并要求刷新；超时先按clientRequestId查询执行结果；部分成功展示逐项明细和补偿入口。</w:t>
+        <w:t>400定位到具体字段并保留输入；403隐藏敏感内容并记录拒绝审计；409展示最新状态并要求刷新；超时先按客户端请求编号查询执行结果；部分成功展示逐项明细和补偿入口。</w:t>
       </w:r>
     </w:p>
     <w:p>
@@ -14162,7 +14094,7 @@
           <w:color w:val="1F2937"/>
           <w:sz w:val="19"/>
         </w:rPr>
-        <w:t>用户登录有效；目标对象存在且属于用户dataScope；当前状态包含该动作；页面持有最新version和allowedActions。涉及金额、库存、附件或第三方结果时必须回源确认。</w:t>
+        <w:t>用户登录有效；目标对象存在且属于用户数据权限范围；当前状态包含该动作；页面持有最新数据版本和当前允许操作。涉及金额、库存、附件或第三方结果时必须回源确认。</w:t>
       </w:r>
     </w:p>
     <w:p>
@@ -14208,7 +14140,7 @@
           <w:color w:val="1F2937"/>
           <w:sz w:val="19"/>
         </w:rPr>
-        <w:t>服务端调用POST /ops/v1/opportunities/{id}/actions/{action}，校验权限、当前状态、expectedVersion和业务不变量，在事务中写入状态及时间线。选择赢单、输单或取消原因；关闭后仅允许查看和重新开启审批。</w:t>
+        <w:t>服务端调用POST /ops/v1/opportunities/{id}/actions/{action}，校验权限、当前状态、预期数据版本和业务不变量，在事务中写入状态及时间线。选择赢单、输单或取消原因；关闭后仅允许查看和重新开启审批。</w:t>
       </w:r>
     </w:p>
     <w:p>
@@ -14254,7 +14186,7 @@
           <w:color w:val="1F2937"/>
           <w:sz w:val="19"/>
         </w:rPr>
-        <w:t>页面提示“关闭机会成功”，刷新对象状态、version、allowedActions、关联对象和时间线；如产生异步任务，同时显示任务编号和进度入口。</w:t>
+        <w:t>页面提示“关闭机会成功”，刷新对象状态、数据版本、当前允许操作、关联对象和时间线；如产生异步任务，同时显示任务编号和进度入口。</w:t>
       </w:r>
     </w:p>
     <w:p>
@@ -14277,7 +14209,7 @@
           <w:color w:val="1F2937"/>
           <w:sz w:val="19"/>
         </w:rPr>
-        <w:t>400定位到具体字段并保留输入；403隐藏敏感内容并记录拒绝审计；409展示最新状态并要求刷新；超时先按clientRequestId查询执行结果；部分成功展示逐项明细和补偿入口。</w:t>
+        <w:t>400定位到具体字段并保留输入；403隐藏敏感内容并记录拒绝审计；409展示最新状态并要求刷新；超时先按客户端请求编号查询执行结果；部分成功展示逐项明细和补偿入口。</w:t>
       </w:r>
     </w:p>
     <w:p>
@@ -14347,7 +14279,7 @@
         <w:pStyle w:val="ListBullet"/>
       </w:pPr>
       <w:r>
-        <w:t>提交clientRequestId、expectedVersion和业务参数</w:t>
+        <w:t>提交客户端请求编号、预期数据版本和业务参数</w:t>
       </w:r>
     </w:p>
     <w:p>
@@ -14363,7 +14295,7 @@
         <w:pStyle w:val="ListBullet"/>
       </w:pPr>
       <w:r>
-        <w:t>事务提交后返回业务编号、version、状态、allowedActions和副作用任务编号</w:t>
+        <w:t>事务提交后返回业务编号、数据版本、状态、当前允许操作和副作用任务编号</w:t>
       </w:r>
     </w:p>
     <w:p>
@@ -15063,7 +14995,7 @@
                 <w:color w:val="1F2937"/>
                 <w:sz w:val="17"/>
               </w:rPr>
-              <w:t>所有写请求携带clientRequestId和expectedVersion，重复请求返回首次结果</w:t>
+              <w:t>所有写请求携带客户端请求编号和预期数据版本，重复请求返回首次结果</w:t>
             </w:r>
           </w:p>
         </w:tc>
@@ -15120,7 +15052,7 @@
                 <w:color w:val="1F2937"/>
                 <w:sz w:val="17"/>
               </w:rPr>
-              <w:t>服务端返回allowedActions，前端仅据此展示按钮，后端仍逐动作鉴权</w:t>
+              <w:t>服务端返回当前允许操作，前端仅据此展示按钮，后端仍逐动作鉴权</w:t>
             </w:r>
           </w:p>
         </w:tc>
@@ -15482,7 +15414,7 @@
                 <w:color w:val="1F2937"/>
                 <w:sz w:val="16"/>
               </w:rPr>
-              <w:t>clientRequestId、客户确认和附件</w:t>
+              <w:t>客户端请求编号、客户确认和附件</w:t>
             </w:r>
           </w:p>
         </w:tc>
@@ -15568,7 +15500,7 @@
                 <w:color w:val="1F2937"/>
                 <w:sz w:val="16"/>
               </w:rPr>
-              <w:t>业务编号、状态、allowedActions和审计</w:t>
+              <w:t>业务编号、状态、当前允许操作和审计</w:t>
             </w:r>
           </w:p>
         </w:tc>
@@ -15752,40 +15684,7 @@
       <w:pPr>
         <w:jc w:val="center"/>
       </w:pPr>
-      <w:r>
-        <w:drawing>
-          <wp:inline xmlns:a="http://schemas.openxmlformats.org/drawingml/2006/main" xmlns:pic="http://schemas.openxmlformats.org/drawingml/2006/picture">
-            <wp:extent cx="6080760" cy="2322850"/>
-            <wp:docPr id="3" name="Picture 3"/>
-            <wp:cNvGraphicFramePr>
-              <a:graphicFrameLocks noChangeAspect="1"/>
-            </wp:cNvGraphicFramePr>
-            <a:graphic>
-              <a:graphicData uri="http://schemas.openxmlformats.org/drawingml/2006/picture">
-                <pic:pic>
-                  <pic:nvPicPr>
-                    <pic:cNvPr id="0" name="04-3e5b6bad-0-1.png"/>
-                    <pic:cNvPicPr/>
-                  </pic:nvPicPr>
-                  <pic:blipFill>
-                    <a:blip r:embed="rId13"/>
-                    <a:stretch>
-                      <a:fillRect/>
-                    </a:stretch>
-                  </pic:blipFill>
-                  <pic:spPr>
-                    <a:xfrm>
-                      <a:off x="0" y="0"/>
-                      <a:ext cx="6080760" cy="2322850"/>
-                    </a:xfrm>
-                    <a:prstGeom prst="rect"/>
-                  </pic:spPr>
-                </pic:pic>
-              </a:graphicData>
-            </a:graphic>
-          </wp:inline>
-        </w:drawing>
-      </w:r>
+      <w:r/>
     </w:p>
     <w:p>
       <w:pPr>
@@ -16079,7 +15978,7 @@
         <w:pStyle w:val="ListBullet"/>
       </w:pPr>
       <w:r>
-        <w:t>客户端缓存仅用于展示，金额、库存、状态和allowedActions必须回源</w:t>
+        <w:t>客户端缓存仅用于展示，金额、库存、状态和当前允许操作必须回源</w:t>
       </w:r>
     </w:p>
     <w:p>
@@ -16087,7 +15986,7 @@
         <w:pStyle w:val="ListBullet"/>
       </w:pPr>
       <w:r>
-        <w:t>离线或网络重试沿用同一clientRequestId，禁止产生重复业务对象</w:t>
+        <w:t>离线或网络重试沿用同一客户端请求编号，禁止产生重复业务对象</w:t>
       </w:r>
     </w:p>
     <w:p>
@@ -16266,7 +16165,7 @@
                 <w:color w:val="1F2937"/>
                 <w:sz w:val="16"/>
               </w:rPr>
-              <w:t>分页、排序、筛选、dataScope、字段脱敏和总数</w:t>
+              <w:t>分页、排序、筛选、数据权限范围、字段脱敏和总数</w:t>
             </w:r>
           </w:p>
         </w:tc>
@@ -16352,7 +16251,7 @@
                 <w:color w:val="1F2937"/>
                 <w:sz w:val="16"/>
               </w:rPr>
-              <w:t>返回version、关联对象、时间线和allowedActions</w:t>
+              <w:t>返回数据版本、关联对象、时间线和当前允许操作</w:t>
             </w:r>
           </w:p>
         </w:tc>
@@ -16435,7 +16334,7 @@
                 <w:color w:val="1F2937"/>
                 <w:sz w:val="16"/>
               </w:rPr>
-              <w:t>使用clientRequestId幂等，返回业务编号</w:t>
+              <w:t>使用客户端请求编号幂等，返回业务编号</w:t>
             </w:r>
           </w:p>
         </w:tc>
@@ -16521,7 +16420,7 @@
                 <w:color w:val="1F2937"/>
                 <w:sz w:val="16"/>
               </w:rPr>
-              <w:t>使用expectedVersion，冲突返回409</w:t>
+              <w:t>使用预期数据版本，冲突返回409</w:t>
             </w:r>
           </w:p>
         </w:tc>
@@ -16690,7 +16589,7 @@
                 <w:color w:val="1F2937"/>
                 <w:sz w:val="16"/>
               </w:rPr>
-              <w:t>包含eventId、aggregateId、version、occurredAt和最小业务数据</w:t>
+              <w:t>包含事件编号、业务对象编号、数据版本、发生时间和最小业务数据</w:t>
             </w:r>
           </w:p>
         </w:tc>
@@ -17105,7 +17004,7 @@
                 <w:color w:val="1F2937"/>
                 <w:sz w:val="16"/>
               </w:rPr>
-              <w:t>返回409和最新version摘要</w:t>
+              <w:t>返回409和最新数据版本摘要</w:t>
             </w:r>
           </w:p>
         </w:tc>
@@ -17636,7 +17535,7 @@
                 <w:color w:val="1F2937"/>
                 <w:sz w:val="17"/>
               </w:rPr>
-              <w:t>每个操作仅在allowedActions允许时显示，直接调用接口仍执行权限与状态校验。</w:t>
+              <w:t>每个操作仅在当前允许操作允许时显示，直接调用接口仍执行权限与状态校验。</w:t>
             </w:r>
           </w:p>
         </w:tc>
